--- a/06-学生侧材料/讲义/学生专用版/3-物理化学/化学动力学计算建模-超级充实版（学生专用版）.docx
+++ b/06-学生侧材料/讲义/学生专用版/3-物理化学/化学动力学计算建模-超级充实版（学生专用版）.docx
@@ -28096,7 +28096,10 @@
           </m:e>
           <m:sup>
             <m:r>
-              <m:t>θ</m:t>
+              <m:rPr>
+                <m:sty m:val="p"/>
+              </m:rPr>
+              <m:t>∘</m:t>
             </m:r>
           </m:sup>
         </m:sSup>
@@ -28450,7 +28453,10 @@
           </m:e>
           <m:sup>
             <m:r>
-              <m:t>θ</m:t>
+              <m:rPr>
+                <m:sty m:val="p"/>
+              </m:rPr>
+              <m:t>∘</m:t>
             </m:r>
           </m:sup>
         </m:sSup>
@@ -28511,7 +28517,10 @@
           </m:e>
           <m:sup>
             <m:r>
-              <m:t>θ</m:t>
+              <m:rPr>
+                <m:sty m:val="p"/>
+              </m:rPr>
+              <m:t>∘</m:t>
             </m:r>
           </m:sup>
         </m:sSup>
@@ -28638,7 +28647,10 @@
           </m:e>
           <m:sup>
             <m:r>
-              <m:t>θ</m:t>
+              <m:rPr>
+                <m:sty m:val="p"/>
+              </m:rPr>
+              <m:t>∘</m:t>
             </m:r>
           </m:sup>
         </m:sSup>
@@ -28930,7 +28942,10 @@
           </m:e>
           <m:sup>
             <m:r>
-              <m:t>θ</m:t>
+              <m:rPr>
+                <m:sty m:val="p"/>
+              </m:rPr>
+              <m:t>∘</m:t>
             </m:r>
           </m:sup>
         </m:sSup>
@@ -29093,7 +29108,10 @@
           </m:e>
           <m:sup>
             <m:r>
-              <m:t>θ</m:t>
+              <m:rPr>
+                <m:sty m:val="p"/>
+              </m:rPr>
+              <m:t>∘</m:t>
             </m:r>
           </m:sup>
         </m:sSup>
@@ -37107,7 +37125,10 @@
           </m:e>
           <m:sup>
             <m:r>
-              <m:t>θ</m:t>
+              <m:rPr>
+                <m:sty m:val="p"/>
+              </m:rPr>
+              <m:t>∘</m:t>
             </m:r>
           </m:sup>
         </m:sSup>

--- a/06-学生侧材料/讲义/学生专用版/3-物理化学/化学动力学计算建模-超级充实版（学生专用版）.docx
+++ b/06-学生侧材料/讲义/学生专用版/3-物理化学/化学动力学计算建模-超级充实版（学生专用版）.docx
@@ -2,661 +2,7 @@
 <file path=word/document.xml><?xml version="1.0" encoding="utf-8"?>
 <w:document xmlns:w="http://schemas.openxmlformats.org/wordprocessingml/2006/main" xmlns:m="http://schemas.openxmlformats.org/officeDocument/2006/math" xmlns:r="http://schemas.openxmlformats.org/officeDocument/2006/relationships" xmlns:o="urn:schemas-microsoft-com:office:office" xmlns:v="urn:schemas-microsoft-com:vml" xmlns:w10="urn:schemas-microsoft-com:office:word" xmlns:a="http://schemas.openxmlformats.org/drawingml/2006/main" xmlns:pic="http://schemas.openxmlformats.org/drawingml/2006/picture" xmlns:wp="http://schemas.openxmlformats.org/drawingml/2006/wordprocessingDrawing">
   <w:body>
-    <w:bookmarkStart w:id="9" w:name="学习目标与考纲锚点"/>
-    <w:p>
-      <w:pPr>
-        <w:pStyle w:val="Heading2"/>
-        <w:spacing w:before="280" w:after="120"/>
-      </w:pPr>
-      <w:r>
-        <w:rPr>
-          <w:rFonts w:hint="eastAsia" w:ascii="Times New Roman" w:hAnsi="Times New Roman" w:eastAsia="SimHei" w:cs="Times New Roman"/>
-        </w:rPr>
-        <w:t xml:space="preserve">学习目标与考纲锚点</w:t>
-      </w:r>
-    </w:p>
-    <w:p>
-      <w:pPr>
-        <w:pStyle w:val="BlockText"/>
-        <w:spacing w:after="80"/>
-        <w:ind w:firstLine="420"/>
-      </w:pPr>
-      <w:r>
-        <w:rPr>
-          <w:rFonts w:hint="eastAsia" w:ascii="Times New Roman" w:hAnsi="Times New Roman" w:eastAsia="FangSong" w:cs="Times New Roman"/>
-        </w:rPr>
-        <w:t>对齐考纲</w:t>
-      </w:r>
-      <w:r>
-        <w:rPr>
-          <w:rFonts w:hint="eastAsia" w:ascii="Times New Roman" w:hAnsi="Times New Roman" w:eastAsia="Times New Roman" w:cs="Times New Roman"/>
-        </w:rPr>
-        <w:t>：§57</w:t>
-      </w:r>
-      <w:r>
-        <w:rPr>
-          <w:rFonts w:ascii="Times New Roman" w:hAnsi="Times New Roman" w:eastAsia="Times New Roman" w:cs="Times New Roman"/>
-        </w:rPr>
-        <w:t xml:space="preserve"> </w:t>
-      </w:r>
-      <w:r>
-        <w:rPr>
-          <w:rFonts w:hint="eastAsia" w:ascii="Times New Roman" w:hAnsi="Times New Roman" w:eastAsia="FangSong" w:cs="Times New Roman"/>
-        </w:rPr>
-        <w:t xml:space="preserve">化学动力学</w:t>
-      </w:r>
-      <w:r>
-        <w:rPr>
-          <w:rFonts w:ascii="Times New Roman" w:hAnsi="Times New Roman" w:eastAsia="Times New Roman" w:cs="Times New Roman"/>
-        </w:rPr>
-        <w:t xml:space="preserve"> · </w:t>
-      </w:r>
-      <w:r>
-        <w:rPr>
-          <w:rFonts w:hint="eastAsia" w:ascii="Times New Roman" w:hAnsi="Times New Roman" w:eastAsia="FangSong" w:cs="Times New Roman"/>
-        </w:rPr>
-        <w:t>决赛</w:t>
-      </w:r>
-      <w:r>
-        <w:rPr>
-          <w:rFonts w:hint="eastAsia" w:ascii="Times New Roman" w:hAnsi="Times New Roman" w:eastAsia="Times New Roman" w:cs="Times New Roman"/>
-        </w:rPr>
-        <w:t>07</w:t>
-      </w:r>
-      <w:r>
-        <w:rPr>
-          <w:rFonts w:ascii="Times New Roman" w:hAnsi="Times New Roman" w:eastAsia="Times New Roman" w:cs="Times New Roman"/>
-        </w:rPr>
-        <w:t xml:space="preserve"> </w:t>
-      </w:r>
-      <w:r>
-        <w:rPr>
-          <w:rFonts w:hint="eastAsia" w:ascii="Times New Roman" w:hAnsi="Times New Roman" w:eastAsia="FangSong" w:cs="Times New Roman"/>
-        </w:rPr>
-        <w:t xml:space="preserve">化学动力学</w:t>
-      </w:r>
-    </w:p>
-    <w:tbl>
-      <w:tblPr>
-        <w:tblStyle w:val="Table"/>
-        <w:tblW w:type="pct" w:w="5000"/>
-        <w:tblLayout w:type="fixed"/>
-        <w:tblLook w:firstRow="1" w:lastRow="0" w:firstColumn="0" w:lastColumn="0" w:noHBand="0" w:noVBand="0" w:val="0020"/>
-        <w:jc w:val="center"/>
-        <w:tblBorders>
-          <w:top w:val="single" w:sz="12" w:space="0" w:color="333333"/>
-          <w:bottom w:val="single" w:sz="12" w:space="0" w:color="333333"/>
-          <w:left w:val="none"/>
-          <w:right w:val="none"/>
-          <w:insideH w:val="none"/>
-          <w:insideV w:val="none"/>
-        </w:tblBorders>
-      </w:tblPr>
-      <w:tblGrid>
-        <w:gridCol w:w="3960"/>
-        <w:gridCol w:w="3960"/>
-      </w:tblGrid>
-      <w:tr>
-        <w:trPr>
-          <w:tblHeader w:val="on"/>
-        </w:trPr>
-        <w:tc>
-          <w:tcPr>
-            <w:tcBorders>
-              <w:bottom w:val="single" w:sz="6" w:space="0" w:color="333333"/>
-            </w:tcBorders>
-          </w:tcPr>
-          <w:p>
-            <w:pPr>
-              <w:pStyle w:val="Compact"/>
-              <w:jc w:val="center"/>
-            </w:pPr>
-            <w:r>
-              <w:rPr>
-                <w:rFonts w:hint="eastAsia" w:ascii="Times New Roman" w:hAnsi="Times New Roman" w:eastAsia="SimHei" w:cs="Times New Roman"/>
-                <w:b/>
-              </w:rPr>
-              <w:t xml:space="preserve">考纲条目</w:t>
-            </w:r>
-          </w:p>
-        </w:tc>
-        <w:tc>
-          <w:tcPr>
-            <w:tcBorders>
-              <w:bottom w:val="single" w:sz="6" w:space="0" w:color="333333"/>
-            </w:tcBorders>
-          </w:tcPr>
-          <w:p>
-            <w:pPr>
-              <w:pStyle w:val="Compact"/>
-              <w:jc w:val="center"/>
-            </w:pPr>
-            <w:r>
-              <w:rPr>
-                <w:rFonts w:hint="eastAsia" w:ascii="Times New Roman" w:hAnsi="Times New Roman" w:eastAsia="SimHei" w:cs="Times New Roman"/>
-                <w:b/>
-              </w:rPr>
-              <w:t xml:space="preserve">学完本讲你应能</w:t>
-            </w:r>
-          </w:p>
-        </w:tc>
-      </w:tr>
-      <w:tr>
-        <w:tc>
-          <w:tcPr/>
-          <w:p>
-            <w:pPr>
-              <w:pStyle w:val="Compact"/>
-              <w:jc w:val="center"/>
-            </w:pPr>
-            <w:r>
-              <w:rPr>
-                <w:rFonts w:ascii="Times New Roman" w:hAnsi="Times New Roman" w:eastAsia="Times New Roman" w:cs="Times New Roman"/>
-              </w:rPr>
-              <w:t xml:space="preserve">§57 </w:t>
-            </w:r>
-            <w:r>
-              <w:rPr>
-                <w:rFonts w:hint="eastAsia" w:ascii="Times New Roman" w:hAnsi="Times New Roman" w:eastAsia="FangSong" w:cs="Times New Roman"/>
-              </w:rPr>
-              <w:t xml:space="preserve">化学动力学</w:t>
-            </w:r>
-            <w:r>
-              <w:rPr>
-                <w:rFonts w:ascii="Times New Roman" w:hAnsi="Times New Roman" w:eastAsia="Times New Roman" w:cs="Times New Roman"/>
-              </w:rPr>
-              <w:t xml:space="preserve"> · </w:t>
-            </w:r>
-            <w:r>
-              <w:rPr>
-                <w:rFonts w:hint="eastAsia" w:ascii="Times New Roman" w:hAnsi="Times New Roman" w:eastAsia="FangSong" w:cs="Times New Roman"/>
-              </w:rPr>
-              <w:t xml:space="preserve">反应速率与速率方程</w:t>
-            </w:r>
-          </w:p>
-        </w:tc>
-        <w:tc>
-          <w:tcPr/>
-          <w:p>
-            <w:pPr>
-              <w:pStyle w:val="Compact"/>
-              <w:jc w:val="center"/>
-            </w:pPr>
-            <w:r>
-              <w:rPr>
-                <w:rFonts w:hint="eastAsia" w:ascii="Times New Roman" w:hAnsi="Times New Roman" w:eastAsia="FangSong" w:cs="Times New Roman"/>
-              </w:rPr>
-              <w:t xml:space="preserve">由实验数据作</w:t>
-            </w:r>
-            <w:r>
-              <w:rPr>
-                <w:rFonts w:ascii="Times New Roman" w:hAnsi="Times New Roman" w:eastAsia="Times New Roman" w:cs="Times New Roman"/>
-              </w:rPr>
-              <w:t xml:space="preserve"> </w:t>
-            </w:r>
-            <m:oMath>
-              <m:r>
-                <m:t>c</m:t>
-              </m:r>
-            </m:oMath>
-            <w:r>
-              <w:rPr>
-                <w:rFonts w:ascii="Times New Roman" w:hAnsi="Times New Roman" w:eastAsia="Times New Roman" w:cs="Times New Roman"/>
-              </w:rPr>
-              <w:t xml:space="preserve">—</w:t>
-            </w:r>
-            <m:oMath>
-              <m:r>
-                <m:t>t</m:t>
-              </m:r>
-            </m:oMath>
-            <w:r>
-              <w:rPr>
-                <w:rFonts w:ascii="Times New Roman" w:hAnsi="Times New Roman" w:eastAsia="Times New Roman" w:cs="Times New Roman"/>
-              </w:rPr>
-              <w:t xml:space="preserve">、</w:t>
-            </w:r>
-            <m:oMath>
-              <m:r>
-                <m:rPr>
-                  <m:sty m:val="p"/>
-                </m:rPr>
-                <m:t>ln</m:t>
-              </m:r>
-              <m:r>
-                <m:t>c</m:t>
-              </m:r>
-            </m:oMath>
-            <w:r>
-              <w:rPr>
-                <w:rFonts w:ascii="Times New Roman" w:hAnsi="Times New Roman" w:eastAsia="Times New Roman" w:cs="Times New Roman"/>
-              </w:rPr>
-              <w:t xml:space="preserve">—</w:t>
-            </w:r>
-            <m:oMath>
-              <m:r>
-                <m:t>t</m:t>
-              </m:r>
-            </m:oMath>
-            <w:r>
-              <w:rPr>
-                <w:rFonts w:ascii="Times New Roman" w:hAnsi="Times New Roman" w:eastAsia="Times New Roman" w:cs="Times New Roman"/>
-              </w:rPr>
-              <w:t xml:space="preserve">、</w:t>
-            </w:r>
-            <m:oMath>
-              <m:r>
-                <m:t>1</m:t>
-              </m:r>
-              <m:r>
-                <m:rPr>
-                  <m:sty m:val="p"/>
-                </m:rPr>
-                <m:t>/</m:t>
-              </m:r>
-              <m:r>
-                <m:t>c</m:t>
-              </m:r>
-            </m:oMath>
-            <w:r>
-              <w:rPr>
-                <w:rFonts w:ascii="Times New Roman" w:hAnsi="Times New Roman" w:eastAsia="Times New Roman" w:cs="Times New Roman"/>
-              </w:rPr>
-              <w:t xml:space="preserve">—</w:t>
-            </w:r>
-            <m:oMath>
-              <m:r>
-                <m:t>t</m:t>
-              </m:r>
-            </m:oMath>
-            <w:r>
-              <w:rPr>
-                <w:rFonts w:ascii="Times New Roman" w:hAnsi="Times New Roman" w:eastAsia="Times New Roman" w:cs="Times New Roman"/>
-              </w:rPr>
-              <w:t xml:space="preserve"> </w:t>
-            </w:r>
-            <w:r>
-              <w:rPr>
-                <w:rFonts w:hint="eastAsia" w:ascii="Times New Roman" w:hAnsi="Times New Roman" w:eastAsia="FangSong" w:cs="Times New Roman"/>
-              </w:rPr>
-              <w:t>线性化拟合判定反应级数</w:t>
-            </w:r>
-            <w:r>
-              <w:rPr>
-                <w:rFonts w:hint="eastAsia" w:ascii="Times New Roman" w:hAnsi="Times New Roman" w:eastAsia="Times New Roman" w:cs="Times New Roman"/>
-              </w:rPr>
-              <w:t>，</w:t>
-            </w:r>
-            <w:r>
-              <w:rPr>
-                <w:rFonts w:hint="eastAsia" w:ascii="Times New Roman" w:hAnsi="Times New Roman" w:eastAsia="FangSong" w:cs="Times New Roman"/>
-              </w:rPr>
-              <w:t>用最小二乘求速率常数</w:t>
-            </w:r>
-          </w:p>
-        </w:tc>
-      </w:tr>
-      <w:tr>
-        <w:tc>
-          <w:tcPr/>
-          <w:p>
-            <w:pPr>
-              <w:pStyle w:val="Compact"/>
-              <w:jc w:val="center"/>
-            </w:pPr>
-            <w:r>
-              <w:rPr>
-                <w:rFonts w:ascii="Times New Roman" w:hAnsi="Times New Roman" w:eastAsia="Times New Roman" w:cs="Times New Roman"/>
-              </w:rPr>
-              <w:t xml:space="preserve">§57 </w:t>
-            </w:r>
-            <w:r>
-              <w:rPr>
-                <w:rFonts w:hint="eastAsia" w:ascii="Times New Roman" w:hAnsi="Times New Roman" w:eastAsia="FangSong" w:cs="Times New Roman"/>
-              </w:rPr>
-              <w:t xml:space="preserve">化学动力学</w:t>
-            </w:r>
-            <w:r>
-              <w:rPr>
-                <w:rFonts w:ascii="Times New Roman" w:hAnsi="Times New Roman" w:eastAsia="Times New Roman" w:cs="Times New Roman"/>
-              </w:rPr>
-              <w:t xml:space="preserve"> · </w:t>
-            </w:r>
-            <w:r>
-              <w:rPr>
-                <w:rFonts w:hint="eastAsia" w:ascii="Times New Roman" w:hAnsi="Times New Roman" w:eastAsia="FangSong" w:cs="Times New Roman"/>
-              </w:rPr>
-              <w:t xml:space="preserve">简单级数反应的积分速率方程</w:t>
-            </w:r>
-          </w:p>
-        </w:tc>
-        <w:tc>
-          <w:tcPr/>
-          <w:p>
-            <w:pPr>
-              <w:pStyle w:val="Compact"/>
-              <w:jc w:val="center"/>
-            </w:pPr>
-            <w:r>
-              <w:rPr>
-                <w:rFonts w:hint="eastAsia" w:ascii="Times New Roman" w:hAnsi="Times New Roman" w:eastAsia="FangSong" w:cs="Times New Roman"/>
-              </w:rPr>
-              <w:t>求解平行反应与连串反应的解析浓度</w:t>
-            </w:r>
-            <w:r>
-              <w:rPr>
-                <w:rFonts w:hint="eastAsia" w:ascii="Times New Roman" w:hAnsi="Times New Roman" w:eastAsia="Times New Roman" w:cs="Times New Roman"/>
-              </w:rPr>
-              <w:t>—</w:t>
-            </w:r>
-            <w:r>
-              <w:rPr>
-                <w:rFonts w:hint="eastAsia" w:ascii="Times New Roman" w:hAnsi="Times New Roman" w:eastAsia="FangSong" w:cs="Times New Roman"/>
-              </w:rPr>
-              <w:t>时间关系</w:t>
-            </w:r>
-            <w:r>
-              <w:rPr>
-                <w:rFonts w:hint="eastAsia" w:ascii="Times New Roman" w:hAnsi="Times New Roman" w:eastAsia="Times New Roman" w:cs="Times New Roman"/>
-              </w:rPr>
-              <w:t>，</w:t>
-            </w:r>
-            <w:r>
-              <w:rPr>
-                <w:rFonts w:hint="eastAsia" w:ascii="Times New Roman" w:hAnsi="Times New Roman" w:eastAsia="FangSong" w:cs="Times New Roman"/>
-              </w:rPr>
-              <w:t>导出中间物极值时间与最大产率的定量条件</w:t>
-            </w:r>
-          </w:p>
-        </w:tc>
-      </w:tr>
-      <w:tr>
-        <w:tc>
-          <w:tcPr/>
-          <w:p>
-            <w:pPr>
-              <w:pStyle w:val="Compact"/>
-              <w:jc w:val="center"/>
-            </w:pPr>
-            <w:r>
-              <w:rPr>
-                <w:rFonts w:ascii="Times New Roman" w:hAnsi="Times New Roman" w:eastAsia="Times New Roman" w:cs="Times New Roman"/>
-              </w:rPr>
-              <w:t xml:space="preserve">§57 </w:t>
-            </w:r>
-            <w:r>
-              <w:rPr>
-                <w:rFonts w:hint="eastAsia" w:ascii="Times New Roman" w:hAnsi="Times New Roman" w:eastAsia="FangSong" w:cs="Times New Roman"/>
-              </w:rPr>
-              <w:t xml:space="preserve">化学动力学</w:t>
-            </w:r>
-            <w:r>
-              <w:rPr>
-                <w:rFonts w:ascii="Times New Roman" w:hAnsi="Times New Roman" w:eastAsia="Times New Roman" w:cs="Times New Roman"/>
-              </w:rPr>
-              <w:t xml:space="preserve"> · Arrhenius </w:t>
-            </w:r>
-            <w:r>
-              <w:rPr>
-                <w:rFonts w:hint="eastAsia" w:ascii="Times New Roman" w:hAnsi="Times New Roman" w:eastAsia="FangSong" w:cs="Times New Roman"/>
-              </w:rPr>
-              <w:t xml:space="preserve">方程与活化能</w:t>
-            </w:r>
-          </w:p>
-        </w:tc>
-        <w:tc>
-          <w:tcPr/>
-          <w:p>
-            <w:pPr>
-              <w:pStyle w:val="Compact"/>
-              <w:jc w:val="center"/>
-            </w:pPr>
-            <w:r>
-              <w:rPr>
-                <w:rFonts w:hint="eastAsia" w:ascii="Times New Roman" w:hAnsi="Times New Roman" w:eastAsia="FangSong" w:cs="Times New Roman"/>
-              </w:rPr>
-              <w:t>由不同温度速率常数求活化能与指前因子</w:t>
-            </w:r>
-            <w:r>
-              <w:rPr>
-                <w:rFonts w:hint="eastAsia" w:ascii="Times New Roman" w:hAnsi="Times New Roman" w:eastAsia="Times New Roman" w:cs="Times New Roman"/>
-              </w:rPr>
-              <w:t>，</w:t>
-            </w:r>
-            <w:r>
-              <w:rPr>
-                <w:rFonts w:hint="eastAsia" w:ascii="Times New Roman" w:hAnsi="Times New Roman" w:eastAsia="FangSong" w:cs="Times New Roman"/>
-              </w:rPr>
-              <w:t>定量换算温度对速率与选择性的影响</w:t>
-            </w:r>
-          </w:p>
-        </w:tc>
-      </w:tr>
-      <w:tr>
-        <w:tc>
-          <w:tcPr/>
-          <w:p>
-            <w:pPr>
-              <w:pStyle w:val="Compact"/>
-              <w:jc w:val="center"/>
-            </w:pPr>
-            <w:r>
-              <w:rPr>
-                <w:rFonts w:hint="eastAsia" w:ascii="Times New Roman" w:hAnsi="Times New Roman" w:eastAsia="FangSong" w:cs="Times New Roman"/>
-              </w:rPr>
-              <w:t>决赛</w:t>
-            </w:r>
-            <w:r>
-              <w:rPr>
-                <w:rFonts w:hint="eastAsia" w:ascii="Times New Roman" w:hAnsi="Times New Roman" w:eastAsia="Times New Roman" w:cs="Times New Roman"/>
-              </w:rPr>
-              <w:t>07</w:t>
-            </w:r>
-            <w:r>
-              <w:rPr>
-                <w:rFonts w:ascii="Times New Roman" w:hAnsi="Times New Roman" w:eastAsia="Times New Roman" w:cs="Times New Roman"/>
-              </w:rPr>
-              <w:t xml:space="preserve"> </w:t>
-            </w:r>
-            <w:r>
-              <w:rPr>
-                <w:rFonts w:hint="eastAsia" w:ascii="Times New Roman" w:hAnsi="Times New Roman" w:eastAsia="FangSong" w:cs="Times New Roman"/>
-              </w:rPr>
-              <w:t xml:space="preserve">化学动力学</w:t>
-            </w:r>
-            <w:r>
-              <w:rPr>
-                <w:rFonts w:ascii="Times New Roman" w:hAnsi="Times New Roman" w:eastAsia="Times New Roman" w:cs="Times New Roman"/>
-              </w:rPr>
-              <w:t xml:space="preserve"> · </w:t>
-            </w:r>
-            <w:r>
-              <w:rPr>
-                <w:rFonts w:hint="eastAsia" w:ascii="Times New Roman" w:hAnsi="Times New Roman" w:eastAsia="FangSong" w:cs="Times New Roman"/>
-              </w:rPr>
-              <w:t xml:space="preserve">反应机理与近似方法</w:t>
-            </w:r>
-          </w:p>
-        </w:tc>
-        <w:tc>
-          <w:tcPr/>
-          <w:p>
-            <w:pPr>
-              <w:pStyle w:val="Compact"/>
-              <w:jc w:val="center"/>
-            </w:pPr>
-            <w:r>
-              <w:rPr>
-                <w:rFonts w:hint="eastAsia" w:ascii="Times New Roman" w:hAnsi="Times New Roman" w:eastAsia="FangSong" w:cs="Times New Roman"/>
-              </w:rPr>
-              <w:t>用拟稳态近似与平衡假设推导复合反应速率方程</w:t>
-            </w:r>
-            <w:r>
-              <w:rPr>
-                <w:rFonts w:hint="eastAsia" w:ascii="Times New Roman" w:hAnsi="Times New Roman" w:eastAsia="Times New Roman" w:cs="Times New Roman"/>
-              </w:rPr>
-              <w:t>，</w:t>
-            </w:r>
-            <w:r>
-              <w:rPr>
-                <w:rFonts w:hint="eastAsia" w:ascii="Times New Roman" w:hAnsi="Times New Roman" w:eastAsia="FangSong" w:cs="Times New Roman"/>
-              </w:rPr>
-              <w:t>判定两种近似的适用边界与相对误差</w:t>
-            </w:r>
-          </w:p>
-        </w:tc>
-      </w:tr>
-      <w:tr>
-        <w:tc>
-          <w:tcPr/>
-          <w:p>
-            <w:pPr>
-              <w:pStyle w:val="Compact"/>
-              <w:jc w:val="center"/>
-            </w:pPr>
-            <w:r>
-              <w:rPr>
-                <w:rFonts w:hint="eastAsia" w:ascii="Times New Roman" w:hAnsi="Times New Roman" w:eastAsia="FangSong" w:cs="Times New Roman"/>
-              </w:rPr>
-              <w:t>决赛</w:t>
-            </w:r>
-            <w:r>
-              <w:rPr>
-                <w:rFonts w:hint="eastAsia" w:ascii="Times New Roman" w:hAnsi="Times New Roman" w:eastAsia="Times New Roman" w:cs="Times New Roman"/>
-              </w:rPr>
-              <w:t>07</w:t>
-            </w:r>
-            <w:r>
-              <w:rPr>
-                <w:rFonts w:ascii="Times New Roman" w:hAnsi="Times New Roman" w:eastAsia="Times New Roman" w:cs="Times New Roman"/>
-              </w:rPr>
-              <w:t xml:space="preserve"> </w:t>
-            </w:r>
-            <w:r>
-              <w:rPr>
-                <w:rFonts w:hint="eastAsia" w:ascii="Times New Roman" w:hAnsi="Times New Roman" w:eastAsia="FangSong" w:cs="Times New Roman"/>
-              </w:rPr>
-              <w:t xml:space="preserve">化学动力学</w:t>
-            </w:r>
-            <w:r>
-              <w:rPr>
-                <w:rFonts w:ascii="Times New Roman" w:hAnsi="Times New Roman" w:eastAsia="Times New Roman" w:cs="Times New Roman"/>
-              </w:rPr>
-              <w:t xml:space="preserve"> · </w:t>
-            </w:r>
-            <w:r>
-              <w:rPr>
-                <w:rFonts w:hint="eastAsia" w:ascii="Times New Roman" w:hAnsi="Times New Roman" w:eastAsia="FangSong" w:cs="Times New Roman"/>
-              </w:rPr>
-              <w:t xml:space="preserve">催化与速率理论</w:t>
-            </w:r>
-          </w:p>
-        </w:tc>
-        <w:tc>
-          <w:tcPr/>
-          <w:p>
-            <w:pPr>
-              <w:pStyle w:val="Compact"/>
-              <w:jc w:val="center"/>
-            </w:pPr>
-            <w:r>
-              <w:rPr>
-                <w:rFonts w:hint="eastAsia" w:ascii="Times New Roman" w:hAnsi="Times New Roman" w:eastAsia="FangSong" w:cs="Times New Roman"/>
-              </w:rPr>
-              <w:t>处理米氏方程与双倒数作图判酶催化机理</w:t>
-            </w:r>
-            <w:r>
-              <w:rPr>
-                <w:rFonts w:hint="eastAsia" w:ascii="Times New Roman" w:hAnsi="Times New Roman" w:eastAsia="Times New Roman" w:cs="Times New Roman"/>
-              </w:rPr>
-              <w:t>、</w:t>
-            </w:r>
-            <w:r>
-              <w:rPr>
-                <w:rFonts w:hint="eastAsia" w:ascii="Times New Roman" w:hAnsi="Times New Roman" w:eastAsia="FangSong" w:cs="Times New Roman"/>
-              </w:rPr>
-              <w:t>原盐效应与弛豫法测定超快反应速率常数</w:t>
-            </w:r>
-          </w:p>
-        </w:tc>
-      </w:tr>
-      <w:tr>
-        <w:tc>
-          <w:tcPr/>
-          <w:p>
-            <w:pPr>
-              <w:pStyle w:val="Compact"/>
-              <w:jc w:val="center"/>
-            </w:pPr>
-            <w:r>
-              <w:rPr>
-                <w:rFonts w:hint="eastAsia" w:ascii="Times New Roman" w:hAnsi="Times New Roman" w:eastAsia="FangSong" w:cs="Times New Roman"/>
-              </w:rPr>
-              <w:t>决赛</w:t>
-            </w:r>
-            <w:r>
-              <w:rPr>
-                <w:rFonts w:hint="eastAsia" w:ascii="Times New Roman" w:hAnsi="Times New Roman" w:eastAsia="Times New Roman" w:cs="Times New Roman"/>
-              </w:rPr>
-              <w:t>07</w:t>
-            </w:r>
-            <w:r>
-              <w:rPr>
-                <w:rFonts w:ascii="Times New Roman" w:hAnsi="Times New Roman" w:eastAsia="Times New Roman" w:cs="Times New Roman"/>
-              </w:rPr>
-              <w:t xml:space="preserve"> </w:t>
-            </w:r>
-            <w:r>
-              <w:rPr>
-                <w:rFonts w:hint="eastAsia" w:ascii="Times New Roman" w:hAnsi="Times New Roman" w:eastAsia="FangSong" w:cs="Times New Roman"/>
-              </w:rPr>
-              <w:t xml:space="preserve">化学动力学</w:t>
-            </w:r>
-            <w:r>
-              <w:rPr>
-                <w:rFonts w:ascii="Times New Roman" w:hAnsi="Times New Roman" w:eastAsia="Times New Roman" w:cs="Times New Roman"/>
-              </w:rPr>
-              <w:t xml:space="preserve"> · </w:t>
-            </w:r>
-            <w:r>
-              <w:rPr>
-                <w:rFonts w:hint="eastAsia" w:ascii="Times New Roman" w:hAnsi="Times New Roman" w:eastAsia="FangSong" w:cs="Times New Roman"/>
-              </w:rPr>
-              <w:t xml:space="preserve">复杂反应动力学</w:t>
-            </w:r>
-          </w:p>
-        </w:tc>
-        <w:tc>
-          <w:tcPr/>
-          <w:p>
-            <w:pPr>
-              <w:pStyle w:val="Compact"/>
-              <w:jc w:val="center"/>
-            </w:pPr>
-            <w:r>
-              <w:rPr>
-                <w:rFonts w:hint="eastAsia" w:ascii="Times New Roman" w:hAnsi="Times New Roman" w:eastAsia="FangSong" w:cs="Times New Roman"/>
-              </w:rPr>
-              <w:t>建立自由基链反应与支链爆炸的微分判据</w:t>
-            </w:r>
-            <w:r>
-              <w:rPr>
-                <w:rFonts w:hint="eastAsia" w:ascii="Times New Roman" w:hAnsi="Times New Roman" w:eastAsia="Times New Roman" w:cs="Times New Roman"/>
-              </w:rPr>
-              <w:t>，</w:t>
-            </w:r>
-            <w:r>
-              <w:rPr>
-                <w:rFonts w:hint="eastAsia" w:ascii="Times New Roman" w:hAnsi="Times New Roman" w:eastAsia="FangSong" w:cs="Times New Roman"/>
-              </w:rPr>
-              <w:t>理解非线性化学振荡的动力学建模思路</w:t>
-            </w:r>
-          </w:p>
-        </w:tc>
-      </w:tr>
-    </w:tbl>
-    <w:bookmarkEnd w:id="9"/>
-    <w:bookmarkStart w:id="10" w:name="速率微分方程积分与实验数据线性化拟合"/>
+    <w:bookmarkStart w:id="9" w:name="速率微分方程积分与实验数据线性化拟合"/>
     <w:p>
       <w:pPr>
         <w:pStyle w:val="Heading2"/>
@@ -4421,8 +3767,8 @@
         </w:pict>
       </w:r>
     </w:p>
-    <w:bookmarkEnd w:id="10"/>
-    <w:bookmarkStart w:id="14" w:name="典型复杂反应动力学解析解与极值时间"/>
+    <w:bookmarkEnd w:id="9"/>
+    <w:bookmarkStart w:id="13" w:name="典型复杂反应动力学解析解与极值时间"/>
     <w:p>
       <w:pPr>
         <w:pStyle w:val="Heading2"/>
@@ -7673,18 +7019,18 @@
           <wp:inline>
             <wp:extent cx="2476500" cy="3410884"/>
             <wp:effectExtent b="0" l="0" r="0" t="0"/>
-            <wp:docPr descr="" title="" id="12" name="Picture"/>
+            <wp:docPr descr="" title="" id="11" name="Picture"/>
             <a:graphic>
               <a:graphicData uri="http://schemas.openxmlformats.org/drawingml/2006/picture">
                 <pic:pic>
                   <pic:nvPicPr>
-                    <pic:cNvPr descr="cd8f41efef4c9f2d6ef3ae25ac2a44e4c65281039570e22d28676a8cea071b42.jpg" id="13" name="Picture"/>
+                    <pic:cNvPr descr="cd8f41efef4c9f2d6ef3ae25ac2a44e4c65281039570e22d28676a8cea071b42.jpg" id="12" name="Picture"/>
                     <pic:cNvPicPr>
                       <a:picLocks noChangeArrowheads="1" noChangeAspect="1"/>
                     </pic:cNvPicPr>
                   </pic:nvPicPr>
                   <pic:blipFill>
-                    <a:blip r:embed="rId11"/>
+                    <a:blip r:embed="rId10"/>
                     <a:stretch>
                       <a:fillRect/>
                     </a:stretch>
@@ -7962,8 +7308,8 @@
         </w:pict>
       </w:r>
     </w:p>
-    <w:bookmarkEnd w:id="14"/>
-    <w:bookmarkStart w:id="15" w:name="拟稳态近似qssa与平衡假设pea的数理判据与误差边界"/>
+    <w:bookmarkEnd w:id="13"/>
+    <w:bookmarkStart w:id="14" w:name="拟稳态近似qssa与平衡假设pea的数理判据与误差边界"/>
     <w:p>
       <w:pPr>
         <w:pStyle w:val="Heading2"/>
@@ -9820,8 +9166,8 @@
         </w:pict>
       </w:r>
     </w:p>
-    <w:bookmarkEnd w:id="15"/>
-    <w:bookmarkStart w:id="22" w:name="超快反应微扰弛豫动力学与溶液反应原盐效应"/>
+    <w:bookmarkEnd w:id="14"/>
+    <w:bookmarkStart w:id="21" w:name="超快反应微扰弛豫动力学与溶液反应原盐效应"/>
     <w:p>
       <w:pPr>
         <w:pStyle w:val="Heading2"/>
@@ -12238,18 +11584,18 @@
                 <wp:inline>
                   <wp:extent cx="2286000" cy="2676071"/>
                   <wp:effectExtent b="0" l="0" r="0" t="0"/>
-                  <wp:docPr descr="" title="" id="17" name="Picture"/>
+                  <wp:docPr descr="" title="" id="16" name="Picture"/>
                   <a:graphic>
                     <a:graphicData uri="http://schemas.openxmlformats.org/drawingml/2006/picture">
                       <pic:pic>
                         <pic:nvPicPr>
-                          <pic:cNvPr descr="4a3d387c4637a03e3fa570e09af3549320c56194b8cf2095b620ac5fa78edb18.jpg" id="18" name="Picture"/>
+                          <pic:cNvPr descr="4a3d387c4637a03e3fa570e09af3549320c56194b8cf2095b620ac5fa78edb18.jpg" id="17" name="Picture"/>
                           <pic:cNvPicPr>
                             <a:picLocks noChangeArrowheads="1" noChangeAspect="1"/>
                           </pic:cNvPicPr>
                         </pic:nvPicPr>
                         <pic:blipFill>
-                          <a:blip r:embed="rId16"/>
+                          <a:blip r:embed="rId15"/>
                           <a:stretch>
                             <a:fillRect/>
                           </a:stretch>
@@ -12292,18 +11638,18 @@
                 <wp:inline>
                   <wp:extent cx="2286000" cy="2364249"/>
                   <wp:effectExtent b="0" l="0" r="0" t="0"/>
-                  <wp:docPr descr="" title="" id="20" name="Picture"/>
+                  <wp:docPr descr="" title="" id="19" name="Picture"/>
                   <a:graphic>
                     <a:graphicData uri="http://schemas.openxmlformats.org/drawingml/2006/picture">
                       <pic:pic>
                         <pic:nvPicPr>
-                          <pic:cNvPr descr="02f6a621ce3318575b9b04cc4bc7a755ee355f915e3e368847f72d9ec40aee4c.jpg" id="21" name="Picture"/>
+                          <pic:cNvPr descr="02f6a621ce3318575b9b04cc4bc7a755ee355f915e3e368847f72d9ec40aee4c.jpg" id="20" name="Picture"/>
                           <pic:cNvPicPr>
                             <a:picLocks noChangeArrowheads="1" noChangeAspect="1"/>
                           </pic:cNvPicPr>
                         </pic:nvPicPr>
                         <pic:blipFill>
-                          <a:blip r:embed="rId19"/>
+                          <a:blip r:embed="rId18"/>
                           <a:stretch>
                             <a:fillRect/>
                           </a:stretch>
@@ -12642,8 +11988,8 @@
         </w:pict>
       </w:r>
     </w:p>
-    <w:bookmarkEnd w:id="22"/>
-    <w:bookmarkStart w:id="29" w:name="自由基链反应机理与支链爆炸微分判据"/>
+    <w:bookmarkEnd w:id="21"/>
+    <w:bookmarkStart w:id="28" w:name="自由基链反应机理与支链爆炸微分判据"/>
     <w:p>
       <w:pPr>
         <w:pStyle w:val="Heading2"/>
@@ -12870,18 +12216,18 @@
                 <wp:inline>
                   <wp:extent cx="2286000" cy="2111712"/>
                   <wp:effectExtent b="0" l="0" r="0" t="0"/>
-                  <wp:docPr descr="" title="" id="24" name="Picture"/>
+                  <wp:docPr descr="" title="" id="23" name="Picture"/>
                   <a:graphic>
                     <a:graphicData uri="http://schemas.openxmlformats.org/drawingml/2006/picture">
                       <pic:pic>
                         <pic:nvPicPr>
-                          <pic:cNvPr descr="98602a7a2aab590d6c27feac27bcc362a18e8d50697d135c256ada4e622fbec4.jpg" id="25" name="Picture"/>
+                          <pic:cNvPr descr="98602a7a2aab590d6c27feac27bcc362a18e8d50697d135c256ada4e622fbec4.jpg" id="24" name="Picture"/>
                           <pic:cNvPicPr>
                             <a:picLocks noChangeArrowheads="1" noChangeAspect="1"/>
                           </pic:cNvPicPr>
                         </pic:nvPicPr>
                         <pic:blipFill>
-                          <a:blip r:embed="rId23"/>
+                          <a:blip r:embed="rId22"/>
                           <a:stretch>
                             <a:fillRect/>
                           </a:stretch>
@@ -12924,18 +12270,18 @@
                 <wp:inline>
                   <wp:extent cx="2286000" cy="2710347"/>
                   <wp:effectExtent b="0" l="0" r="0" t="0"/>
-                  <wp:docPr descr="" title="" id="27" name="Picture"/>
+                  <wp:docPr descr="" title="" id="26" name="Picture"/>
                   <a:graphic>
                     <a:graphicData uri="http://schemas.openxmlformats.org/drawingml/2006/picture">
                       <pic:pic>
                         <pic:nvPicPr>
-                          <pic:cNvPr descr="5a4900a227eda1090319d40da66d0eb3b7128c7905113c1e81c5a34e6366a4c5.jpg" id="28" name="Picture"/>
+                          <pic:cNvPr descr="5a4900a227eda1090319d40da66d0eb3b7128c7905113c1e81c5a34e6366a4c5.jpg" id="27" name="Picture"/>
                           <pic:cNvPicPr>
                             <a:picLocks noChangeArrowheads="1" noChangeAspect="1"/>
                           </pic:cNvPicPr>
                         </pic:nvPicPr>
                         <pic:blipFill>
-                          <a:blip r:embed="rId26"/>
+                          <a:blip r:embed="rId25"/>
                           <a:stretch>
                             <a:fillRect/>
                           </a:stretch>
@@ -13331,18 +12677,15 @@
         </w:rPr>
         <w:t>：</w:t>
       </w:r>
-      <w:r>
-        <w:rPr>
-          <w:rFonts w:ascii="Times New Roman" w:hAnsi="Times New Roman" w:eastAsia="Times New Roman" w:cs="Times New Roman"/>
-        </w:rPr>
-        <w:t xml:space="preserve"> </w:t>
-      </w:r>
-      <w:r>
-        <w:rPr>
-          <w:rFonts w:ascii="Times New Roman" w:hAnsi="Times New Roman" w:eastAsia="Times New Roman" w:cs="Times New Roman"/>
-        </w:rPr>
-        <w:t xml:space="preserve">1. </w:t>
-      </w:r>
+    </w:p>
+    <w:p>
+      <w:pPr>
+        <w:numPr>
+          <w:ilvl w:val="0"/>
+          <w:numId w:val="1001"/>
+        </w:numPr>
+        <w:ind w:firstLine="420"/>
+      </w:pPr>
       <w:r>
         <w:rPr>
           <w:rFonts w:hint="eastAsia" w:ascii="Times New Roman" w:hAnsi="Times New Roman" w:eastAsia="FangSong" w:cs="Times New Roman"/>
@@ -13499,98 +12842,95 @@
         </w:rPr>
         <w:t>；</w:t>
       </w:r>
-      <w:r>
-        <w:rPr>
-          <w:rFonts w:ascii="Times New Roman" w:hAnsi="Times New Roman" w:eastAsia="Times New Roman" w:cs="Times New Roman"/>
-        </w:rPr>
-        <w:t xml:space="preserve"> </w:t>
-      </w:r>
-      <w:r>
-        <w:rPr>
-          <w:rFonts w:ascii="Times New Roman" w:hAnsi="Times New Roman" w:eastAsia="Times New Roman" w:cs="Times New Roman"/>
-        </w:rPr>
-        <w:t xml:space="preserve">2. </w:t>
-      </w:r>
-      <w:r>
-        <w:rPr>
-          <w:rFonts w:hint="eastAsia" w:ascii="Times New Roman" w:hAnsi="Times New Roman" w:eastAsia="FangSong" w:cs="Times New Roman"/>
-        </w:rPr>
-        <w:t>若分支速率超过销毁速率</w:t>
-      </w:r>
-      <w:r>
-        <w:rPr>
-          <w:rFonts w:hint="eastAsia" w:ascii="Times New Roman" w:hAnsi="Times New Roman" w:eastAsia="Times New Roman" w:cs="Times New Roman"/>
-        </w:rPr>
-        <w:t>（</w:t>
-      </w:r>
-      <m:oMath>
-        <m:r>
-          <m:t>f</m:t>
-        </m:r>
-        <m:r>
-          <m:rPr>
-            <m:sty m:val="p"/>
-          </m:rPr>
-          <m:t>≥</m:t>
-        </m:r>
-        <m:r>
-          <m:t>g</m:t>
-        </m:r>
-      </m:oMath>
-      <w:r>
-        <w:rPr>
-          <w:rFonts w:hint="eastAsia" w:ascii="Times New Roman" w:hAnsi="Times New Roman" w:eastAsia="Times New Roman" w:cs="Times New Roman"/>
-        </w:rPr>
-        <w:t>）：</w:t>
-      </w:r>
-      <w:r>
-        <w:rPr>
-          <w:rFonts w:hint="eastAsia" w:ascii="Times New Roman" w:hAnsi="Times New Roman" w:eastAsia="FangSong" w:cs="Times New Roman"/>
-        </w:rPr>
-        <w:t>微分方程表现为正反馈指数发散</w:t>
-      </w:r>
-      <w:r>
-        <w:rPr>
-          <w:rFonts w:hint="eastAsia" w:ascii="Times New Roman" w:hAnsi="Times New Roman" w:eastAsia="Times New Roman" w:cs="Times New Roman"/>
-        </w:rPr>
-        <w:t>，</w:t>
-      </w:r>
-      <w:r>
-        <w:rPr>
-          <w:rFonts w:hint="eastAsia" w:ascii="Times New Roman" w:hAnsi="Times New Roman" w:eastAsia="FangSong" w:cs="Times New Roman"/>
-        </w:rPr>
-        <w:t>自由基数量随时间呈几何级数爆炸式倍增</w:t>
-      </w:r>
-      <w:r>
-        <w:rPr>
-          <w:rFonts w:hint="eastAsia" w:ascii="Times New Roman" w:hAnsi="Times New Roman" w:eastAsia="Times New Roman" w:cs="Times New Roman"/>
-        </w:rPr>
-        <w:t>，</w:t>
-      </w:r>
-      <w:r>
-        <w:rPr>
-          <w:rFonts w:hint="eastAsia" w:ascii="Times New Roman" w:hAnsi="Times New Roman" w:eastAsia="FangSong" w:cs="Times New Roman"/>
-        </w:rPr>
-        <w:t>引发</w:t>
-      </w:r>
-      <w:r>
-        <w:rPr>
-          <w:rFonts w:hint="eastAsia" w:ascii="Times New Roman" w:hAnsi="Times New Roman" w:eastAsia="FangSong" w:cs="Times New Roman"/>
-          <w:b/>
-          <w:bCs/>
-        </w:rPr>
-        <w:t xml:space="preserve">支链爆炸</w:t>
-      </w:r>
-      <w:r>
-        <w:rPr>
-          <w:rFonts w:ascii="Times New Roman" w:hAnsi="Times New Roman" w:eastAsia="Times New Roman" w:cs="Times New Roman"/>
-        </w:rPr>
-        <w:t xml:space="preserve">。</w:t>
-      </w:r>
     </w:p>
     <w:p>
       <w:pPr>
-        <w:pStyle w:val="BodyText"/>
+        <w:numPr>
+          <w:ilvl w:val="0"/>
+          <w:numId w:val="1001"/>
+        </w:numPr>
+        <w:ind w:firstLine="420"/>
+      </w:pPr>
+      <w:r>
+        <w:rPr>
+          <w:rFonts w:hint="eastAsia" w:ascii="Times New Roman" w:hAnsi="Times New Roman" w:eastAsia="FangSong" w:cs="Times New Roman"/>
+        </w:rPr>
+        <w:t>若分支速率超过销毁速率</w:t>
+      </w:r>
+      <w:r>
+        <w:rPr>
+          <w:rFonts w:hint="eastAsia" w:ascii="Times New Roman" w:hAnsi="Times New Roman" w:eastAsia="Times New Roman" w:cs="Times New Roman"/>
+        </w:rPr>
+        <w:t>（</w:t>
+      </w:r>
+      <m:oMath>
+        <m:r>
+          <m:t>f</m:t>
+        </m:r>
+        <m:r>
+          <m:rPr>
+            <m:sty m:val="p"/>
+          </m:rPr>
+          <m:t>≥</m:t>
+        </m:r>
+        <m:r>
+          <m:t>g</m:t>
+        </m:r>
+      </m:oMath>
+      <w:r>
+        <w:rPr>
+          <w:rFonts w:hint="eastAsia" w:ascii="Times New Roman" w:hAnsi="Times New Roman" w:eastAsia="Times New Roman" w:cs="Times New Roman"/>
+        </w:rPr>
+        <w:t>）：</w:t>
+      </w:r>
+      <w:r>
+        <w:rPr>
+          <w:rFonts w:hint="eastAsia" w:ascii="Times New Roman" w:hAnsi="Times New Roman" w:eastAsia="FangSong" w:cs="Times New Roman"/>
+        </w:rPr>
+        <w:t>微分方程表现为正反馈指数发散</w:t>
+      </w:r>
+      <w:r>
+        <w:rPr>
+          <w:rFonts w:hint="eastAsia" w:ascii="Times New Roman" w:hAnsi="Times New Roman" w:eastAsia="Times New Roman" w:cs="Times New Roman"/>
+        </w:rPr>
+        <w:t>，</w:t>
+      </w:r>
+      <w:r>
+        <w:rPr>
+          <w:rFonts w:hint="eastAsia" w:ascii="Times New Roman" w:hAnsi="Times New Roman" w:eastAsia="FangSong" w:cs="Times New Roman"/>
+        </w:rPr>
+        <w:t>自由基数量随时间呈几何级数爆炸式倍增</w:t>
+      </w:r>
+      <w:r>
+        <w:rPr>
+          <w:rFonts w:hint="eastAsia" w:ascii="Times New Roman" w:hAnsi="Times New Roman" w:eastAsia="Times New Roman" w:cs="Times New Roman"/>
+        </w:rPr>
+        <w:t>，</w:t>
+      </w:r>
+      <w:r>
+        <w:rPr>
+          <w:rFonts w:hint="eastAsia" w:ascii="Times New Roman" w:hAnsi="Times New Roman" w:eastAsia="FangSong" w:cs="Times New Roman"/>
+        </w:rPr>
+        <w:t>引发</w:t>
+      </w:r>
+      <w:r>
+        <w:rPr>
+          <w:rFonts w:hint="eastAsia" w:ascii="Times New Roman" w:hAnsi="Times New Roman" w:eastAsia="FangSong" w:cs="Times New Roman"/>
+          <w:b/>
+          <w:bCs/>
+        </w:rPr>
+        <w:t xml:space="preserve">支链爆炸</w:t>
+      </w:r>
+      <w:r>
+        <w:rPr>
+          <w:rFonts w:ascii="Times New Roman" w:hAnsi="Times New Roman" w:eastAsia="Times New Roman" w:cs="Times New Roman"/>
+        </w:rPr>
+        <w:t xml:space="preserve">。</w:t>
+      </w:r>
+    </w:p>
+    <w:p>
+      <w:pPr>
+        <w:pStyle w:val="FirstParagraph"/>
         <w:ind w:firstLine="420"/>
       </w:pPr>
       <w:r>
@@ -13986,8 +13326,8 @@
         </w:pict>
       </w:r>
     </w:p>
-    <w:bookmarkEnd w:id="29"/>
-    <w:bookmarkStart w:id="39" w:name="酶催化动力学与非线性化学振荡建模"/>
+    <w:bookmarkEnd w:id="28"/>
+    <w:bookmarkStart w:id="38" w:name="酶催化动力学与非线性化学振荡建模"/>
     <w:p>
       <w:pPr>
         <w:pStyle w:val="Heading2"/>
@@ -14697,18 +14037,18 @@
           <wp:inline>
             <wp:extent cx="2476500" cy="1627532"/>
             <wp:effectExtent b="0" l="0" r="0" t="0"/>
-            <wp:docPr descr="" title="" id="31" name="Picture"/>
+            <wp:docPr descr="" title="" id="30" name="Picture"/>
             <a:graphic>
               <a:graphicData uri="http://schemas.openxmlformats.org/drawingml/2006/picture">
                 <pic:pic>
                   <pic:nvPicPr>
-                    <pic:cNvPr descr="c773f22331739a539e87c8d1ed1c394e495e2b5406c91f057716a274136215d4.jpg" id="32" name="Picture"/>
+                    <pic:cNvPr descr="c773f22331739a539e87c8d1ed1c394e495e2b5406c91f057716a274136215d4.jpg" id="31" name="Picture"/>
                     <pic:cNvPicPr>
                       <a:picLocks noChangeArrowheads="1" noChangeAspect="1"/>
                     </pic:cNvPicPr>
                   </pic:nvPicPr>
                   <pic:blipFill>
-                    <a:blip r:embed="rId30"/>
+                    <a:blip r:embed="rId29"/>
                     <a:stretch>
                       <a:fillRect/>
                     </a:stretch>
@@ -15893,18 +15233,18 @@
                 <wp:inline>
                   <wp:extent cx="2286000" cy="2407663"/>
                   <wp:effectExtent b="0" l="0" r="0" t="0"/>
-                  <wp:docPr descr="" title="" id="34" name="Picture"/>
+                  <wp:docPr descr="" title="" id="33" name="Picture"/>
                   <a:graphic>
                     <a:graphicData uri="http://schemas.openxmlformats.org/drawingml/2006/picture">
                       <pic:pic>
                         <pic:nvPicPr>
-                          <pic:cNvPr descr="ec119642eb99ec7df1d40ddf6d44a99f084b8cfc2c54eaa5ad2fec9ca21bc78b.jpg" id="35" name="Picture"/>
+                          <pic:cNvPr descr="ec119642eb99ec7df1d40ddf6d44a99f084b8cfc2c54eaa5ad2fec9ca21bc78b.jpg" id="34" name="Picture"/>
                           <pic:cNvPicPr>
                             <a:picLocks noChangeArrowheads="1" noChangeAspect="1"/>
                           </pic:cNvPicPr>
                         </pic:nvPicPr>
                         <pic:blipFill>
-                          <a:blip r:embed="rId33"/>
+                          <a:blip r:embed="rId32"/>
                           <a:stretch>
                             <a:fillRect/>
                           </a:stretch>
@@ -15947,18 +15287,18 @@
                 <wp:inline>
                   <wp:extent cx="2286000" cy="1928635"/>
                   <wp:effectExtent b="0" l="0" r="0" t="0"/>
-                  <wp:docPr descr="" title="" id="37" name="Picture"/>
+                  <wp:docPr descr="" title="" id="36" name="Picture"/>
                   <a:graphic>
                     <a:graphicData uri="http://schemas.openxmlformats.org/drawingml/2006/picture">
                       <pic:pic>
                         <pic:nvPicPr>
-                          <pic:cNvPr descr="cce79c1e8bd8b449f660e3c0b8cf0bacfb19b1a3179cfcd1267978a1af1377f3.jpg" id="38" name="Picture"/>
+                          <pic:cNvPr descr="cce79c1e8bd8b449f660e3c0b8cf0bacfb19b1a3179cfcd1267978a1af1377f3.jpg" id="37" name="Picture"/>
                           <pic:cNvPicPr>
                             <a:picLocks noChangeArrowheads="1" noChangeAspect="1"/>
                           </pic:cNvPicPr>
                         </pic:nvPicPr>
                         <pic:blipFill>
-                          <a:blip r:embed="rId36"/>
+                          <a:blip r:embed="rId35"/>
                           <a:stretch>
                             <a:fillRect/>
                           </a:stretch>
@@ -16345,8 +15685,8 @@
         </w:pict>
       </w:r>
     </w:p>
-    <w:bookmarkEnd w:id="39"/>
-    <w:bookmarkStart w:id="44" w:name="典型真题与计算建模全解"/>
+    <w:bookmarkEnd w:id="38"/>
+    <w:bookmarkStart w:id="43" w:name="典型真题与计算建模全解"/>
     <w:p>
       <w:pPr>
         <w:pStyle w:val="Heading2"/>
@@ -16365,7 +15705,7 @@
         <w:t xml:space="preserve">典型真题与计算建模全解</w:t>
       </w:r>
     </w:p>
-    <w:bookmarkStart w:id="40" w:name="例-1-stokes-einstein-与最小二乘由扩散测胶体与生物分子粒径"/>
+    <w:bookmarkStart w:id="39" w:name="例-1-stokes-einstein-与最小二乘由扩散测胶体与生物分子粒径"/>
     <w:p>
       <w:pPr>
         <w:pStyle w:val="Heading3"/>
@@ -17352,8 +16692,8 @@
         </w:pict>
       </w:r>
     </w:p>
-    <w:bookmarkEnd w:id="40"/>
-    <w:bookmarkStart w:id="41" w:name="例-2-一级平行反应温度如何调控选择性"/>
+    <w:bookmarkEnd w:id="39"/>
+    <w:bookmarkStart w:id="40" w:name="例-2-一级平行反应温度如何调控选择性"/>
     <w:p>
       <w:pPr>
         <w:pStyle w:val="Heading3"/>
@@ -18256,8 +17596,8 @@
         </w:pict>
       </w:r>
     </w:p>
-    <w:bookmarkEnd w:id="41"/>
-    <w:bookmarkStart w:id="42" w:name="例-3-竞争路径与由速率常数提取热力学量"/>
+    <w:bookmarkEnd w:id="40"/>
+    <w:bookmarkStart w:id="41" w:name="例-3-竞争路径与由速率常数提取热力学量"/>
     <w:p>
       <w:pPr>
         <w:pStyle w:val="Heading3"/>
@@ -19436,8 +18776,8 @@
         </w:pict>
       </w:r>
     </w:p>
-    <w:bookmarkEnd w:id="42"/>
-    <w:bookmarkStart w:id="43" w:name="例-4-双倒数作图判反应机理"/>
+    <w:bookmarkEnd w:id="41"/>
+    <w:bookmarkStart w:id="42" w:name="例-4-双倒数作图判反应机理"/>
     <w:p>
       <w:pPr>
         <w:pStyle w:val="Heading3"/>
@@ -20165,9 +19505,9 @@
         </w:pict>
       </w:r>
     </w:p>
+    <w:bookmarkEnd w:id="42"/>
     <w:bookmarkEnd w:id="43"/>
-    <w:bookmarkEnd w:id="44"/>
-    <w:bookmarkStart w:id="45" w:name="竞赛思考强化题与微观机理精解"/>
+    <w:bookmarkStart w:id="44" w:name="课后习题"/>
     <w:p>
       <w:pPr>
         <w:pStyle w:val="Heading2"/>
@@ -20183,138 +19523,12 @@
         <w:rPr>
           <w:rFonts w:hint="eastAsia" w:ascii="Times New Roman" w:hAnsi="Times New Roman" w:eastAsia="SimHei" w:cs="Times New Roman"/>
         </w:rPr>
-        <w:t xml:space="preserve">竞赛思考强化题与微观机理精解</w:t>
+        <w:t xml:space="preserve">课后习题</w:t>
       </w:r>
     </w:p>
     <w:p>
       <w:pPr>
         <w:pStyle w:val="FirstParagraph"/>
-        <w:ind w:firstLine="420"/>
-      </w:pPr>
-      <w:r>
-        <w:rPr>
-          <w:rFonts w:hint="eastAsia" w:ascii="Times New Roman" w:hAnsi="Times New Roman" w:eastAsia="FangSong" w:cs="Times New Roman"/>
-        </w:rPr>
-        <w:t xml:space="preserve">本组</w:t>
-      </w:r>
-      <w:r>
-        <w:rPr>
-          <w:rFonts w:ascii="Times New Roman" w:hAnsi="Times New Roman" w:eastAsia="Times New Roman" w:cs="Times New Roman"/>
-        </w:rPr>
-        <w:t xml:space="preserve"> 25 </w:t>
-      </w:r>
-      <w:r>
-        <w:rPr>
-          <w:rFonts w:hint="eastAsia" w:ascii="Times New Roman" w:hAnsi="Times New Roman" w:eastAsia="FangSong" w:cs="Times New Roman"/>
-        </w:rPr>
-        <w:t>题按考点顺序编排</w:t>
-      </w:r>
-      <w:r>
-        <w:rPr>
-          <w:rFonts w:hint="eastAsia" w:ascii="Times New Roman" w:hAnsi="Times New Roman" w:eastAsia="Times New Roman" w:cs="Times New Roman"/>
-        </w:rPr>
-        <w:t>，</w:t>
-      </w:r>
-      <w:r>
-        <w:rPr>
-          <w:rFonts w:hint="eastAsia" w:ascii="Times New Roman" w:hAnsi="Times New Roman" w:eastAsia="FangSong" w:cs="Times New Roman"/>
-        </w:rPr>
-        <w:t>覆盖积分速率方程与实验数据线性化拟合</w:t>
-      </w:r>
-      <w:r>
-        <w:rPr>
-          <w:rFonts w:hint="eastAsia" w:ascii="Times New Roman" w:hAnsi="Times New Roman" w:eastAsia="Times New Roman" w:cs="Times New Roman"/>
-        </w:rPr>
-        <w:t>、</w:t>
-      </w:r>
-      <w:r>
-        <w:rPr>
-          <w:rFonts w:hint="eastAsia" w:ascii="Times New Roman" w:hAnsi="Times New Roman" w:eastAsia="FangSong" w:cs="Times New Roman"/>
-        </w:rPr>
-        <w:t>初始速率法与积分法判定反应级数</w:t>
-      </w:r>
-      <w:r>
-        <w:rPr>
-          <w:rFonts w:hint="eastAsia" w:ascii="Times New Roman" w:hAnsi="Times New Roman" w:eastAsia="Times New Roman" w:cs="Times New Roman"/>
-        </w:rPr>
-        <w:t>、</w:t>
-      </w:r>
-      <w:r>
-        <w:rPr>
-          <w:rFonts w:hint="eastAsia" w:ascii="Times New Roman" w:hAnsi="Times New Roman" w:eastAsia="FangSong" w:cs="Times New Roman"/>
-        </w:rPr>
-        <w:t>拟稳态近似与平衡假设的判据</w:t>
-      </w:r>
-      <w:r>
-        <w:rPr>
-          <w:rFonts w:hint="eastAsia" w:ascii="Times New Roman" w:hAnsi="Times New Roman" w:eastAsia="Times New Roman" w:cs="Times New Roman"/>
-        </w:rPr>
-        <w:t>、</w:t>
-      </w:r>
-      <w:r>
-        <w:rPr>
-          <w:rFonts w:hint="eastAsia" w:ascii="Times New Roman" w:hAnsi="Times New Roman" w:eastAsia="FangSong" w:cs="Times New Roman"/>
-        </w:rPr>
-        <w:t>弛豫动力学与溶液反应原盐效应</w:t>
-      </w:r>
-      <w:r>
-        <w:rPr>
-          <w:rFonts w:hint="eastAsia" w:ascii="Times New Roman" w:hAnsi="Times New Roman" w:eastAsia="Times New Roman" w:cs="Times New Roman"/>
-        </w:rPr>
-        <w:t>、</w:t>
-      </w:r>
-      <w:r>
-        <w:rPr>
-          <w:rFonts w:hint="eastAsia" w:ascii="Times New Roman" w:hAnsi="Times New Roman" w:eastAsia="FangSong" w:cs="Times New Roman"/>
-        </w:rPr>
-        <w:t>自由基链反应与支链爆炸判据</w:t>
-      </w:r>
-      <w:r>
-        <w:rPr>
-          <w:rFonts w:hint="eastAsia" w:ascii="Times New Roman" w:hAnsi="Times New Roman" w:eastAsia="Times New Roman" w:cs="Times New Roman"/>
-        </w:rPr>
-        <w:t>、</w:t>
-      </w:r>
-      <w:r>
-        <w:rPr>
-          <w:rFonts w:hint="eastAsia" w:ascii="Times New Roman" w:hAnsi="Times New Roman" w:eastAsia="FangSong" w:cs="Times New Roman"/>
-        </w:rPr>
-        <w:t>酶催化动力学与双倒数作图判机理等本讲全部考点</w:t>
-      </w:r>
-      <w:r>
-        <w:rPr>
-          <w:rFonts w:hint="eastAsia" w:ascii="Times New Roman" w:hAnsi="Times New Roman" w:eastAsia="Times New Roman" w:cs="Times New Roman"/>
-        </w:rPr>
-        <w:t>；</w:t>
-      </w:r>
-      <w:r>
-        <w:rPr>
-          <w:rFonts w:hint="eastAsia" w:ascii="Times New Roman" w:hAnsi="Times New Roman" w:eastAsia="FangSong" w:cs="Times New Roman"/>
-        </w:rPr>
-        <w:t>其中第</w:t>
-      </w:r>
-      <w:r>
-        <w:rPr>
-          <w:rFonts w:ascii="Times New Roman" w:hAnsi="Times New Roman" w:eastAsia="Times New Roman" w:cs="Times New Roman"/>
-        </w:rPr>
-        <w:t xml:space="preserve"> 15~25 </w:t>
-      </w:r>
-      <w:r>
-        <w:rPr>
-          <w:rFonts w:hint="eastAsia" w:ascii="Times New Roman" w:hAnsi="Times New Roman" w:eastAsia="FangSong" w:cs="Times New Roman"/>
-        </w:rPr>
-        <w:t>题为历届竞赛真题</w:t>
-      </w:r>
-      <w:r>
-        <w:rPr>
-          <w:rFonts w:hint="eastAsia" w:ascii="Times New Roman" w:hAnsi="Times New Roman" w:eastAsia="Times New Roman" w:cs="Times New Roman"/>
-        </w:rPr>
-        <w:t>。</w:t>
-      </w:r>
-    </w:p>
-    <w:p>
-      <w:pPr>
-        <w:pStyle w:val="BodyText"/>
         <w:spacing w:after="80"/>
         <w:ind w:firstLine="420"/>
       </w:pPr>
@@ -22898,7 +22112,7 @@
       <w:pPr>
         <w:numPr>
           <w:ilvl w:val="0"/>
-          <w:numId w:val="1001"/>
+          <w:numId w:val="1002"/>
         </w:numPr>
         <w:ind w:firstLine="420"/>
       </w:pPr>
@@ -22919,7 +22133,7 @@
       <w:pPr>
         <w:numPr>
           <w:ilvl w:val="0"/>
-          <w:numId w:val="1001"/>
+          <w:numId w:val="1002"/>
         </w:numPr>
         <w:ind w:firstLine="420"/>
       </w:pPr>
@@ -24190,7 +23404,7 @@
       <w:pPr>
         <w:numPr>
           <w:ilvl w:val="0"/>
-          <w:numId w:val="1002"/>
+          <w:numId w:val="1003"/>
         </w:numPr>
         <w:ind w:firstLine="420"/>
       </w:pPr>
@@ -24293,7 +23507,7 @@
       <w:pPr>
         <w:numPr>
           <w:ilvl w:val="0"/>
-          <w:numId w:val="1002"/>
+          <w:numId w:val="1003"/>
         </w:numPr>
         <w:ind w:firstLine="420"/>
       </w:pPr>
@@ -25346,7 +24560,7 @@
       <w:pPr>
         <w:numPr>
           <w:ilvl w:val="0"/>
-          <w:numId w:val="1003"/>
+          <w:numId w:val="1004"/>
         </w:numPr>
         <w:ind w:firstLine="420"/>
       </w:pPr>
@@ -25407,7 +24621,7 @@
       <w:pPr>
         <w:numPr>
           <w:ilvl w:val="0"/>
-          <w:numId w:val="1003"/>
+          <w:numId w:val="1004"/>
         </w:numPr>
         <w:ind w:firstLine="420"/>
       </w:pPr>
@@ -26539,7 +25753,7 @@
       <w:pPr>
         <w:numPr>
           <w:ilvl w:val="0"/>
-          <w:numId w:val="1004"/>
+          <w:numId w:val="1005"/>
         </w:numPr>
         <w:ind w:firstLine="420"/>
       </w:pPr>
@@ -26571,7 +25785,7 @@
       <w:pPr>
         <w:numPr>
           <w:ilvl w:val="0"/>
-          <w:numId w:val="1004"/>
+          <w:numId w:val="1005"/>
         </w:numPr>
         <w:ind w:firstLine="420"/>
       </w:pPr>
@@ -27228,7 +26442,7 @@
       <w:pPr>
         <w:numPr>
           <w:ilvl w:val="0"/>
-          <w:numId w:val="1005"/>
+          <w:numId w:val="1006"/>
         </w:numPr>
         <w:ind w:firstLine="420"/>
       </w:pPr>
@@ -27281,7 +26495,7 @@
       <w:pPr>
         <w:numPr>
           <w:ilvl w:val="0"/>
-          <w:numId w:val="1005"/>
+          <w:numId w:val="1006"/>
         </w:numPr>
         <w:ind w:firstLine="420"/>
       </w:pPr>
@@ -27334,7 +26548,7 @@
       <w:pPr>
         <w:numPr>
           <w:ilvl w:val="0"/>
-          <w:numId w:val="1005"/>
+          <w:numId w:val="1006"/>
         </w:numPr>
         <w:ind w:firstLine="420"/>
       </w:pPr>
@@ -27644,7 +26858,7 @@
       <w:pPr>
         <w:numPr>
           <w:ilvl w:val="0"/>
-          <w:numId w:val="1006"/>
+          <w:numId w:val="1007"/>
         </w:numPr>
         <w:ind w:firstLine="420"/>
       </w:pPr>
@@ -27665,7 +26879,7 @@
       <w:pPr>
         <w:numPr>
           <w:ilvl w:val="0"/>
-          <w:numId w:val="1006"/>
+          <w:numId w:val="1007"/>
         </w:numPr>
         <w:ind w:firstLine="420"/>
       </w:pPr>
@@ -27733,7 +26947,7 @@
       <w:pPr>
         <w:numPr>
           <w:ilvl w:val="0"/>
-          <w:numId w:val="1006"/>
+          <w:numId w:val="1007"/>
         </w:numPr>
         <w:ind w:firstLine="420"/>
       </w:pPr>
@@ -35789,7 +35003,7 @@
       <w:pPr>
         <w:numPr>
           <w:ilvl w:val="0"/>
-          <w:numId w:val="1007"/>
+          <w:numId w:val="1008"/>
         </w:numPr>
         <w:ind w:firstLine="420"/>
       </w:pPr>
@@ -35840,7 +35054,7 @@
       <w:pPr>
         <w:numPr>
           <w:ilvl w:val="0"/>
-          <w:numId w:val="1007"/>
+          <w:numId w:val="1008"/>
         </w:numPr>
         <w:ind w:firstLine="420"/>
       </w:pPr>
@@ -35885,7 +35099,7 @@
       <w:pPr>
         <w:numPr>
           <w:ilvl w:val="0"/>
-          <w:numId w:val="1007"/>
+          <w:numId w:val="1008"/>
         </w:numPr>
         <w:ind w:firstLine="420"/>
       </w:pPr>
@@ -37980,7 +37194,7 @@
       <w:pPr>
         <w:numPr>
           <w:ilvl w:val="0"/>
-          <w:numId w:val="1008"/>
+          <w:numId w:val="1009"/>
         </w:numPr>
         <w:spacing w:before="120"/>
         <w:ind w:firstLine="420"/>
@@ -38014,7 +37228,7 @@
       <w:pPr>
         <w:numPr>
           <w:ilvl w:val="0"/>
-          <w:numId w:val="1008"/>
+          <w:numId w:val="1009"/>
         </w:numPr>
         <w:ind w:firstLine="420"/>
       </w:pPr>
@@ -38070,7 +37284,7 @@
       <w:pPr>
         <w:numPr>
           <w:ilvl w:val="0"/>
-          <w:numId w:val="1008"/>
+          <w:numId w:val="1009"/>
         </w:numPr>
         <w:ind w:firstLine="420"/>
       </w:pPr>
@@ -38631,7 +37845,7 @@
       <w:pPr>
         <w:numPr>
           <w:ilvl w:val="0"/>
-          <w:numId w:val="1009"/>
+          <w:numId w:val="1010"/>
         </w:numPr>
         <w:spacing w:before="120"/>
         <w:ind w:firstLine="420"/>
@@ -38676,7 +37890,7 @@
       <w:pPr>
         <w:numPr>
           <w:ilvl w:val="0"/>
-          <w:numId w:val="1009"/>
+          <w:numId w:val="1010"/>
         </w:numPr>
         <w:ind w:firstLine="420"/>
       </w:pPr>
@@ -38855,7 +38069,7 @@
       <w:pPr>
         <w:numPr>
           <w:ilvl w:val="0"/>
-          <w:numId w:val="1009"/>
+          <w:numId w:val="1010"/>
         </w:numPr>
         <w:ind w:firstLine="420"/>
       </w:pPr>
@@ -39706,7 +38920,7 @@
       <w:pPr>
         <w:numPr>
           <w:ilvl w:val="0"/>
-          <w:numId w:val="1010"/>
+          <w:numId w:val="1011"/>
         </w:numPr>
         <w:ind w:firstLine="420"/>
       </w:pPr>
@@ -39727,7 +38941,7 @@
       <w:pPr>
         <w:numPr>
           <w:ilvl w:val="0"/>
-          <w:numId w:val="1010"/>
+          <w:numId w:val="1011"/>
         </w:numPr>
         <w:ind w:firstLine="420"/>
       </w:pPr>
@@ -39818,7 +39032,7 @@
       <w:pPr>
         <w:numPr>
           <w:ilvl w:val="0"/>
-          <w:numId w:val="1010"/>
+          <w:numId w:val="1011"/>
         </w:numPr>
         <w:ind w:firstLine="420"/>
       </w:pPr>
@@ -40247,7 +39461,7 @@
         <w:pStyle w:val="Compact"/>
         <w:numPr>
           <w:ilvl w:val="0"/>
-          <w:numId w:val="1011"/>
+          <w:numId w:val="1012"/>
         </w:numPr>
         <w:ind w:firstLine="420"/>
       </w:pPr>
@@ -41325,7 +40539,7 @@
         <w:pStyle w:val="BodyText"/>
       </w:pPr>
     </w:p>
-    <w:bookmarkEnd w:id="45"/>
+    <w:bookmarkEnd w:id="44"/>
     <w:sectPr>
       <w:footerReference w:type="default" r:id="rId9"/>
       <w:footnotePr>
@@ -41468,6 +40682,91 @@
     <w:lvl w:ilvl="8">
       <w:numFmt w:val="bullet"/>
       <w:lvlText w:val=" "/>
+      <w:lvlJc w:val="left"/>
+      <w:pPr>
+        <w:ind w:left="6480" w:hanging="360"/>
+      </w:pPr>
+    </w:lvl>
+  </w:abstractNum>
+  <w:abstractNum w:abstractNumId="99411">
+    <w:nsid w:val="00A99411"/>
+    <w:multiLevelType w:val="multilevel"/>
+    <w:lvl w:ilvl="0">
+      <w:start w:val="1"/>
+      <w:numFmt w:val="decimal"/>
+      <w:lvlText w:val="%1."/>
+      <w:lvlJc w:val="left"/>
+      <w:pPr>
+        <w:ind w:left="720" w:hanging="360"/>
+      </w:pPr>
+    </w:lvl>
+    <w:lvl w:ilvl="1">
+      <w:start w:val="1"/>
+      <w:numFmt w:val="decimal"/>
+      <w:lvlText w:val="%2."/>
+      <w:lvlJc w:val="left"/>
+      <w:pPr>
+        <w:ind w:left="1440" w:hanging="360"/>
+      </w:pPr>
+    </w:lvl>
+    <w:lvl w:ilvl="2">
+      <w:start w:val="1"/>
+      <w:numFmt w:val="decimal"/>
+      <w:lvlText w:val="%3."/>
+      <w:lvlJc w:val="left"/>
+      <w:pPr>
+        <w:ind w:left="2160" w:hanging="360"/>
+      </w:pPr>
+    </w:lvl>
+    <w:lvl w:ilvl="3">
+      <w:start w:val="1"/>
+      <w:numFmt w:val="decimal"/>
+      <w:lvlText w:val="%4."/>
+      <w:lvlJc w:val="left"/>
+      <w:pPr>
+        <w:ind w:left="2880" w:hanging="360"/>
+      </w:pPr>
+    </w:lvl>
+    <w:lvl w:ilvl="4">
+      <w:start w:val="1"/>
+      <w:numFmt w:val="decimal"/>
+      <w:lvlText w:val="%5."/>
+      <w:lvlJc w:val="left"/>
+      <w:pPr>
+        <w:ind w:left="3600" w:hanging="360"/>
+      </w:pPr>
+    </w:lvl>
+    <w:lvl w:ilvl="5">
+      <w:start w:val="1"/>
+      <w:numFmt w:val="decimal"/>
+      <w:lvlText w:val="%6."/>
+      <w:lvlJc w:val="left"/>
+      <w:pPr>
+        <w:ind w:left="4320" w:hanging="360"/>
+      </w:pPr>
+    </w:lvl>
+    <w:lvl w:ilvl="6">
+      <w:start w:val="1"/>
+      <w:numFmt w:val="decimal"/>
+      <w:lvlText w:val="%7."/>
+      <w:lvlJc w:val="left"/>
+      <w:pPr>
+        <w:ind w:left="5040" w:hanging="360"/>
+      </w:pPr>
+    </w:lvl>
+    <w:lvl w:ilvl="7">
+      <w:start w:val="1"/>
+      <w:numFmt w:val="decimal"/>
+      <w:lvlText w:val="%8."/>
+      <w:lvlJc w:val="left"/>
+      <w:pPr>
+        <w:ind w:left="5760" w:hanging="360"/>
+      </w:pPr>
+    </w:lvl>
+    <w:lvl w:ilvl="8">
+      <w:start w:val="1"/>
+      <w:numFmt w:val="decimal"/>
+      <w:lvlText w:val="%9."/>
       <w:lvlJc w:val="left"/>
       <w:pPr>
         <w:ind w:left="6480" w:hanging="360"/>
@@ -41818,6 +41117,36 @@
     <w:abstractNumId w:val="990"/>
   </w:num>
   <w:num w:numId="1001">
+    <w:abstractNumId w:val="99411"/>
+    <w:lvlOverride w:ilvl="0">
+      <w:startOverride w:val="1"/>
+    </w:lvlOverride>
+    <w:lvlOverride w:ilvl="1">
+      <w:startOverride w:val="1"/>
+    </w:lvlOverride>
+    <w:lvlOverride w:ilvl="2">
+      <w:startOverride w:val="1"/>
+    </w:lvlOverride>
+    <w:lvlOverride w:ilvl="3">
+      <w:startOverride w:val="1"/>
+    </w:lvlOverride>
+    <w:lvlOverride w:ilvl="4">
+      <w:startOverride w:val="1"/>
+    </w:lvlOverride>
+    <w:lvlOverride w:ilvl="5">
+      <w:startOverride w:val="1"/>
+    </w:lvlOverride>
+    <w:lvlOverride w:ilvl="6">
+      <w:startOverride w:val="1"/>
+    </w:lvlOverride>
+    <w:lvlOverride w:ilvl="7">
+      <w:startOverride w:val="1"/>
+    </w:lvlOverride>
+    <w:lvlOverride w:ilvl="8">
+      <w:startOverride w:val="1"/>
+    </w:lvlOverride>
+  </w:num>
+  <w:num w:numId="1002">
     <w:abstractNumId w:val="99432"/>
     <w:lvlOverride w:ilvl="0">
       <w:startOverride w:val="2"/>
@@ -41845,36 +41174,6 @@
     </w:lvlOverride>
     <w:lvlOverride w:ilvl="8">
       <w:startOverride w:val="2"/>
-    </w:lvlOverride>
-  </w:num>
-  <w:num w:numId="1002">
-    <w:abstractNumId w:val="99431"/>
-    <w:lvlOverride w:ilvl="0">
-      <w:startOverride w:val="1"/>
-    </w:lvlOverride>
-    <w:lvlOverride w:ilvl="1">
-      <w:startOverride w:val="1"/>
-    </w:lvlOverride>
-    <w:lvlOverride w:ilvl="2">
-      <w:startOverride w:val="1"/>
-    </w:lvlOverride>
-    <w:lvlOverride w:ilvl="3">
-      <w:startOverride w:val="1"/>
-    </w:lvlOverride>
-    <w:lvlOverride w:ilvl="4">
-      <w:startOverride w:val="1"/>
-    </w:lvlOverride>
-    <w:lvlOverride w:ilvl="5">
-      <w:startOverride w:val="1"/>
-    </w:lvlOverride>
-    <w:lvlOverride w:ilvl="6">
-      <w:startOverride w:val="1"/>
-    </w:lvlOverride>
-    <w:lvlOverride w:ilvl="7">
-      <w:startOverride w:val="1"/>
-    </w:lvlOverride>
-    <w:lvlOverride w:ilvl="8">
-      <w:startOverride w:val="1"/>
     </w:lvlOverride>
   </w:num>
   <w:num w:numId="1003">
@@ -41998,7 +41297,7 @@
     </w:lvlOverride>
   </w:num>
   <w:num w:numId="1007">
-    <w:abstractNumId w:val="99731"/>
+    <w:abstractNumId w:val="99431"/>
     <w:lvlOverride w:ilvl="0">
       <w:startOverride w:val="1"/>
     </w:lvlOverride>
@@ -42028,7 +41327,7 @@
     </w:lvlOverride>
   </w:num>
   <w:num w:numId="1008">
-    <w:abstractNumId w:val="99431"/>
+    <w:abstractNumId w:val="99731"/>
     <w:lvlOverride w:ilvl="0">
       <w:startOverride w:val="1"/>
     </w:lvlOverride>
@@ -42118,6 +41417,36 @@
     </w:lvlOverride>
   </w:num>
   <w:num w:numId="1011">
+    <w:abstractNumId w:val="99431"/>
+    <w:lvlOverride w:ilvl="0">
+      <w:startOverride w:val="1"/>
+    </w:lvlOverride>
+    <w:lvlOverride w:ilvl="1">
+      <w:startOverride w:val="1"/>
+    </w:lvlOverride>
+    <w:lvlOverride w:ilvl="2">
+      <w:startOverride w:val="1"/>
+    </w:lvlOverride>
+    <w:lvlOverride w:ilvl="3">
+      <w:startOverride w:val="1"/>
+    </w:lvlOverride>
+    <w:lvlOverride w:ilvl="4">
+      <w:startOverride w:val="1"/>
+    </w:lvlOverride>
+    <w:lvlOverride w:ilvl="5">
+      <w:startOverride w:val="1"/>
+    </w:lvlOverride>
+    <w:lvlOverride w:ilvl="6">
+      <w:startOverride w:val="1"/>
+    </w:lvlOverride>
+    <w:lvlOverride w:ilvl="7">
+      <w:startOverride w:val="1"/>
+    </w:lvlOverride>
+    <w:lvlOverride w:ilvl="8">
+      <w:startOverride w:val="1"/>
+    </w:lvlOverride>
+  </w:num>
+  <w:num w:numId="1012">
     <w:abstractNumId w:val="99434"/>
     <w:lvlOverride w:ilvl="0">
       <w:startOverride w:val="4"/>

--- a/06-学生侧材料/讲义/学生专用版/3-物理化学/化学动力学计算建模-超级充实版（学生专用版）.docx
+++ b/06-学生侧材料/讲义/学生专用版/3-物理化学/化学动力学计算建模-超级充实版（学生专用版）.docx
@@ -7694,7 +7694,7 @@
         <w:rPr>
           <w:rFonts w:hint="eastAsia" w:ascii="Times New Roman" w:hAnsi="Times New Roman" w:eastAsia="FangSong" w:cs="Times New Roman"/>
         </w:rPr>
-        <w:t>而后续生成产物的步骤极其缓慢成为速率决定步</w:t>
+        <w:t>而后续生成产物的步骤缓慢成为速率决定步</w:t>
       </w:r>
       <w:r>
         <w:rPr>
@@ -12669,7 +12669,7 @@
         <w:rPr>
           <w:rFonts w:hint="eastAsia" w:ascii="Times New Roman" w:hAnsi="Times New Roman" w:eastAsia="FangSong" w:cs="Times New Roman"/>
         </w:rPr>
-        <w:t>其动力学积分展现出截然相反的两类命运</w:t>
+        <w:t>其动力学积分展现出截然相反的两类结果</w:t>
       </w:r>
       <w:r>
         <w:rPr>

--- a/06-学生侧材料/讲义/学生专用版/3-物理化学/化学动力学计算建模-超级充实版（学生专用版）.docx
+++ b/06-学生侧材料/讲义/学生专用版/3-物理化学/化学动力学计算建模-超级充实版（学生专用版）.docx
@@ -6712,6 +6712,7 @@
     <w:p>
       <w:pPr>
         <w:pStyle w:val="FirstParagraph"/>
+        <w:spacing w:after="80"/>
       </w:pPr>
       <m:oMathPara>
         <m:oMathParaPr>
@@ -7005,97 +7006,152 @@
         </m:oMath>
       </m:oMathPara>
     </w:p>
-    <w:p>
-      <w:pPr>
-        <w:pStyle w:val="FirstParagraph"/>
-        <w:spacing w:before="160" w:after="80"/>
+    <w:tbl>
+      <w:tblPr>
+        <w:tblStyle w:val="Table"/>
+        <w:tblW w:type="pct" w:w="5000"/>
+        <w:tblLayout w:type="fixed"/>
+        <w:tblLook w:firstRow="1" w:lastRow="0" w:firstColumn="0" w:lastColumn="0" w:noHBand="0" w:noVBand="0" w:val="0020"/>
         <w:jc w:val="center"/>
-      </w:pPr>
-      <w:r>
-        <w:rPr>
-          <w:rFonts w:ascii="Times New Roman" w:hAnsi="Times New Roman" w:eastAsia="Times New Roman" w:cs="Times New Roman"/>
-        </w:rPr>
-        <w:drawing>
-          <wp:inline>
-            <wp:extent cx="2476500" cy="3410884"/>
-            <wp:effectExtent b="0" l="0" r="0" t="0"/>
-            <wp:docPr descr="" title="" id="11" name="Picture"/>
-            <a:graphic>
-              <a:graphicData uri="http://schemas.openxmlformats.org/drawingml/2006/picture">
-                <pic:pic>
-                  <pic:nvPicPr>
-                    <pic:cNvPr descr="cd8f41efef4c9f2d6ef3ae25ac2a44e4c65281039570e22d28676a8cea071b42.jpg" id="12" name="Picture"/>
-                    <pic:cNvPicPr>
-                      <a:picLocks noChangeArrowheads="1" noChangeAspect="1"/>
-                    </pic:cNvPicPr>
-                  </pic:nvPicPr>
-                  <pic:blipFill>
-                    <a:blip r:embed="rId10"/>
-                    <a:stretch>
-                      <a:fillRect/>
-                    </a:stretch>
-                  </pic:blipFill>
-                  <pic:spPr bwMode="auto">
-                    <a:xfrm>
-                      <a:off x="0" y="0"/>
-                      <a:ext cx="2476500" cy="3410884"/>
-                    </a:xfrm>
-                    <a:prstGeom prst="rect">
-                      <a:avLst/>
-                    </a:prstGeom>
-                    <a:noFill/>
-                    <a:ln w="9525">
-                      <a:noFill/>
-                      <a:headEnd/>
-                      <a:tailEnd/>
-                    </a:ln>
-                  </pic:spPr>
-                </pic:pic>
-              </a:graphicData>
-            </a:graphic>
-          </wp:inline>
-        </w:drawing>
-      </w:r>
-      <w:r>
-        <w:rPr>
-          <w:rFonts w:ascii="Times New Roman" w:hAnsi="Times New Roman" w:eastAsia="Times New Roman" w:cs="Times New Roman"/>
-        </w:rPr>
-        <w:t xml:space="preserve"> </w:t>
-      </w:r>
-      <w:r>
-        <w:rPr>
-          <w:rFonts w:ascii="Times New Roman" w:hAnsi="Times New Roman" w:eastAsia="Times New Roman" w:cs="Times New Roman"/>
-        </w:rPr>
-        <w:t xml:space="preserve">&gt; </w:t>
-      </w:r>
-      <w:r>
-        <w:rPr>
-          <w:rFonts w:hint="eastAsia" w:ascii="Times New Roman" w:hAnsi="Times New Roman" w:eastAsia="FangSong" w:cs="Times New Roman"/>
-        </w:rPr>
-        <w:t xml:space="preserve">图</w:t>
-      </w:r>
-      <w:r>
-        <w:rPr>
-          <w:rFonts w:ascii="Times New Roman" w:hAnsi="Times New Roman" w:eastAsia="Times New Roman" w:cs="Times New Roman"/>
-        </w:rPr>
-        <w:t xml:space="preserve"> </w:t>
-      </w:r>
-      <w:r>
-        <w:rPr>
-          <w:rFonts w:hint="eastAsia" w:ascii="Times New Roman" w:hAnsi="Times New Roman" w:eastAsia="Times New Roman" w:cs="Times New Roman"/>
-        </w:rPr>
-        <w:t>8-1：</w:t>
-      </w:r>
-      <w:r>
-        <w:rPr>
-          <w:rFonts w:hint="eastAsia" w:ascii="Times New Roman" w:hAnsi="Times New Roman" w:eastAsia="FangSong" w:cs="Times New Roman"/>
-        </w:rPr>
-        <w:t>连续反应各组分浓度随时间演化曲线</w:t>
-      </w:r>
-    </w:p>
+        <w:tblBorders>
+          <w:top w:val="single" w:sz="12" w:space="0" w:color="333333"/>
+          <w:bottom w:val="single" w:sz="12" w:space="0" w:color="333333"/>
+          <w:left w:val="none"/>
+          <w:right w:val="none"/>
+          <w:insideH w:val="none"/>
+          <w:insideV w:val="none"/>
+        </w:tblBorders>
+      </w:tblPr>
+      <w:tblGrid>
+        <w:gridCol w:w="7920"/>
+      </w:tblGrid>
+      <w:tr>
+        <w:trPr>
+          <w:tblHeader w:val="on"/>
+        </w:trPr>
+        <w:tc>
+          <w:tcPr>
+            <w:tcBorders>
+              <w:bottom w:val="single" w:sz="6" w:space="0" w:color="333333"/>
+            </w:tcBorders>
+          </w:tcPr>
+          <w:p>
+            <w:pPr>
+              <w:pStyle w:val="Compact"/>
+              <w:jc w:val="center"/>
+            </w:pPr>
+            <w:r>
+              <w:rPr>
+                <w:rFonts w:hint="eastAsia" w:ascii="Times New Roman" w:hAnsi="Times New Roman" w:eastAsia="SimHei" w:cs="Times New Roman"/>
+                <w:b/>
+              </w:rPr>
+              <w:t xml:space="preserve">连续反应各组分浓度随时间</w:t>
+            </w:r>
+          </w:p>
+        </w:tc>
+      </w:tr>
+      <w:tr>
+        <w:tc>
+          <w:tcPr/>
+          <w:p>
+            <w:pPr>
+              <w:pStyle w:val="Compact"/>
+              <w:jc w:val="center"/>
+            </w:pPr>
+            <w:r>
+              <w:rPr>
+                <w:rFonts w:ascii="Times New Roman" w:hAnsi="Times New Roman" w:eastAsia="Times New Roman" w:cs="Times New Roman"/>
+              </w:rPr>
+              <w:drawing>
+                <wp:inline>
+                  <wp:extent cx="2667000" cy="3673260"/>
+                  <wp:effectExtent b="0" l="0" r="0" t="0"/>
+                  <wp:docPr descr="" title="" id="11" name="Picture"/>
+                  <a:graphic>
+                    <a:graphicData uri="http://schemas.openxmlformats.org/drawingml/2006/picture">
+                      <pic:pic>
+                        <pic:nvPicPr>
+                          <pic:cNvPr descr="cd8f41efef4c9f2d6ef3ae25ac2a44e4c65281039570e22d28676a8cea071b42.jpg" id="12" name="Picture"/>
+                          <pic:cNvPicPr>
+                            <a:picLocks noChangeArrowheads="1" noChangeAspect="1"/>
+                          </pic:cNvPicPr>
+                        </pic:nvPicPr>
+                        <pic:blipFill>
+                          <a:blip r:embed="rId10"/>
+                          <a:stretch>
+                            <a:fillRect/>
+                          </a:stretch>
+                        </pic:blipFill>
+                        <pic:spPr bwMode="auto">
+                          <a:xfrm>
+                            <a:off x="0" y="0"/>
+                            <a:ext cx="2667000" cy="3673260"/>
+                          </a:xfrm>
+                          <a:prstGeom prst="rect">
+                            <a:avLst/>
+                          </a:prstGeom>
+                          <a:noFill/>
+                          <a:ln w="9525">
+                            <a:noFill/>
+                            <a:headEnd/>
+                            <a:tailEnd/>
+                          </a:ln>
+                        </pic:spPr>
+                      </pic:pic>
+                    </a:graphicData>
+                  </a:graphic>
+                </wp:inline>
+              </w:drawing>
+            </w:r>
+          </w:p>
+        </w:tc>
+      </w:tr>
+      <w:tr>
+        <w:tc>
+          <w:tcPr/>
+          <w:p>
+            <w:pPr>
+              <w:pStyle w:val="Compact"/>
+              <w:jc w:val="center"/>
+            </w:pPr>
+            <w:r>
+              <w:rPr>
+                <w:rFonts w:ascii="Times New Roman" w:hAnsi="Times New Roman" w:eastAsia="Times New Roman" w:cs="Times New Roman"/>
+              </w:rPr>
+              <w:t xml:space="preserve">&gt; </w:t>
+            </w:r>
+            <w:r>
+              <w:rPr>
+                <w:rFonts w:hint="eastAsia" w:ascii="Times New Roman" w:hAnsi="Times New Roman" w:eastAsia="FangSong" w:cs="Times New Roman"/>
+              </w:rPr>
+              <w:t xml:space="preserve">图</w:t>
+            </w:r>
+            <w:r>
+              <w:rPr>
+                <w:rFonts w:ascii="Times New Roman" w:hAnsi="Times New Roman" w:eastAsia="Times New Roman" w:cs="Times New Roman"/>
+              </w:rPr>
+              <w:t xml:space="preserve"> </w:t>
+            </w:r>
+            <w:r>
+              <w:rPr>
+                <w:rFonts w:hint="eastAsia" w:ascii="Times New Roman" w:hAnsi="Times New Roman" w:eastAsia="Times New Roman" w:cs="Times New Roman"/>
+              </w:rPr>
+              <w:t>8-1：</w:t>
+            </w:r>
+            <w:r>
+              <w:rPr>
+                <w:rFonts w:hint="eastAsia" w:ascii="Times New Roman" w:hAnsi="Times New Roman" w:eastAsia="FangSong" w:cs="Times New Roman"/>
+              </w:rPr>
+              <w:t>连续反应各组分浓度随时间演化曲线</w:t>
+            </w:r>
+          </w:p>
+        </w:tc>
+      </w:tr>
+    </w:tbl>
     <w:p>
       <w:pPr>
         <w:pStyle w:val="BodyText"/>
+        <w:spacing w:before="120"/>
         <w:ind w:firstLine="420"/>
       </w:pPr>
       <w:r>
@@ -11582,7 +11638,7 @@
               </w:rPr>
               <w:drawing>
                 <wp:inline>
-                  <wp:extent cx="2286000" cy="2676071"/>
+                  <wp:extent cx="2381250" cy="2787574"/>
                   <wp:effectExtent b="0" l="0" r="0" t="0"/>
                   <wp:docPr descr="" title="" id="16" name="Picture"/>
                   <a:graphic>
@@ -11603,7 +11659,7 @@
                         <pic:spPr bwMode="auto">
                           <a:xfrm>
                             <a:off x="0" y="0"/>
-                            <a:ext cx="2286000" cy="2676071"/>
+                            <a:ext cx="2381250" cy="2787574"/>
                           </a:xfrm>
                           <a:prstGeom prst="rect">
                             <a:avLst/>
@@ -11636,7 +11692,7 @@
               </w:rPr>
               <w:drawing>
                 <wp:inline>
-                  <wp:extent cx="2286000" cy="2364249"/>
+                  <wp:extent cx="2381250" cy="2462759"/>
                   <wp:effectExtent b="0" l="0" r="0" t="0"/>
                   <wp:docPr descr="" title="" id="19" name="Picture"/>
                   <a:graphic>
@@ -11657,7 +11713,7 @@
                         <pic:spPr bwMode="auto">
                           <a:xfrm>
                             <a:off x="0" y="0"/>
-                            <a:ext cx="2286000" cy="2364249"/>
+                            <a:ext cx="2381250" cy="2462759"/>
                           </a:xfrm>
                           <a:prstGeom prst="rect">
                             <a:avLst/>
@@ -12214,7 +12270,7 @@
               </w:rPr>
               <w:drawing>
                 <wp:inline>
-                  <wp:extent cx="2286000" cy="2111712"/>
+                  <wp:extent cx="2381250" cy="2199700"/>
                   <wp:effectExtent b="0" l="0" r="0" t="0"/>
                   <wp:docPr descr="" title="" id="23" name="Picture"/>
                   <a:graphic>
@@ -12235,7 +12291,7 @@
                         <pic:spPr bwMode="auto">
                           <a:xfrm>
                             <a:off x="0" y="0"/>
-                            <a:ext cx="2286000" cy="2111712"/>
+                            <a:ext cx="2381250" cy="2199700"/>
                           </a:xfrm>
                           <a:prstGeom prst="rect">
                             <a:avLst/>
@@ -12268,7 +12324,7 @@
               </w:rPr>
               <w:drawing>
                 <wp:inline>
-                  <wp:extent cx="2286000" cy="2710347"/>
+                  <wp:extent cx="2381250" cy="2823278"/>
                   <wp:effectExtent b="0" l="0" r="0" t="0"/>
                   <wp:docPr descr="" title="" id="26" name="Picture"/>
                   <a:graphic>
@@ -12289,7 +12345,7 @@
                         <pic:spPr bwMode="auto">
                           <a:xfrm>
                             <a:off x="0" y="0"/>
-                            <a:ext cx="2286000" cy="2710347"/>
+                            <a:ext cx="2381250" cy="2823278"/>
                           </a:xfrm>
                           <a:prstGeom prst="rect">
                             <a:avLst/>
@@ -13808,6 +13864,7 @@
     <w:p>
       <w:pPr>
         <w:pStyle w:val="FirstParagraph"/>
+        <w:spacing w:after="80"/>
         <w:ind w:firstLine="420"/>
       </w:pPr>
       <w:r>
@@ -14023,97 +14080,152 @@
         <w:t>。</w:t>
       </w:r>
     </w:p>
+    <w:tbl>
+      <w:tblPr>
+        <w:tblStyle w:val="Table"/>
+        <w:tblW w:type="pct" w:w="5000"/>
+        <w:tblLayout w:type="fixed"/>
+        <w:tblLook w:firstRow="1" w:lastRow="0" w:firstColumn="0" w:lastColumn="0" w:noHBand="0" w:noVBand="0" w:val="0020"/>
+        <w:jc w:val="center"/>
+        <w:tblBorders>
+          <w:top w:val="single" w:sz="12" w:space="0" w:color="333333"/>
+          <w:bottom w:val="single" w:sz="12" w:space="0" w:color="333333"/>
+          <w:left w:val="none"/>
+          <w:right w:val="none"/>
+          <w:insideH w:val="none"/>
+          <w:insideV w:val="none"/>
+        </w:tblBorders>
+      </w:tblPr>
+      <w:tblGrid>
+        <w:gridCol w:w="7920"/>
+      </w:tblGrid>
+      <w:tr>
+        <w:trPr>
+          <w:tblHeader w:val="on"/>
+        </w:trPr>
+        <w:tc>
+          <w:tcPr>
+            <w:tcBorders>
+              <w:bottom w:val="single" w:sz="6" w:space="0" w:color="333333"/>
+            </w:tcBorders>
+          </w:tcPr>
+          <w:p>
+            <w:pPr>
+              <w:pStyle w:val="Compact"/>
+              <w:jc w:val="center"/>
+            </w:pPr>
+            <w:r>
+              <w:rPr>
+                <w:rFonts w:hint="eastAsia" w:ascii="Times New Roman" w:hAnsi="Times New Roman" w:eastAsia="SimHei" w:cs="Times New Roman"/>
+                <w:b/>
+              </w:rPr>
+              <w:t xml:space="preserve">典型酶催化反应速率</w:t>
+            </w:r>
+          </w:p>
+        </w:tc>
+      </w:tr>
+      <w:tr>
+        <w:tc>
+          <w:tcPr/>
+          <w:p>
+            <w:pPr>
+              <w:pStyle w:val="Compact"/>
+              <w:jc w:val="center"/>
+            </w:pPr>
+            <w:r>
+              <w:rPr>
+                <w:rFonts w:ascii="Times New Roman" w:hAnsi="Times New Roman" w:eastAsia="Times New Roman" w:cs="Times New Roman"/>
+              </w:rPr>
+              <w:drawing>
+                <wp:inline>
+                  <wp:extent cx="2667000" cy="1752727"/>
+                  <wp:effectExtent b="0" l="0" r="0" t="0"/>
+                  <wp:docPr descr="" title="" id="30" name="Picture"/>
+                  <a:graphic>
+                    <a:graphicData uri="http://schemas.openxmlformats.org/drawingml/2006/picture">
+                      <pic:pic>
+                        <pic:nvPicPr>
+                          <pic:cNvPr descr="c773f22331739a539e87c8d1ed1c394e495e2b5406c91f057716a274136215d4.jpg" id="31" name="Picture"/>
+                          <pic:cNvPicPr>
+                            <a:picLocks noChangeArrowheads="1" noChangeAspect="1"/>
+                          </pic:cNvPicPr>
+                        </pic:nvPicPr>
+                        <pic:blipFill>
+                          <a:blip r:embed="rId29"/>
+                          <a:stretch>
+                            <a:fillRect/>
+                          </a:stretch>
+                        </pic:blipFill>
+                        <pic:spPr bwMode="auto">
+                          <a:xfrm>
+                            <a:off x="0" y="0"/>
+                            <a:ext cx="2667000" cy="1752727"/>
+                          </a:xfrm>
+                          <a:prstGeom prst="rect">
+                            <a:avLst/>
+                          </a:prstGeom>
+                          <a:noFill/>
+                          <a:ln w="9525">
+                            <a:noFill/>
+                            <a:headEnd/>
+                            <a:tailEnd/>
+                          </a:ln>
+                        </pic:spPr>
+                      </pic:pic>
+                    </a:graphicData>
+                  </a:graphic>
+                </wp:inline>
+              </w:drawing>
+            </w:r>
+          </w:p>
+        </w:tc>
+      </w:tr>
+      <w:tr>
+        <w:tc>
+          <w:tcPr/>
+          <w:p>
+            <w:pPr>
+              <w:pStyle w:val="Compact"/>
+              <w:jc w:val="center"/>
+            </w:pPr>
+            <w:r>
+              <w:rPr>
+                <w:rFonts w:ascii="Times New Roman" w:hAnsi="Times New Roman" w:eastAsia="Times New Roman" w:cs="Times New Roman"/>
+              </w:rPr>
+              <w:t xml:space="preserve">&gt; </w:t>
+            </w:r>
+            <w:r>
+              <w:rPr>
+                <w:rFonts w:hint="eastAsia" w:ascii="Times New Roman" w:hAnsi="Times New Roman" w:eastAsia="FangSong" w:cs="Times New Roman"/>
+              </w:rPr>
+              <w:t xml:space="preserve">图</w:t>
+            </w:r>
+            <w:r>
+              <w:rPr>
+                <w:rFonts w:ascii="Times New Roman" w:hAnsi="Times New Roman" w:eastAsia="Times New Roman" w:cs="Times New Roman"/>
+              </w:rPr>
+              <w:t xml:space="preserve"> </w:t>
+            </w:r>
+            <w:r>
+              <w:rPr>
+                <w:rFonts w:hint="eastAsia" w:ascii="Times New Roman" w:hAnsi="Times New Roman" w:eastAsia="Times New Roman" w:cs="Times New Roman"/>
+              </w:rPr>
+              <w:t>8-4：</w:t>
+            </w:r>
+            <w:r>
+              <w:rPr>
+                <w:rFonts w:hint="eastAsia" w:ascii="Times New Roman" w:hAnsi="Times New Roman" w:eastAsia="FangSong" w:cs="Times New Roman"/>
+              </w:rPr>
+              <w:t>典型酶催化反应速率与底物浓度饱和曲线</w:t>
+            </w:r>
+          </w:p>
+        </w:tc>
+      </w:tr>
+    </w:tbl>
     <w:p>
       <w:pPr>
         <w:pStyle w:val="BodyText"/>
-        <w:spacing w:before="160" w:after="80"/>
-        <w:jc w:val="center"/>
-      </w:pPr>
-      <w:r>
-        <w:rPr>
-          <w:rFonts w:ascii="Times New Roman" w:hAnsi="Times New Roman" w:eastAsia="Times New Roman" w:cs="Times New Roman"/>
-        </w:rPr>
-        <w:drawing>
-          <wp:inline>
-            <wp:extent cx="2476500" cy="1627532"/>
-            <wp:effectExtent b="0" l="0" r="0" t="0"/>
-            <wp:docPr descr="" title="" id="30" name="Picture"/>
-            <a:graphic>
-              <a:graphicData uri="http://schemas.openxmlformats.org/drawingml/2006/picture">
-                <pic:pic>
-                  <pic:nvPicPr>
-                    <pic:cNvPr descr="c773f22331739a539e87c8d1ed1c394e495e2b5406c91f057716a274136215d4.jpg" id="31" name="Picture"/>
-                    <pic:cNvPicPr>
-                      <a:picLocks noChangeArrowheads="1" noChangeAspect="1"/>
-                    </pic:cNvPicPr>
-                  </pic:nvPicPr>
-                  <pic:blipFill>
-                    <a:blip r:embed="rId29"/>
-                    <a:stretch>
-                      <a:fillRect/>
-                    </a:stretch>
-                  </pic:blipFill>
-                  <pic:spPr bwMode="auto">
-                    <a:xfrm>
-                      <a:off x="0" y="0"/>
-                      <a:ext cx="2476500" cy="1627532"/>
-                    </a:xfrm>
-                    <a:prstGeom prst="rect">
-                      <a:avLst/>
-                    </a:prstGeom>
-                    <a:noFill/>
-                    <a:ln w="9525">
-                      <a:noFill/>
-                      <a:headEnd/>
-                      <a:tailEnd/>
-                    </a:ln>
-                  </pic:spPr>
-                </pic:pic>
-              </a:graphicData>
-            </a:graphic>
-          </wp:inline>
-        </w:drawing>
-      </w:r>
-      <w:r>
-        <w:rPr>
-          <w:rFonts w:ascii="Times New Roman" w:hAnsi="Times New Roman" w:eastAsia="Times New Roman" w:cs="Times New Roman"/>
-        </w:rPr>
-        <w:t xml:space="preserve"> </w:t>
-      </w:r>
-      <w:r>
-        <w:rPr>
-          <w:rFonts w:ascii="Times New Roman" w:hAnsi="Times New Roman" w:eastAsia="Times New Roman" w:cs="Times New Roman"/>
-        </w:rPr>
-        <w:t xml:space="preserve">&gt; </w:t>
-      </w:r>
-      <w:r>
-        <w:rPr>
-          <w:rFonts w:hint="eastAsia" w:ascii="Times New Roman" w:hAnsi="Times New Roman" w:eastAsia="FangSong" w:cs="Times New Roman"/>
-        </w:rPr>
-        <w:t xml:space="preserve">图</w:t>
-      </w:r>
-      <w:r>
-        <w:rPr>
-          <w:rFonts w:ascii="Times New Roman" w:hAnsi="Times New Roman" w:eastAsia="Times New Roman" w:cs="Times New Roman"/>
-        </w:rPr>
-        <w:t xml:space="preserve"> </w:t>
-      </w:r>
-      <w:r>
-        <w:rPr>
-          <w:rFonts w:hint="eastAsia" w:ascii="Times New Roman" w:hAnsi="Times New Roman" w:eastAsia="Times New Roman" w:cs="Times New Roman"/>
-        </w:rPr>
-        <w:t>8-4：</w:t>
-      </w:r>
-      <w:r>
-        <w:rPr>
-          <w:rFonts w:hint="eastAsia" w:ascii="Times New Roman" w:hAnsi="Times New Roman" w:eastAsia="FangSong" w:cs="Times New Roman"/>
-        </w:rPr>
-        <w:t>典型酶催化反应速率与底物浓度饱和曲线</w:t>
-      </w:r>
-    </w:p>
-    <w:p>
-      <w:pPr>
-        <w:pStyle w:val="BodyText"/>
+        <w:spacing w:before="120"/>
         <w:ind w:firstLine="420"/>
       </w:pPr>
       <w:r>
@@ -15231,7 +15343,7 @@
               </w:rPr>
               <w:drawing>
                 <wp:inline>
-                  <wp:extent cx="2286000" cy="2407663"/>
+                  <wp:extent cx="2381250" cy="2507983"/>
                   <wp:effectExtent b="0" l="0" r="0" t="0"/>
                   <wp:docPr descr="" title="" id="33" name="Picture"/>
                   <a:graphic>
@@ -15252,7 +15364,7 @@
                         <pic:spPr bwMode="auto">
                           <a:xfrm>
                             <a:off x="0" y="0"/>
-                            <a:ext cx="2286000" cy="2407663"/>
+                            <a:ext cx="2381250" cy="2507983"/>
                           </a:xfrm>
                           <a:prstGeom prst="rect">
                             <a:avLst/>
@@ -15285,7 +15397,7 @@
               </w:rPr>
               <w:drawing>
                 <wp:inline>
-                  <wp:extent cx="2286000" cy="1928635"/>
+                  <wp:extent cx="2381250" cy="2008995"/>
                   <wp:effectExtent b="0" l="0" r="0" t="0"/>
                   <wp:docPr descr="" title="" id="36" name="Picture"/>
                   <a:graphic>
@@ -15306,7 +15418,7 @@
                         <pic:spPr bwMode="auto">
                           <a:xfrm>
                             <a:off x="0" y="0"/>
-                            <a:ext cx="2286000" cy="1928635"/>
+                            <a:ext cx="2381250" cy="2008995"/>
                           </a:xfrm>
                           <a:prstGeom prst="rect">
                             <a:avLst/>

--- a/06-学生侧材料/讲义/学生专用版/3-物理化学/化学动力学计算建模-超级充实版（学生专用版）.docx
+++ b/06-学生侧材料/讲义/学生专用版/3-物理化学/化学动力学计算建模-超级充实版（学生专用版）.docx
@@ -11734,53 +11734,91 @@
           </w:p>
         </w:tc>
       </w:tr>
+      <w:tr>
+        <w:tc>
+          <w:tcPr/>
+          <w:p>
+            <w:pPr>
+              <w:pStyle w:val="Compact"/>
+              <w:jc w:val="center"/>
+            </w:pPr>
+            <w:r>
+              <w:rPr>
+                <w:rFonts w:ascii="Times New Roman" w:hAnsi="Times New Roman" w:eastAsia="Times New Roman" w:cs="Times New Roman"/>
+              </w:rPr>
+              <w:t xml:space="preserve">&gt; </w:t>
+            </w:r>
+            <w:r>
+              <w:rPr>
+                <w:rFonts w:hint="eastAsia" w:ascii="Times New Roman" w:hAnsi="Times New Roman" w:eastAsia="FangSong" w:cs="Times New Roman"/>
+              </w:rPr>
+              <w:t xml:space="preserve">图</w:t>
+            </w:r>
+            <w:r>
+              <w:rPr>
+                <w:rFonts w:ascii="Times New Roman" w:hAnsi="Times New Roman" w:eastAsia="Times New Roman" w:cs="Times New Roman"/>
+              </w:rPr>
+              <w:t xml:space="preserve"> </w:t>
+            </w:r>
+            <w:r>
+              <w:rPr>
+                <w:rFonts w:hint="eastAsia" w:ascii="Times New Roman" w:hAnsi="Times New Roman" w:eastAsia="Times New Roman" w:cs="Times New Roman"/>
+              </w:rPr>
+              <w:t>8-2：</w:t>
+            </w:r>
+            <w:r>
+              <w:rPr>
+                <w:rFonts w:hint="eastAsia" w:ascii="Times New Roman" w:hAnsi="Times New Roman" w:eastAsia="FangSong" w:cs="Times New Roman"/>
+              </w:rPr>
+              <w:t>溶液离子反应初级原盐效应微观图谱</w:t>
+            </w:r>
+          </w:p>
+        </w:tc>
+        <w:tc>
+          <w:tcPr/>
+          <w:p>
+            <w:pPr>
+              <w:pStyle w:val="Compact"/>
+              <w:jc w:val="center"/>
+            </w:pPr>
+            <w:r>
+              <w:rPr>
+                <w:rFonts w:ascii="Times New Roman" w:hAnsi="Times New Roman" w:eastAsia="Times New Roman" w:cs="Times New Roman"/>
+              </w:rPr>
+              <w:t xml:space="preserve">&gt; </w:t>
+            </w:r>
+            <w:r>
+              <w:rPr>
+                <w:rFonts w:hint="eastAsia" w:ascii="Times New Roman" w:hAnsi="Times New Roman" w:eastAsia="FangSong" w:cs="Times New Roman"/>
+              </w:rPr>
+              <w:t xml:space="preserve">图</w:t>
+            </w:r>
+            <w:r>
+              <w:rPr>
+                <w:rFonts w:ascii="Times New Roman" w:hAnsi="Times New Roman" w:eastAsia="Times New Roman" w:cs="Times New Roman"/>
+              </w:rPr>
+              <w:t xml:space="preserve"> </w:t>
+            </w:r>
+            <w:r>
+              <w:rPr>
+                <w:rFonts w:hint="eastAsia" w:ascii="Times New Roman" w:hAnsi="Times New Roman" w:eastAsia="Times New Roman" w:cs="Times New Roman"/>
+              </w:rPr>
+              <w:t>8-3：</w:t>
+            </w:r>
+            <w:r>
+              <w:rPr>
+                <w:rFonts w:hint="eastAsia" w:ascii="Times New Roman" w:hAnsi="Times New Roman" w:eastAsia="FangSong" w:cs="Times New Roman"/>
+              </w:rPr>
+              <w:t>溶剂笼中扩散控制的遇合对反应微观模型</w:t>
+            </w:r>
+          </w:p>
+        </w:tc>
+      </w:tr>
     </w:tbl>
     <w:p>
       <w:pPr>
-        <w:pStyle w:val="BlockText"/>
-        <w:spacing w:before="40" w:after="160"/>
-        <w:jc w:val="center"/>
-      </w:pPr>
-      <w:r>
-        <w:rPr>
-          <w:rFonts w:hint="eastAsia" w:ascii="Times New Roman" w:hAnsi="Times New Roman" w:eastAsia="FangSong" w:cs="Times New Roman"/>
-          <w:b w:val="0"/>
-          <w:i w:val="0"/>
-          <w:sz w:val="21"/>
-        </w:rPr>
-        <w:t xml:space="preserve">图</w:t>
-      </w:r>
-      <w:r>
-        <w:rPr>
-          <w:rFonts w:ascii="Times New Roman" w:hAnsi="Times New Roman" w:eastAsia="FangSong" w:cs="Times New Roman"/>
-          <w:b w:val="0"/>
-          <w:i w:val="0"/>
-          <w:sz w:val="21"/>
-        </w:rPr>
-        <w:t xml:space="preserve"> </w:t>
-      </w:r>
-      <w:r>
-        <w:rPr>
-          <w:rFonts w:hint="eastAsia" w:ascii="Times New Roman" w:hAnsi="Times New Roman" w:eastAsia="FangSong" w:cs="Times New Roman"/>
-          <w:b w:val="0"/>
-          <w:i w:val="0"/>
-          <w:sz w:val="21"/>
-        </w:rPr>
-        <w:t>8-2：</w:t>
-      </w:r>
-      <w:r>
-        <w:rPr>
-          <w:rFonts w:hint="eastAsia" w:ascii="Times New Roman" w:hAnsi="Times New Roman" w:eastAsia="FangSong" w:cs="Times New Roman"/>
-          <w:b w:val="0"/>
-          <w:i w:val="0"/>
-          <w:sz w:val="21"/>
-        </w:rPr>
-        <w:t>溶液离子反应初级原盐效应与溶剂笼扩散控制演化</w:t>
-      </w:r>
-    </w:p>
-    <w:p>
-      <w:pPr>
-        <w:pStyle w:val="FirstParagraph"/>
+        <w:pStyle w:val="BodyText"/>
+        <w:spacing w:before="120"/>
         <w:ind w:firstLine="420"/>
       </w:pPr>
       <w:r>
@@ -12366,53 +12404,115 @@
           </w:p>
         </w:tc>
       </w:tr>
+      <w:tr>
+        <w:tc>
+          <w:tcPr/>
+          <w:p>
+            <w:pPr>
+              <w:pStyle w:val="Compact"/>
+              <w:jc w:val="center"/>
+            </w:pPr>
+            <w:r>
+              <w:rPr>
+                <w:rFonts w:ascii="Times New Roman" w:hAnsi="Times New Roman" w:eastAsia="Times New Roman" w:cs="Times New Roman"/>
+              </w:rPr>
+              <w:t xml:space="preserve">&gt; </w:t>
+            </w:r>
+            <w:r>
+              <w:rPr>
+                <w:rFonts w:hint="eastAsia" w:ascii="Times New Roman" w:hAnsi="Times New Roman" w:eastAsia="FangSong" w:cs="Times New Roman"/>
+              </w:rPr>
+              <w:t xml:space="preserve">图</w:t>
+            </w:r>
+            <w:r>
+              <w:rPr>
+                <w:rFonts w:ascii="Times New Roman" w:hAnsi="Times New Roman" w:eastAsia="Times New Roman" w:cs="Times New Roman"/>
+              </w:rPr>
+              <w:t xml:space="preserve"> </w:t>
+            </w:r>
+            <w:r>
+              <w:rPr>
+                <w:rFonts w:hint="eastAsia" w:ascii="Times New Roman" w:hAnsi="Times New Roman" w:eastAsia="Times New Roman" w:cs="Times New Roman"/>
+              </w:rPr>
+              <w:t>8-4：</w:t>
+            </w:r>
+            <w:r>
+              <w:rPr>
+                <w:rFonts w:hint="eastAsia" w:ascii="Times New Roman" w:hAnsi="Times New Roman" w:eastAsia="FangSong" w:cs="Times New Roman"/>
+              </w:rPr>
+              <w:t>支链反应自由基分支</w:t>
+            </w:r>
+            <w:r>
+              <w:rPr>
+                <w:rFonts w:hint="eastAsia" w:ascii="Times New Roman" w:hAnsi="Times New Roman" w:eastAsia="Times New Roman" w:cs="Times New Roman"/>
+              </w:rPr>
+              <w:t>（</w:t>
+            </w:r>
+            <w:r>
+              <w:rPr>
+                <w:rFonts w:hint="eastAsia" w:ascii="Times New Roman" w:hAnsi="Times New Roman" w:eastAsia="FangSong" w:cs="Times New Roman"/>
+              </w:rPr>
+              <w:t>倍增</w:t>
+            </w:r>
+            <w:r>
+              <w:rPr>
+                <w:rFonts w:hint="eastAsia" w:ascii="Times New Roman" w:hAnsi="Times New Roman" w:eastAsia="Times New Roman" w:cs="Times New Roman"/>
+              </w:rPr>
+              <w:t>）</w:t>
+            </w:r>
+            <w:r>
+              <w:rPr>
+                <w:rFonts w:hint="eastAsia" w:ascii="Times New Roman" w:hAnsi="Times New Roman" w:eastAsia="FangSong" w:cs="Times New Roman"/>
+              </w:rPr>
+              <w:t>机理</w:t>
+            </w:r>
+          </w:p>
+        </w:tc>
+        <w:tc>
+          <w:tcPr/>
+          <w:p>
+            <w:pPr>
+              <w:pStyle w:val="Compact"/>
+              <w:jc w:val="center"/>
+            </w:pPr>
+            <w:r>
+              <w:rPr>
+                <w:rFonts w:ascii="Times New Roman" w:hAnsi="Times New Roman" w:eastAsia="Times New Roman" w:cs="Times New Roman"/>
+              </w:rPr>
+              <w:t xml:space="preserve">&gt; </w:t>
+            </w:r>
+            <w:r>
+              <w:rPr>
+                <w:rFonts w:hint="eastAsia" w:ascii="Times New Roman" w:hAnsi="Times New Roman" w:eastAsia="FangSong" w:cs="Times New Roman"/>
+              </w:rPr>
+              <w:t xml:space="preserve">图</w:t>
+            </w:r>
+            <w:r>
+              <w:rPr>
+                <w:rFonts w:ascii="Times New Roman" w:hAnsi="Times New Roman" w:eastAsia="Times New Roman" w:cs="Times New Roman"/>
+              </w:rPr>
+              <w:t xml:space="preserve"> </w:t>
+            </w:r>
+            <w:r>
+              <w:rPr>
+                <w:rFonts w:hint="eastAsia" w:ascii="Times New Roman" w:hAnsi="Times New Roman" w:eastAsia="Times New Roman" w:cs="Times New Roman"/>
+              </w:rPr>
+              <w:t>8-5：</w:t>
+            </w:r>
+            <w:r>
+              <w:rPr>
+                <w:rFonts w:hint="eastAsia" w:ascii="Times New Roman" w:hAnsi="Times New Roman" w:eastAsia="FangSong" w:cs="Times New Roman"/>
+              </w:rPr>
+              <w:t>氢氧反应爆炸界限与爆炸极限半岛图</w:t>
+            </w:r>
+          </w:p>
+        </w:tc>
+      </w:tr>
     </w:tbl>
     <w:p>
       <w:pPr>
-        <w:pStyle w:val="BlockText"/>
-        <w:spacing w:before="40" w:after="160"/>
-        <w:jc w:val="center"/>
-      </w:pPr>
-      <w:r>
-        <w:rPr>
-          <w:rFonts w:hint="eastAsia" w:ascii="Times New Roman" w:hAnsi="Times New Roman" w:eastAsia="FangSong" w:cs="Times New Roman"/>
-          <w:b w:val="0"/>
-          <w:i w:val="0"/>
-          <w:sz w:val="21"/>
-        </w:rPr>
-        <w:t xml:space="preserve">图</w:t>
-      </w:r>
-      <w:r>
-        <w:rPr>
-          <w:rFonts w:ascii="Times New Roman" w:hAnsi="Times New Roman" w:eastAsia="FangSong" w:cs="Times New Roman"/>
-          <w:b w:val="0"/>
-          <w:i w:val="0"/>
-          <w:sz w:val="21"/>
-        </w:rPr>
-        <w:t xml:space="preserve"> </w:t>
-      </w:r>
-      <w:r>
-        <w:rPr>
-          <w:rFonts w:hint="eastAsia" w:ascii="Times New Roman" w:hAnsi="Times New Roman" w:eastAsia="FangSong" w:cs="Times New Roman"/>
-          <w:b w:val="0"/>
-          <w:i w:val="0"/>
-          <w:sz w:val="21"/>
-        </w:rPr>
-        <w:t>8-3：</w:t>
-      </w:r>
-      <w:r>
-        <w:rPr>
-          <w:rFonts w:hint="eastAsia" w:ascii="Times New Roman" w:hAnsi="Times New Roman" w:eastAsia="FangSong" w:cs="Times New Roman"/>
-          <w:b w:val="0"/>
-          <w:i w:val="0"/>
-          <w:sz w:val="21"/>
-        </w:rPr>
-        <w:t>支链反应自由基分支机理与爆炸极限半岛图</w:t>
-      </w:r>
-    </w:p>
-    <w:p>
-      <w:pPr>
-        <w:pStyle w:val="FirstParagraph"/>
+        <w:pStyle w:val="BodyText"/>
+        <w:spacing w:before="120"/>
         <w:ind w:firstLine="420"/>
       </w:pPr>
       <w:r>
@@ -14210,7 +14310,7 @@
               <w:rPr>
                 <w:rFonts w:hint="eastAsia" w:ascii="Times New Roman" w:hAnsi="Times New Roman" w:eastAsia="Times New Roman" w:cs="Times New Roman"/>
               </w:rPr>
-              <w:t>8-4：</w:t>
+              <w:t>8-6：</w:t>
             </w:r>
             <w:r>
               <w:rPr>
@@ -15439,53 +15539,97 @@
           </w:p>
         </w:tc>
       </w:tr>
+      <w:tr>
+        <w:tc>
+          <w:tcPr/>
+          <w:p>
+            <w:pPr>
+              <w:pStyle w:val="Compact"/>
+              <w:jc w:val="center"/>
+            </w:pPr>
+            <w:r>
+              <w:rPr>
+                <w:rFonts w:ascii="Times New Roman" w:hAnsi="Times New Roman" w:eastAsia="Times New Roman" w:cs="Times New Roman"/>
+              </w:rPr>
+              <w:t xml:space="preserve">&gt; </w:t>
+            </w:r>
+            <w:r>
+              <w:rPr>
+                <w:rFonts w:hint="eastAsia" w:ascii="Times New Roman" w:hAnsi="Times New Roman" w:eastAsia="FangSong" w:cs="Times New Roman"/>
+              </w:rPr>
+              <w:t xml:space="preserve">图</w:t>
+            </w:r>
+            <w:r>
+              <w:rPr>
+                <w:rFonts w:ascii="Times New Roman" w:hAnsi="Times New Roman" w:eastAsia="Times New Roman" w:cs="Times New Roman"/>
+              </w:rPr>
+              <w:t xml:space="preserve"> </w:t>
+            </w:r>
+            <w:r>
+              <w:rPr>
+                <w:rFonts w:hint="eastAsia" w:ascii="Times New Roman" w:hAnsi="Times New Roman" w:eastAsia="Times New Roman" w:cs="Times New Roman"/>
+              </w:rPr>
+              <w:t>8-7：</w:t>
+            </w:r>
+            <w:r>
+              <w:rPr>
+                <w:rFonts w:hint="eastAsia" w:ascii="Times New Roman" w:hAnsi="Times New Roman" w:eastAsia="FangSong" w:cs="Times New Roman"/>
+              </w:rPr>
+              <w:t>非平衡自催化化学振荡的极限环相轨迹</w:t>
+            </w:r>
+          </w:p>
+        </w:tc>
+        <w:tc>
+          <w:tcPr/>
+          <w:p>
+            <w:pPr>
+              <w:pStyle w:val="Compact"/>
+              <w:jc w:val="center"/>
+            </w:pPr>
+            <w:r>
+              <w:rPr>
+                <w:rFonts w:ascii="Times New Roman" w:hAnsi="Times New Roman" w:eastAsia="Times New Roman" w:cs="Times New Roman"/>
+              </w:rPr>
+              <w:t xml:space="preserve">&gt; </w:t>
+            </w:r>
+            <w:r>
+              <w:rPr>
+                <w:rFonts w:hint="eastAsia" w:ascii="Times New Roman" w:hAnsi="Times New Roman" w:eastAsia="FangSong" w:cs="Times New Roman"/>
+              </w:rPr>
+              <w:t xml:space="preserve">图</w:t>
+            </w:r>
+            <w:r>
+              <w:rPr>
+                <w:rFonts w:ascii="Times New Roman" w:hAnsi="Times New Roman" w:eastAsia="Times New Roman" w:cs="Times New Roman"/>
+              </w:rPr>
+              <w:t xml:space="preserve"> </w:t>
+            </w:r>
+            <w:r>
+              <w:rPr>
+                <w:rFonts w:hint="eastAsia" w:ascii="Times New Roman" w:hAnsi="Times New Roman" w:eastAsia="Times New Roman" w:cs="Times New Roman"/>
+              </w:rPr>
+              <w:t xml:space="preserve">8-8：Oregonator</w:t>
+            </w:r>
+            <w:r>
+              <w:rPr>
+                <w:rFonts w:ascii="Times New Roman" w:hAnsi="Times New Roman" w:eastAsia="Times New Roman" w:cs="Times New Roman"/>
+              </w:rPr>
+              <w:t xml:space="preserve"> </w:t>
+            </w:r>
+            <w:r>
+              <w:rPr>
+                <w:rFonts w:hint="eastAsia" w:ascii="Times New Roman" w:hAnsi="Times New Roman" w:eastAsia="FangSong" w:cs="Times New Roman"/>
+              </w:rPr>
+              <w:t xml:space="preserve">模型相平面吸引子</w:t>
+            </w:r>
+          </w:p>
+        </w:tc>
+      </w:tr>
     </w:tbl>
     <w:p>
       <w:pPr>
-        <w:pStyle w:val="BlockText"/>
-        <w:spacing w:before="40" w:after="160"/>
-        <w:jc w:val="center"/>
-      </w:pPr>
-      <w:r>
-        <w:rPr>
-          <w:rFonts w:hint="eastAsia" w:ascii="Times New Roman" w:hAnsi="Times New Roman" w:eastAsia="FangSong" w:cs="Times New Roman"/>
-          <w:b w:val="0"/>
-          <w:i w:val="0"/>
-          <w:sz w:val="21"/>
-        </w:rPr>
-        <w:t xml:space="preserve">图</w:t>
-      </w:r>
-      <w:r>
-        <w:rPr>
-          <w:rFonts w:ascii="Times New Roman" w:hAnsi="Times New Roman" w:eastAsia="FangSong" w:cs="Times New Roman"/>
-          <w:b w:val="0"/>
-          <w:i w:val="0"/>
-          <w:sz w:val="21"/>
-        </w:rPr>
-        <w:t xml:space="preserve"> </w:t>
-      </w:r>
-      <w:r>
-        <w:rPr>
-          <w:rFonts w:hint="eastAsia" w:ascii="Times New Roman" w:hAnsi="Times New Roman" w:eastAsia="FangSong" w:cs="Times New Roman"/>
-          <w:b w:val="0"/>
-          <w:i w:val="0"/>
-          <w:sz w:val="21"/>
-        </w:rPr>
-        <w:t>8-5：</w:t>
-      </w:r>
-      <w:r>
-        <w:rPr>
-          <w:rFonts w:hint="eastAsia" w:ascii="Times New Roman" w:hAnsi="Times New Roman" w:eastAsia="FangSong" w:cs="Times New Roman"/>
-          <w:b w:val="0"/>
-          <w:i w:val="0"/>
-          <w:sz w:val="21"/>
-        </w:rPr>
-        <w:t>非平衡自催化化学振荡与相平面极限环吸引子</w:t>
-      </w:r>
-    </w:p>
-    <w:p>
-      <w:pPr>
-        <w:pStyle w:val="FirstParagraph"/>
+        <w:pStyle w:val="BodyText"/>
+        <w:spacing w:before="120"/>
         <w:ind w:firstLine="420"/>
       </w:pPr>
       <w:r>

--- a/06-学生侧材料/讲义/学生专用版/3-物理化学/化学动力学计算建模-超级充实版（学生专用版）.docx
+++ b/06-学生侧材料/讲义/学生专用版/3-物理化学/化学动力学计算建模-超级充实版（学生专用版）.docx
@@ -17074,12 +17074,12 @@
         </w:rPr>
         <w:t xml:space="preserve">：</w:t>
       </w:r>
-      <w:r>
-        <w:rPr>
-          <w:rFonts w:ascii="Times New Roman" w:hAnsi="Times New Roman" w:eastAsia="Times New Roman" w:cs="Times New Roman"/>
-        </w:rPr>
-        <w:t xml:space="preserve"> </w:t>
-      </w:r>
+    </w:p>
+    <w:p>
+      <w:pPr>
+        <w:pStyle w:val="BodyText"/>
+        <w:ind w:firstLine="420"/>
+      </w:pPr>
       <w:r>
         <w:rPr>
           <w:rFonts w:hint="eastAsia" w:ascii="Times New Roman" w:hAnsi="Times New Roman" w:eastAsia="FangSong" w:cs="Times New Roman"/>
@@ -18702,18 +18702,16 @@
         </w:rPr>
         <w:t xml:space="preserve">。</w:t>
       </w:r>
-      <w:r>
-        <w:rPr>
-          <w:rFonts w:ascii="Times New Roman" w:hAnsi="Times New Roman" w:eastAsia="Times New Roman" w:cs="Times New Roman"/>
-        </w:rPr>
-        <w:t xml:space="preserve"> </w:t>
-      </w:r>
-      <w:r>
-        <w:rPr>
-          <w:rFonts w:ascii="Times New Roman" w:hAnsi="Times New Roman" w:eastAsia="Times New Roman" w:cs="Times New Roman"/>
-        </w:rPr>
-        <w:t xml:space="preserve">(1) </w:t>
-      </w:r>
+    </w:p>
+    <w:p>
+      <w:pPr>
+        <w:pStyle w:val="Compact"/>
+        <w:numPr>
+          <w:ilvl w:val="0"/>
+          <w:numId w:val="1002"/>
+        </w:numPr>
+        <w:ind w:firstLine="420"/>
+      </w:pPr>
       <w:r>
         <w:rPr>
           <w:rFonts w:hint="eastAsia" w:ascii="Times New Roman" w:hAnsi="Times New Roman" w:eastAsia="FangSong" w:cs="Times New Roman"/>
@@ -18816,18 +18814,16 @@
         </w:rPr>
         <w:t>；</w:t>
       </w:r>
-      <w:r>
-        <w:rPr>
-          <w:rFonts w:ascii="Times New Roman" w:hAnsi="Times New Roman" w:eastAsia="Times New Roman" w:cs="Times New Roman"/>
-        </w:rPr>
-        <w:t xml:space="preserve"> </w:t>
-      </w:r>
-      <w:r>
-        <w:rPr>
-          <w:rFonts w:ascii="Times New Roman" w:hAnsi="Times New Roman" w:eastAsia="Times New Roman" w:cs="Times New Roman"/>
-        </w:rPr>
-        <w:t xml:space="preserve">(2) </w:t>
-      </w:r>
+    </w:p>
+    <w:p>
+      <w:pPr>
+        <w:pStyle w:val="Compact"/>
+        <w:numPr>
+          <w:ilvl w:val="0"/>
+          <w:numId w:val="1002"/>
+        </w:numPr>
+        <w:ind w:firstLine="420"/>
+      </w:pPr>
       <w:r>
         <w:rPr>
           <w:rFonts w:hint="eastAsia" w:ascii="Times New Roman" w:hAnsi="Times New Roman" w:eastAsia="FangSong" w:cs="Times New Roman"/>
@@ -19019,7 +19015,7 @@
     </w:p>
     <w:p>
       <w:pPr>
-        <w:pStyle w:val="BodyText"/>
+        <w:pStyle w:val="FirstParagraph"/>
       </w:pPr>
     </w:p>
     <w:p>
@@ -19543,18 +19539,16 @@
         </w:rPr>
         <w:t>。</w:t>
       </w:r>
-      <w:r>
-        <w:rPr>
-          <w:rFonts w:ascii="Times New Roman" w:hAnsi="Times New Roman" w:eastAsia="Times New Roman" w:cs="Times New Roman"/>
-        </w:rPr>
-        <w:t xml:space="preserve"> </w:t>
-      </w:r>
-      <w:r>
-        <w:rPr>
-          <w:rFonts w:ascii="Times New Roman" w:hAnsi="Times New Roman" w:eastAsia="Times New Roman" w:cs="Times New Roman"/>
-        </w:rPr>
-        <w:t xml:space="preserve">(1) </w:t>
-      </w:r>
+    </w:p>
+    <w:p>
+      <w:pPr>
+        <w:pStyle w:val="Compact"/>
+        <w:numPr>
+          <w:ilvl w:val="0"/>
+          <w:numId w:val="1003"/>
+        </w:numPr>
+        <w:ind w:firstLine="420"/>
+      </w:pPr>
       <w:r>
         <w:rPr>
           <w:rFonts w:hint="eastAsia" w:ascii="Times New Roman" w:hAnsi="Times New Roman" w:eastAsia="FangSong" w:cs="Times New Roman"/>
@@ -19591,18 +19585,16 @@
         </w:rPr>
         <w:t>；</w:t>
       </w:r>
-      <w:r>
-        <w:rPr>
-          <w:rFonts w:ascii="Times New Roman" w:hAnsi="Times New Roman" w:eastAsia="Times New Roman" w:cs="Times New Roman"/>
-        </w:rPr>
-        <w:t xml:space="preserve"> </w:t>
-      </w:r>
-      <w:r>
-        <w:rPr>
-          <w:rFonts w:ascii="Times New Roman" w:hAnsi="Times New Roman" w:eastAsia="Times New Roman" w:cs="Times New Roman"/>
-        </w:rPr>
-        <w:t xml:space="preserve">(2) </w:t>
-      </w:r>
+    </w:p>
+    <w:p>
+      <w:pPr>
+        <w:pStyle w:val="Compact"/>
+        <w:numPr>
+          <w:ilvl w:val="0"/>
+          <w:numId w:val="1003"/>
+        </w:numPr>
+        <w:ind w:firstLine="420"/>
+      </w:pPr>
       <w:r>
         <w:rPr>
           <w:rFonts w:hint="eastAsia" w:ascii="Times New Roman" w:hAnsi="Times New Roman" w:eastAsia="FangSong" w:cs="Times New Roman"/>
@@ -19748,7 +19740,7 @@
     </w:p>
     <w:p>
       <w:pPr>
-        <w:pStyle w:val="BodyText"/>
+        <w:pStyle w:val="FirstParagraph"/>
       </w:pPr>
     </w:p>
     <w:p>
@@ -22368,7 +22360,7 @@
       <w:pPr>
         <w:numPr>
           <w:ilvl w:val="0"/>
-          <w:numId w:val="1002"/>
+          <w:numId w:val="1004"/>
         </w:numPr>
         <w:ind w:firstLine="420"/>
       </w:pPr>
@@ -22389,7 +22381,7 @@
       <w:pPr>
         <w:numPr>
           <w:ilvl w:val="0"/>
-          <w:numId w:val="1002"/>
+          <w:numId w:val="1004"/>
         </w:numPr>
         <w:ind w:firstLine="420"/>
       </w:pPr>
@@ -23660,7 +23652,7 @@
       <w:pPr>
         <w:numPr>
           <w:ilvl w:val="0"/>
-          <w:numId w:val="1003"/>
+          <w:numId w:val="1005"/>
         </w:numPr>
         <w:ind w:firstLine="420"/>
       </w:pPr>
@@ -23763,7 +23755,7 @@
       <w:pPr>
         <w:numPr>
           <w:ilvl w:val="0"/>
-          <w:numId w:val="1003"/>
+          <w:numId w:val="1005"/>
         </w:numPr>
         <w:ind w:firstLine="420"/>
       </w:pPr>
@@ -24816,7 +24808,7 @@
       <w:pPr>
         <w:numPr>
           <w:ilvl w:val="0"/>
-          <w:numId w:val="1004"/>
+          <w:numId w:val="1006"/>
         </w:numPr>
         <w:ind w:firstLine="420"/>
       </w:pPr>
@@ -24877,7 +24869,7 @@
       <w:pPr>
         <w:numPr>
           <w:ilvl w:val="0"/>
-          <w:numId w:val="1004"/>
+          <w:numId w:val="1006"/>
         </w:numPr>
         <w:ind w:firstLine="420"/>
       </w:pPr>
@@ -26009,7 +26001,7 @@
       <w:pPr>
         <w:numPr>
           <w:ilvl w:val="0"/>
-          <w:numId w:val="1005"/>
+          <w:numId w:val="1007"/>
         </w:numPr>
         <w:ind w:firstLine="420"/>
       </w:pPr>
@@ -26041,7 +26033,7 @@
       <w:pPr>
         <w:numPr>
           <w:ilvl w:val="0"/>
-          <w:numId w:val="1005"/>
+          <w:numId w:val="1007"/>
         </w:numPr>
         <w:ind w:firstLine="420"/>
       </w:pPr>
@@ -26698,7 +26690,7 @@
       <w:pPr>
         <w:numPr>
           <w:ilvl w:val="0"/>
-          <w:numId w:val="1006"/>
+          <w:numId w:val="1008"/>
         </w:numPr>
         <w:ind w:firstLine="420"/>
       </w:pPr>
@@ -26751,7 +26743,7 @@
       <w:pPr>
         <w:numPr>
           <w:ilvl w:val="0"/>
-          <w:numId w:val="1006"/>
+          <w:numId w:val="1008"/>
         </w:numPr>
         <w:ind w:firstLine="420"/>
       </w:pPr>
@@ -26804,7 +26796,7 @@
       <w:pPr>
         <w:numPr>
           <w:ilvl w:val="0"/>
-          <w:numId w:val="1006"/>
+          <w:numId w:val="1008"/>
         </w:numPr>
         <w:ind w:firstLine="420"/>
       </w:pPr>
@@ -27114,7 +27106,7 @@
       <w:pPr>
         <w:numPr>
           <w:ilvl w:val="0"/>
-          <w:numId w:val="1007"/>
+          <w:numId w:val="1009"/>
         </w:numPr>
         <w:ind w:firstLine="420"/>
       </w:pPr>
@@ -27135,7 +27127,7 @@
       <w:pPr>
         <w:numPr>
           <w:ilvl w:val="0"/>
-          <w:numId w:val="1007"/>
+          <w:numId w:val="1009"/>
         </w:numPr>
         <w:ind w:firstLine="420"/>
       </w:pPr>
@@ -27203,7 +27195,7 @@
       <w:pPr>
         <w:numPr>
           <w:ilvl w:val="0"/>
-          <w:numId w:val="1007"/>
+          <w:numId w:val="1009"/>
         </w:numPr>
         <w:ind w:firstLine="420"/>
       </w:pPr>
@@ -35259,7 +35251,7 @@
       <w:pPr>
         <w:numPr>
           <w:ilvl w:val="0"/>
-          <w:numId w:val="1008"/>
+          <w:numId w:val="1010"/>
         </w:numPr>
         <w:ind w:firstLine="420"/>
       </w:pPr>
@@ -35310,7 +35302,7 @@
       <w:pPr>
         <w:numPr>
           <w:ilvl w:val="0"/>
-          <w:numId w:val="1008"/>
+          <w:numId w:val="1010"/>
         </w:numPr>
         <w:ind w:firstLine="420"/>
       </w:pPr>
@@ -35355,7 +35347,7 @@
       <w:pPr>
         <w:numPr>
           <w:ilvl w:val="0"/>
-          <w:numId w:val="1008"/>
+          <w:numId w:val="1010"/>
         </w:numPr>
         <w:ind w:firstLine="420"/>
       </w:pPr>
@@ -37450,7 +37442,7 @@
       <w:pPr>
         <w:numPr>
           <w:ilvl w:val="0"/>
-          <w:numId w:val="1009"/>
+          <w:numId w:val="1011"/>
         </w:numPr>
         <w:spacing w:before="120"/>
         <w:ind w:firstLine="420"/>
@@ -37484,7 +37476,7 @@
       <w:pPr>
         <w:numPr>
           <w:ilvl w:val="0"/>
-          <w:numId w:val="1009"/>
+          <w:numId w:val="1011"/>
         </w:numPr>
         <w:ind w:firstLine="420"/>
       </w:pPr>
@@ -37540,7 +37532,7 @@
       <w:pPr>
         <w:numPr>
           <w:ilvl w:val="0"/>
-          <w:numId w:val="1009"/>
+          <w:numId w:val="1011"/>
         </w:numPr>
         <w:ind w:firstLine="420"/>
       </w:pPr>
@@ -38101,7 +38093,7 @@
       <w:pPr>
         <w:numPr>
           <w:ilvl w:val="0"/>
-          <w:numId w:val="1010"/>
+          <w:numId w:val="1012"/>
         </w:numPr>
         <w:spacing w:before="120"/>
         <w:ind w:firstLine="420"/>
@@ -38146,7 +38138,7 @@
       <w:pPr>
         <w:numPr>
           <w:ilvl w:val="0"/>
-          <w:numId w:val="1010"/>
+          <w:numId w:val="1012"/>
         </w:numPr>
         <w:ind w:firstLine="420"/>
       </w:pPr>
@@ -38325,7 +38317,7 @@
       <w:pPr>
         <w:numPr>
           <w:ilvl w:val="0"/>
-          <w:numId w:val="1010"/>
+          <w:numId w:val="1012"/>
         </w:numPr>
         <w:ind w:firstLine="420"/>
       </w:pPr>
@@ -39176,7 +39168,7 @@
       <w:pPr>
         <w:numPr>
           <w:ilvl w:val="0"/>
-          <w:numId w:val="1011"/>
+          <w:numId w:val="1013"/>
         </w:numPr>
         <w:ind w:firstLine="420"/>
       </w:pPr>
@@ -39197,7 +39189,7 @@
       <w:pPr>
         <w:numPr>
           <w:ilvl w:val="0"/>
-          <w:numId w:val="1011"/>
+          <w:numId w:val="1013"/>
         </w:numPr>
         <w:ind w:firstLine="420"/>
       </w:pPr>
@@ -39288,7 +39280,7 @@
       <w:pPr>
         <w:numPr>
           <w:ilvl w:val="0"/>
-          <w:numId w:val="1011"/>
+          <w:numId w:val="1013"/>
         </w:numPr>
         <w:ind w:firstLine="420"/>
       </w:pPr>
@@ -39717,7 +39709,7 @@
         <w:pStyle w:val="Compact"/>
         <w:numPr>
           <w:ilvl w:val="0"/>
-          <w:numId w:val="1012"/>
+          <w:numId w:val="1014"/>
         </w:numPr>
         <w:ind w:firstLine="420"/>
       </w:pPr>
@@ -39947,12 +39939,12 @@
         </w:rPr>
         <w:t xml:space="preserve">的半衰期约为</w:t>
       </w:r>
-      <w:r>
-        <w:rPr>
-          <w:rFonts w:ascii="Times New Roman" w:hAnsi="Times New Roman" w:eastAsia="Times New Roman" w:cs="Times New Roman"/>
-        </w:rPr>
-        <w:t xml:space="preserve"> </w:t>
-      </w:r>
+    </w:p>
+    <w:p>
+      <w:pPr>
+        <w:pStyle w:val="BodyText"/>
+        <w:ind w:firstLine="420"/>
+      </w:pPr>
       <w:r>
         <w:rPr>
           <w:rFonts w:ascii="Times New Roman" w:hAnsi="Times New Roman" w:eastAsia="Times New Roman" w:cs="Times New Roman"/>
@@ -40074,12 +40066,12 @@
         </w:rPr>
         <w:t xml:space="preserve">下列说法错误的是</w:t>
       </w:r>
-      <w:r>
-        <w:rPr>
-          <w:rFonts w:ascii="Times New Roman" w:hAnsi="Times New Roman" w:eastAsia="Times New Roman" w:cs="Times New Roman"/>
-        </w:rPr>
-        <w:t xml:space="preserve"> </w:t>
-      </w:r>
+    </w:p>
+    <w:p>
+      <w:pPr>
+        <w:pStyle w:val="BodyText"/>
+        <w:ind w:firstLine="420"/>
+      </w:pPr>
       <w:r>
         <w:rPr>
           <w:rFonts w:ascii="Times New Roman" w:hAnsi="Times New Roman" w:eastAsia="Times New Roman" w:cs="Times New Roman"/>
@@ -41029,6 +41021,91 @@
       </w:pPr>
     </w:lvl>
   </w:abstractNum>
+  <w:abstractNum w:abstractNumId="99431">
+    <w:nsid w:val="00A99431"/>
+    <w:multiLevelType w:val="multilevel"/>
+    <w:lvl w:ilvl="0">
+      <w:start w:val="1"/>
+      <w:numFmt w:val="decimal"/>
+      <w:lvlText w:val="(%1)"/>
+      <w:lvlJc w:val="left"/>
+      <w:pPr>
+        <w:ind w:left="720" w:hanging="360"/>
+      </w:pPr>
+    </w:lvl>
+    <w:lvl w:ilvl="1">
+      <w:start w:val="1"/>
+      <w:numFmt w:val="decimal"/>
+      <w:lvlText w:val="(%2)"/>
+      <w:lvlJc w:val="left"/>
+      <w:pPr>
+        <w:ind w:left="1440" w:hanging="360"/>
+      </w:pPr>
+    </w:lvl>
+    <w:lvl w:ilvl="2">
+      <w:start w:val="1"/>
+      <w:numFmt w:val="decimal"/>
+      <w:lvlText w:val="(%3)"/>
+      <w:lvlJc w:val="left"/>
+      <w:pPr>
+        <w:ind w:left="2160" w:hanging="360"/>
+      </w:pPr>
+    </w:lvl>
+    <w:lvl w:ilvl="3">
+      <w:start w:val="1"/>
+      <w:numFmt w:val="decimal"/>
+      <w:lvlText w:val="(%4)"/>
+      <w:lvlJc w:val="left"/>
+      <w:pPr>
+        <w:ind w:left="2880" w:hanging="360"/>
+      </w:pPr>
+    </w:lvl>
+    <w:lvl w:ilvl="4">
+      <w:start w:val="1"/>
+      <w:numFmt w:val="decimal"/>
+      <w:lvlText w:val="(%5)"/>
+      <w:lvlJc w:val="left"/>
+      <w:pPr>
+        <w:ind w:left="3600" w:hanging="360"/>
+      </w:pPr>
+    </w:lvl>
+    <w:lvl w:ilvl="5">
+      <w:start w:val="1"/>
+      <w:numFmt w:val="decimal"/>
+      <w:lvlText w:val="(%6)"/>
+      <w:lvlJc w:val="left"/>
+      <w:pPr>
+        <w:ind w:left="4320" w:hanging="360"/>
+      </w:pPr>
+    </w:lvl>
+    <w:lvl w:ilvl="6">
+      <w:start w:val="1"/>
+      <w:numFmt w:val="decimal"/>
+      <w:lvlText w:val="(%7)"/>
+      <w:lvlJc w:val="left"/>
+      <w:pPr>
+        <w:ind w:left="5040" w:hanging="360"/>
+      </w:pPr>
+    </w:lvl>
+    <w:lvl w:ilvl="7">
+      <w:start w:val="1"/>
+      <w:numFmt w:val="decimal"/>
+      <w:lvlText w:val="(%8)"/>
+      <w:lvlJc w:val="left"/>
+      <w:pPr>
+        <w:ind w:left="5760" w:hanging="360"/>
+      </w:pPr>
+    </w:lvl>
+    <w:lvl w:ilvl="8">
+      <w:start w:val="1"/>
+      <w:numFmt w:val="decimal"/>
+      <w:lvlText w:val="(%9)"/>
+      <w:lvlJc w:val="left"/>
+      <w:pPr>
+        <w:ind w:left="6480" w:hanging="360"/>
+      </w:pPr>
+    </w:lvl>
+  </w:abstractNum>
   <w:abstractNum w:abstractNumId="99432">
     <w:nsid w:val="00A99432"/>
     <w:multiLevelType w:val="multilevel"/>
@@ -41106,91 +41183,6 @@
     </w:lvl>
     <w:lvl w:ilvl="8">
       <w:start w:val="2"/>
-      <w:numFmt w:val="decimal"/>
-      <w:lvlText w:val="(%9)"/>
-      <w:lvlJc w:val="left"/>
-      <w:pPr>
-        <w:ind w:left="6480" w:hanging="360"/>
-      </w:pPr>
-    </w:lvl>
-  </w:abstractNum>
-  <w:abstractNum w:abstractNumId="99431">
-    <w:nsid w:val="00A99431"/>
-    <w:multiLevelType w:val="multilevel"/>
-    <w:lvl w:ilvl="0">
-      <w:start w:val="1"/>
-      <w:numFmt w:val="decimal"/>
-      <w:lvlText w:val="(%1)"/>
-      <w:lvlJc w:val="left"/>
-      <w:pPr>
-        <w:ind w:left="720" w:hanging="360"/>
-      </w:pPr>
-    </w:lvl>
-    <w:lvl w:ilvl="1">
-      <w:start w:val="1"/>
-      <w:numFmt w:val="decimal"/>
-      <w:lvlText w:val="(%2)"/>
-      <w:lvlJc w:val="left"/>
-      <w:pPr>
-        <w:ind w:left="1440" w:hanging="360"/>
-      </w:pPr>
-    </w:lvl>
-    <w:lvl w:ilvl="2">
-      <w:start w:val="1"/>
-      <w:numFmt w:val="decimal"/>
-      <w:lvlText w:val="(%3)"/>
-      <w:lvlJc w:val="left"/>
-      <w:pPr>
-        <w:ind w:left="2160" w:hanging="360"/>
-      </w:pPr>
-    </w:lvl>
-    <w:lvl w:ilvl="3">
-      <w:start w:val="1"/>
-      <w:numFmt w:val="decimal"/>
-      <w:lvlText w:val="(%4)"/>
-      <w:lvlJc w:val="left"/>
-      <w:pPr>
-        <w:ind w:left="2880" w:hanging="360"/>
-      </w:pPr>
-    </w:lvl>
-    <w:lvl w:ilvl="4">
-      <w:start w:val="1"/>
-      <w:numFmt w:val="decimal"/>
-      <w:lvlText w:val="(%5)"/>
-      <w:lvlJc w:val="left"/>
-      <w:pPr>
-        <w:ind w:left="3600" w:hanging="360"/>
-      </w:pPr>
-    </w:lvl>
-    <w:lvl w:ilvl="5">
-      <w:start w:val="1"/>
-      <w:numFmt w:val="decimal"/>
-      <w:lvlText w:val="(%6)"/>
-      <w:lvlJc w:val="left"/>
-      <w:pPr>
-        <w:ind w:left="4320" w:hanging="360"/>
-      </w:pPr>
-    </w:lvl>
-    <w:lvl w:ilvl="6">
-      <w:start w:val="1"/>
-      <w:numFmt w:val="decimal"/>
-      <w:lvlText w:val="(%7)"/>
-      <w:lvlJc w:val="left"/>
-      <w:pPr>
-        <w:ind w:left="5040" w:hanging="360"/>
-      </w:pPr>
-    </w:lvl>
-    <w:lvl w:ilvl="7">
-      <w:start w:val="1"/>
-      <w:numFmt w:val="decimal"/>
-      <w:lvlText w:val="(%8)"/>
-      <w:lvlJc w:val="left"/>
-      <w:pPr>
-        <w:ind w:left="5760" w:hanging="360"/>
-      </w:pPr>
-    </w:lvl>
-    <w:lvl w:ilvl="8">
-      <w:start w:val="1"/>
       <w:numFmt w:val="decimal"/>
       <w:lvlText w:val="(%9)"/>
       <w:lvlJc w:val="left"/>
@@ -41403,33 +41395,33 @@
     </w:lvlOverride>
   </w:num>
   <w:num w:numId="1002">
-    <w:abstractNumId w:val="99432"/>
+    <w:abstractNumId w:val="99431"/>
     <w:lvlOverride w:ilvl="0">
-      <w:startOverride w:val="2"/>
+      <w:startOverride w:val="1"/>
     </w:lvlOverride>
     <w:lvlOverride w:ilvl="1">
-      <w:startOverride w:val="2"/>
+      <w:startOverride w:val="1"/>
     </w:lvlOverride>
     <w:lvlOverride w:ilvl="2">
-      <w:startOverride w:val="2"/>
+      <w:startOverride w:val="1"/>
     </w:lvlOverride>
     <w:lvlOverride w:ilvl="3">
-      <w:startOverride w:val="2"/>
+      <w:startOverride w:val="1"/>
     </w:lvlOverride>
     <w:lvlOverride w:ilvl="4">
-      <w:startOverride w:val="2"/>
+      <w:startOverride w:val="1"/>
     </w:lvlOverride>
     <w:lvlOverride w:ilvl="5">
-      <w:startOverride w:val="2"/>
+      <w:startOverride w:val="1"/>
     </w:lvlOverride>
     <w:lvlOverride w:ilvl="6">
-      <w:startOverride w:val="2"/>
+      <w:startOverride w:val="1"/>
     </w:lvlOverride>
     <w:lvlOverride w:ilvl="7">
-      <w:startOverride w:val="2"/>
+      <w:startOverride w:val="1"/>
     </w:lvlOverride>
     <w:lvlOverride w:ilvl="8">
-      <w:startOverride w:val="2"/>
+      <w:startOverride w:val="1"/>
     </w:lvlOverride>
   </w:num>
   <w:num w:numId="1003">
@@ -41463,33 +41455,33 @@
     </w:lvlOverride>
   </w:num>
   <w:num w:numId="1004">
-    <w:abstractNumId w:val="99431"/>
+    <w:abstractNumId w:val="99432"/>
     <w:lvlOverride w:ilvl="0">
-      <w:startOverride w:val="1"/>
+      <w:startOverride w:val="2"/>
     </w:lvlOverride>
     <w:lvlOverride w:ilvl="1">
-      <w:startOverride w:val="1"/>
+      <w:startOverride w:val="2"/>
     </w:lvlOverride>
     <w:lvlOverride w:ilvl="2">
-      <w:startOverride w:val="1"/>
+      <w:startOverride w:val="2"/>
     </w:lvlOverride>
     <w:lvlOverride w:ilvl="3">
-      <w:startOverride w:val="1"/>
+      <w:startOverride w:val="2"/>
     </w:lvlOverride>
     <w:lvlOverride w:ilvl="4">
-      <w:startOverride w:val="1"/>
+      <w:startOverride w:val="2"/>
     </w:lvlOverride>
     <w:lvlOverride w:ilvl="5">
-      <w:startOverride w:val="1"/>
+      <w:startOverride w:val="2"/>
     </w:lvlOverride>
     <w:lvlOverride w:ilvl="6">
-      <w:startOverride w:val="1"/>
+      <w:startOverride w:val="2"/>
     </w:lvlOverride>
     <w:lvlOverride w:ilvl="7">
-      <w:startOverride w:val="1"/>
+      <w:startOverride w:val="2"/>
     </w:lvlOverride>
     <w:lvlOverride w:ilvl="8">
-      <w:startOverride w:val="1"/>
+      <w:startOverride w:val="2"/>
     </w:lvlOverride>
   </w:num>
   <w:num w:numId="1005">
@@ -41583,7 +41575,7 @@
     </w:lvlOverride>
   </w:num>
   <w:num w:numId="1008">
-    <w:abstractNumId w:val="99731"/>
+    <w:abstractNumId w:val="99431"/>
     <w:lvlOverride w:ilvl="0">
       <w:startOverride w:val="1"/>
     </w:lvlOverride>
@@ -41643,7 +41635,7 @@
     </w:lvlOverride>
   </w:num>
   <w:num w:numId="1010">
-    <w:abstractNumId w:val="99431"/>
+    <w:abstractNumId w:val="99731"/>
     <w:lvlOverride w:ilvl="0">
       <w:startOverride w:val="1"/>
     </w:lvlOverride>
@@ -41703,6 +41695,66 @@
     </w:lvlOverride>
   </w:num>
   <w:num w:numId="1012">
+    <w:abstractNumId w:val="99431"/>
+    <w:lvlOverride w:ilvl="0">
+      <w:startOverride w:val="1"/>
+    </w:lvlOverride>
+    <w:lvlOverride w:ilvl="1">
+      <w:startOverride w:val="1"/>
+    </w:lvlOverride>
+    <w:lvlOverride w:ilvl="2">
+      <w:startOverride w:val="1"/>
+    </w:lvlOverride>
+    <w:lvlOverride w:ilvl="3">
+      <w:startOverride w:val="1"/>
+    </w:lvlOverride>
+    <w:lvlOverride w:ilvl="4">
+      <w:startOverride w:val="1"/>
+    </w:lvlOverride>
+    <w:lvlOverride w:ilvl="5">
+      <w:startOverride w:val="1"/>
+    </w:lvlOverride>
+    <w:lvlOverride w:ilvl="6">
+      <w:startOverride w:val="1"/>
+    </w:lvlOverride>
+    <w:lvlOverride w:ilvl="7">
+      <w:startOverride w:val="1"/>
+    </w:lvlOverride>
+    <w:lvlOverride w:ilvl="8">
+      <w:startOverride w:val="1"/>
+    </w:lvlOverride>
+  </w:num>
+  <w:num w:numId="1013">
+    <w:abstractNumId w:val="99431"/>
+    <w:lvlOverride w:ilvl="0">
+      <w:startOverride w:val="1"/>
+    </w:lvlOverride>
+    <w:lvlOverride w:ilvl="1">
+      <w:startOverride w:val="1"/>
+    </w:lvlOverride>
+    <w:lvlOverride w:ilvl="2">
+      <w:startOverride w:val="1"/>
+    </w:lvlOverride>
+    <w:lvlOverride w:ilvl="3">
+      <w:startOverride w:val="1"/>
+    </w:lvlOverride>
+    <w:lvlOverride w:ilvl="4">
+      <w:startOverride w:val="1"/>
+    </w:lvlOverride>
+    <w:lvlOverride w:ilvl="5">
+      <w:startOverride w:val="1"/>
+    </w:lvlOverride>
+    <w:lvlOverride w:ilvl="6">
+      <w:startOverride w:val="1"/>
+    </w:lvlOverride>
+    <w:lvlOverride w:ilvl="7">
+      <w:startOverride w:val="1"/>
+    </w:lvlOverride>
+    <w:lvlOverride w:ilvl="8">
+      <w:startOverride w:val="1"/>
+    </w:lvlOverride>
+  </w:num>
+  <w:num w:numId="1014">
     <w:abstractNumId w:val="99434"/>
     <w:lvlOverride w:ilvl="0">
       <w:startOverride w:val="4"/>

--- a/06-学生侧材料/讲义/学生专用版/3-物理化学/化学动力学计算建模-超级充实版（学生专用版）.docx
+++ b/06-学生侧材料/讲义/学生专用版/3-物理化学/化学动力学计算建模-超级充实版（学生专用版）.docx
@@ -17652,18 +17652,15 @@
         </w:rPr>
         <w:t xml:space="preserve">；</w:t>
       </w:r>
-      <w:r>
-        <w:rPr>
-          <w:rFonts w:ascii="Times New Roman" w:hAnsi="Times New Roman" w:eastAsia="Times New Roman" w:cs="Times New Roman"/>
-        </w:rPr>
-        <w:t xml:space="preserve"> </w:t>
-      </w:r>
-      <w:r>
-        <w:rPr>
-          <w:rFonts w:ascii="Times New Roman" w:hAnsi="Times New Roman" w:eastAsia="Times New Roman" w:cs="Times New Roman"/>
-        </w:rPr>
-        <w:t xml:space="preserve">(2) </w:t>
-      </w:r>
+    </w:p>
+    <w:p>
+      <w:pPr>
+        <w:numPr>
+          <w:ilvl w:val="0"/>
+          <w:numId w:val="1002"/>
+        </w:numPr>
+        <w:ind w:firstLine="420"/>
+      </w:pPr>
       <w:r>
         <w:rPr>
           <w:rFonts w:hint="eastAsia" w:ascii="Times New Roman" w:hAnsi="Times New Roman" w:eastAsia="FangSong" w:cs="Times New Roman"/>
@@ -17760,86 +17757,83 @@
         </w:rPr>
         <w:t xml:space="preserve">；</w:t>
       </w:r>
-      <w:r>
-        <w:rPr>
-          <w:rFonts w:ascii="Times New Roman" w:hAnsi="Times New Roman" w:eastAsia="Times New Roman" w:cs="Times New Roman"/>
-        </w:rPr>
-        <w:t xml:space="preserve"> </w:t>
-      </w:r>
-      <w:r>
-        <w:rPr>
-          <w:rFonts w:ascii="Times New Roman" w:hAnsi="Times New Roman" w:eastAsia="Times New Roman" w:cs="Times New Roman"/>
-        </w:rPr>
-        <w:t xml:space="preserve">(3) </w:t>
-      </w:r>
-      <w:r>
-        <w:rPr>
-          <w:rFonts w:hint="eastAsia" w:ascii="Times New Roman" w:hAnsi="Times New Roman" w:eastAsia="FangSong" w:cs="Times New Roman"/>
-        </w:rPr>
-        <w:t xml:space="preserve">欲使产物中主产物</w:t>
-      </w:r>
-      <w:r>
-        <w:rPr>
-          <w:rFonts w:ascii="Times New Roman" w:hAnsi="Times New Roman" w:eastAsia="Times New Roman" w:cs="Times New Roman"/>
-        </w:rPr>
-        <w:t xml:space="preserve"> </w:t>
-      </w:r>
-      <m:oMath>
-        <m:r>
-          <m:t>B</m:t>
-        </m:r>
-      </m:oMath>
-      <w:r>
-        <w:rPr>
-          <w:rFonts w:ascii="Times New Roman" w:hAnsi="Times New Roman" w:eastAsia="Times New Roman" w:cs="Times New Roman"/>
-        </w:rPr>
-        <w:t xml:space="preserve"> </w:t>
-      </w:r>
-      <w:r>
-        <w:rPr>
-          <w:rFonts w:hint="eastAsia" w:ascii="Times New Roman" w:hAnsi="Times New Roman" w:eastAsia="FangSong" w:cs="Times New Roman"/>
-        </w:rPr>
-        <w:t xml:space="preserve">的选择性分数达到</w:t>
-      </w:r>
-      <w:r>
-        <w:rPr>
-          <w:rFonts w:ascii="Times New Roman" w:hAnsi="Times New Roman" w:eastAsia="Times New Roman" w:cs="Times New Roman"/>
-        </w:rPr>
-        <w:t xml:space="preserve"> </w:t>
-      </w:r>
-      <m:oMath>
-        <m:r>
-          <m:t>80.0</m:t>
-        </m:r>
-        <m:r>
-          <m:rPr>
-            <m:sty m:val="p"/>
-          </m:rPr>
-          <m:t>%</m:t>
-        </m:r>
-      </m:oMath>
-      <w:r>
-        <w:rPr>
-          <w:rFonts w:hint="eastAsia" w:ascii="Times New Roman" w:hAnsi="Times New Roman" w:eastAsia="Times New Roman" w:cs="Times New Roman"/>
-        </w:rPr>
-        <w:t>，</w:t>
-      </w:r>
-      <w:r>
-        <w:rPr>
-          <w:rFonts w:hint="eastAsia" w:ascii="Times New Roman" w:hAnsi="Times New Roman" w:eastAsia="FangSong" w:cs="Times New Roman"/>
-        </w:rPr>
-        <w:t>反应温度应控制在多少绝对温度</w:t>
-      </w:r>
-      <w:r>
-        <w:rPr>
-          <w:rFonts w:hint="eastAsia" w:ascii="Times New Roman" w:hAnsi="Times New Roman" w:eastAsia="Times New Roman" w:cs="Times New Roman"/>
-        </w:rPr>
-        <w:t>？</w:t>
-      </w:r>
     </w:p>
     <w:p>
       <w:pPr>
-        <w:pStyle w:val="BodyText"/>
+        <w:numPr>
+          <w:ilvl w:val="0"/>
+          <w:numId w:val="1002"/>
+        </w:numPr>
+        <w:ind w:firstLine="420"/>
+      </w:pPr>
+      <w:r>
+        <w:rPr>
+          <w:rFonts w:hint="eastAsia" w:ascii="Times New Roman" w:hAnsi="Times New Roman" w:eastAsia="FangSong" w:cs="Times New Roman"/>
+        </w:rPr>
+        <w:t xml:space="preserve">欲使产物中主产物</w:t>
+      </w:r>
+      <w:r>
+        <w:rPr>
+          <w:rFonts w:ascii="Times New Roman" w:hAnsi="Times New Roman" w:eastAsia="Times New Roman" w:cs="Times New Roman"/>
+        </w:rPr>
+        <w:t xml:space="preserve"> </w:t>
+      </w:r>
+      <m:oMath>
+        <m:r>
+          <m:t>B</m:t>
+        </m:r>
+      </m:oMath>
+      <w:r>
+        <w:rPr>
+          <w:rFonts w:ascii="Times New Roman" w:hAnsi="Times New Roman" w:eastAsia="Times New Roman" w:cs="Times New Roman"/>
+        </w:rPr>
+        <w:t xml:space="preserve"> </w:t>
+      </w:r>
+      <w:r>
+        <w:rPr>
+          <w:rFonts w:hint="eastAsia" w:ascii="Times New Roman" w:hAnsi="Times New Roman" w:eastAsia="FangSong" w:cs="Times New Roman"/>
+        </w:rPr>
+        <w:t xml:space="preserve">的选择性分数达到</w:t>
+      </w:r>
+      <w:r>
+        <w:rPr>
+          <w:rFonts w:ascii="Times New Roman" w:hAnsi="Times New Roman" w:eastAsia="Times New Roman" w:cs="Times New Roman"/>
+        </w:rPr>
+        <w:t xml:space="preserve"> </w:t>
+      </w:r>
+      <m:oMath>
+        <m:r>
+          <m:t>80.0</m:t>
+        </m:r>
+        <m:r>
+          <m:rPr>
+            <m:sty m:val="p"/>
+          </m:rPr>
+          <m:t>%</m:t>
+        </m:r>
+      </m:oMath>
+      <w:r>
+        <w:rPr>
+          <w:rFonts w:hint="eastAsia" w:ascii="Times New Roman" w:hAnsi="Times New Roman" w:eastAsia="Times New Roman" w:cs="Times New Roman"/>
+        </w:rPr>
+        <w:t>，</w:t>
+      </w:r>
+      <w:r>
+        <w:rPr>
+          <w:rFonts w:hint="eastAsia" w:ascii="Times New Roman" w:hAnsi="Times New Roman" w:eastAsia="FangSong" w:cs="Times New Roman"/>
+        </w:rPr>
+        <w:t>反应温度应控制在多少绝对温度</w:t>
+      </w:r>
+      <w:r>
+        <w:rPr>
+          <w:rFonts w:hint="eastAsia" w:ascii="Times New Roman" w:hAnsi="Times New Roman" w:eastAsia="Times New Roman" w:cs="Times New Roman"/>
+        </w:rPr>
+        <w:t>？</w:t>
+      </w:r>
+    </w:p>
+    <w:p>
+      <w:pPr>
+        <w:pStyle w:val="FirstParagraph"/>
       </w:pPr>
     </w:p>
     <w:p>
@@ -18705,10 +18699,9 @@
     </w:p>
     <w:p>
       <w:pPr>
-        <w:pStyle w:val="Compact"/>
         <w:numPr>
           <w:ilvl w:val="0"/>
-          <w:numId w:val="1002"/>
+          <w:numId w:val="1003"/>
         </w:numPr>
         <w:ind w:firstLine="420"/>
       </w:pPr>
@@ -18817,10 +18810,9 @@
     </w:p>
     <w:p>
       <w:pPr>
-        <w:pStyle w:val="Compact"/>
         <w:numPr>
           <w:ilvl w:val="0"/>
-          <w:numId w:val="1002"/>
+          <w:numId w:val="1003"/>
         </w:numPr>
         <w:ind w:firstLine="420"/>
       </w:pPr>
@@ -19542,10 +19534,9 @@
     </w:p>
     <w:p>
       <w:pPr>
-        <w:pStyle w:val="Compact"/>
         <w:numPr>
           <w:ilvl w:val="0"/>
-          <w:numId w:val="1003"/>
+          <w:numId w:val="1004"/>
         </w:numPr>
         <w:ind w:firstLine="420"/>
       </w:pPr>
@@ -19588,10 +19579,9 @@
     </w:p>
     <w:p>
       <w:pPr>
-        <w:pStyle w:val="Compact"/>
         <w:numPr>
           <w:ilvl w:val="0"/>
-          <w:numId w:val="1003"/>
+          <w:numId w:val="1004"/>
         </w:numPr>
         <w:ind w:firstLine="420"/>
       </w:pPr>
@@ -22360,7 +22350,7 @@
       <w:pPr>
         <w:numPr>
           <w:ilvl w:val="0"/>
-          <w:numId w:val="1004"/>
+          <w:numId w:val="1005"/>
         </w:numPr>
         <w:ind w:firstLine="420"/>
       </w:pPr>
@@ -22381,7 +22371,7 @@
       <w:pPr>
         <w:numPr>
           <w:ilvl w:val="0"/>
-          <w:numId w:val="1004"/>
+          <w:numId w:val="1005"/>
         </w:numPr>
         <w:ind w:firstLine="420"/>
       </w:pPr>
@@ -23652,7 +23642,7 @@
       <w:pPr>
         <w:numPr>
           <w:ilvl w:val="0"/>
-          <w:numId w:val="1005"/>
+          <w:numId w:val="1006"/>
         </w:numPr>
         <w:ind w:firstLine="420"/>
       </w:pPr>
@@ -23755,7 +23745,7 @@
       <w:pPr>
         <w:numPr>
           <w:ilvl w:val="0"/>
-          <w:numId w:val="1005"/>
+          <w:numId w:val="1006"/>
         </w:numPr>
         <w:ind w:firstLine="420"/>
       </w:pPr>
@@ -24808,7 +24798,7 @@
       <w:pPr>
         <w:numPr>
           <w:ilvl w:val="0"/>
-          <w:numId w:val="1006"/>
+          <w:numId w:val="1007"/>
         </w:numPr>
         <w:ind w:firstLine="420"/>
       </w:pPr>
@@ -24869,7 +24859,7 @@
       <w:pPr>
         <w:numPr>
           <w:ilvl w:val="0"/>
-          <w:numId w:val="1006"/>
+          <w:numId w:val="1007"/>
         </w:numPr>
         <w:ind w:firstLine="420"/>
       </w:pPr>
@@ -26001,7 +25991,7 @@
       <w:pPr>
         <w:numPr>
           <w:ilvl w:val="0"/>
-          <w:numId w:val="1007"/>
+          <w:numId w:val="1008"/>
         </w:numPr>
         <w:ind w:firstLine="420"/>
       </w:pPr>
@@ -26033,7 +26023,7 @@
       <w:pPr>
         <w:numPr>
           <w:ilvl w:val="0"/>
-          <w:numId w:val="1007"/>
+          <w:numId w:val="1008"/>
         </w:numPr>
         <w:ind w:firstLine="420"/>
       </w:pPr>
@@ -26690,7 +26680,7 @@
       <w:pPr>
         <w:numPr>
           <w:ilvl w:val="0"/>
-          <w:numId w:val="1008"/>
+          <w:numId w:val="1009"/>
         </w:numPr>
         <w:ind w:firstLine="420"/>
       </w:pPr>
@@ -26743,7 +26733,7 @@
       <w:pPr>
         <w:numPr>
           <w:ilvl w:val="0"/>
-          <w:numId w:val="1008"/>
+          <w:numId w:val="1009"/>
         </w:numPr>
         <w:ind w:firstLine="420"/>
       </w:pPr>
@@ -26796,7 +26786,7 @@
       <w:pPr>
         <w:numPr>
           <w:ilvl w:val="0"/>
-          <w:numId w:val="1008"/>
+          <w:numId w:val="1009"/>
         </w:numPr>
         <w:ind w:firstLine="420"/>
       </w:pPr>
@@ -27106,7 +27096,7 @@
       <w:pPr>
         <w:numPr>
           <w:ilvl w:val="0"/>
-          <w:numId w:val="1009"/>
+          <w:numId w:val="1010"/>
         </w:numPr>
         <w:ind w:firstLine="420"/>
       </w:pPr>
@@ -27127,7 +27117,7 @@
       <w:pPr>
         <w:numPr>
           <w:ilvl w:val="0"/>
-          <w:numId w:val="1009"/>
+          <w:numId w:val="1010"/>
         </w:numPr>
         <w:ind w:firstLine="420"/>
       </w:pPr>
@@ -27195,7 +27185,7 @@
       <w:pPr>
         <w:numPr>
           <w:ilvl w:val="0"/>
-          <w:numId w:val="1009"/>
+          <w:numId w:val="1010"/>
         </w:numPr>
         <w:ind w:firstLine="420"/>
       </w:pPr>
@@ -35251,7 +35241,7 @@
       <w:pPr>
         <w:numPr>
           <w:ilvl w:val="0"/>
-          <w:numId w:val="1010"/>
+          <w:numId w:val="1011"/>
         </w:numPr>
         <w:ind w:firstLine="420"/>
       </w:pPr>
@@ -35302,7 +35292,7 @@
       <w:pPr>
         <w:numPr>
           <w:ilvl w:val="0"/>
-          <w:numId w:val="1010"/>
+          <w:numId w:val="1011"/>
         </w:numPr>
         <w:ind w:firstLine="420"/>
       </w:pPr>
@@ -35347,7 +35337,7 @@
       <w:pPr>
         <w:numPr>
           <w:ilvl w:val="0"/>
-          <w:numId w:val="1010"/>
+          <w:numId w:val="1011"/>
         </w:numPr>
         <w:ind w:firstLine="420"/>
       </w:pPr>
@@ -37442,7 +37432,7 @@
       <w:pPr>
         <w:numPr>
           <w:ilvl w:val="0"/>
-          <w:numId w:val="1011"/>
+          <w:numId w:val="1012"/>
         </w:numPr>
         <w:spacing w:before="120"/>
         <w:ind w:firstLine="420"/>
@@ -37476,7 +37466,7 @@
       <w:pPr>
         <w:numPr>
           <w:ilvl w:val="0"/>
-          <w:numId w:val="1011"/>
+          <w:numId w:val="1012"/>
         </w:numPr>
         <w:ind w:firstLine="420"/>
       </w:pPr>
@@ -37532,7 +37522,7 @@
       <w:pPr>
         <w:numPr>
           <w:ilvl w:val="0"/>
-          <w:numId w:val="1011"/>
+          <w:numId w:val="1012"/>
         </w:numPr>
         <w:ind w:firstLine="420"/>
       </w:pPr>
@@ -38093,7 +38083,7 @@
       <w:pPr>
         <w:numPr>
           <w:ilvl w:val="0"/>
-          <w:numId w:val="1012"/>
+          <w:numId w:val="1013"/>
         </w:numPr>
         <w:spacing w:before="120"/>
         <w:ind w:firstLine="420"/>
@@ -38138,7 +38128,7 @@
       <w:pPr>
         <w:numPr>
           <w:ilvl w:val="0"/>
-          <w:numId w:val="1012"/>
+          <w:numId w:val="1013"/>
         </w:numPr>
         <w:ind w:firstLine="420"/>
       </w:pPr>
@@ -38317,7 +38307,7 @@
       <w:pPr>
         <w:numPr>
           <w:ilvl w:val="0"/>
-          <w:numId w:val="1012"/>
+          <w:numId w:val="1013"/>
         </w:numPr>
         <w:ind w:firstLine="420"/>
       </w:pPr>
@@ -39168,7 +39158,7 @@
       <w:pPr>
         <w:numPr>
           <w:ilvl w:val="0"/>
-          <w:numId w:val="1013"/>
+          <w:numId w:val="1014"/>
         </w:numPr>
         <w:ind w:firstLine="420"/>
       </w:pPr>
@@ -39189,7 +39179,7 @@
       <w:pPr>
         <w:numPr>
           <w:ilvl w:val="0"/>
-          <w:numId w:val="1013"/>
+          <w:numId w:val="1014"/>
         </w:numPr>
         <w:ind w:firstLine="420"/>
       </w:pPr>
@@ -39280,7 +39270,7 @@
       <w:pPr>
         <w:numPr>
           <w:ilvl w:val="0"/>
-          <w:numId w:val="1013"/>
+          <w:numId w:val="1014"/>
         </w:numPr>
         <w:ind w:firstLine="420"/>
       </w:pPr>
@@ -39709,7 +39699,7 @@
         <w:pStyle w:val="Compact"/>
         <w:numPr>
           <w:ilvl w:val="0"/>
-          <w:numId w:val="1014"/>
+          <w:numId w:val="1015"/>
         </w:numPr>
         <w:ind w:firstLine="420"/>
       </w:pPr>
@@ -41021,6 +41011,91 @@
       </w:pPr>
     </w:lvl>
   </w:abstractNum>
+  <w:abstractNum w:abstractNumId="99432">
+    <w:nsid w:val="00A99432"/>
+    <w:multiLevelType w:val="multilevel"/>
+    <w:lvl w:ilvl="0">
+      <w:start w:val="2"/>
+      <w:numFmt w:val="decimal"/>
+      <w:lvlText w:val="(%1)"/>
+      <w:lvlJc w:val="left"/>
+      <w:pPr>
+        <w:ind w:left="720" w:hanging="360"/>
+      </w:pPr>
+    </w:lvl>
+    <w:lvl w:ilvl="1">
+      <w:start w:val="2"/>
+      <w:numFmt w:val="decimal"/>
+      <w:lvlText w:val="(%2)"/>
+      <w:lvlJc w:val="left"/>
+      <w:pPr>
+        <w:ind w:left="1440" w:hanging="360"/>
+      </w:pPr>
+    </w:lvl>
+    <w:lvl w:ilvl="2">
+      <w:start w:val="2"/>
+      <w:numFmt w:val="decimal"/>
+      <w:lvlText w:val="(%3)"/>
+      <w:lvlJc w:val="left"/>
+      <w:pPr>
+        <w:ind w:left="2160" w:hanging="360"/>
+      </w:pPr>
+    </w:lvl>
+    <w:lvl w:ilvl="3">
+      <w:start w:val="2"/>
+      <w:numFmt w:val="decimal"/>
+      <w:lvlText w:val="(%4)"/>
+      <w:lvlJc w:val="left"/>
+      <w:pPr>
+        <w:ind w:left="2880" w:hanging="360"/>
+      </w:pPr>
+    </w:lvl>
+    <w:lvl w:ilvl="4">
+      <w:start w:val="2"/>
+      <w:numFmt w:val="decimal"/>
+      <w:lvlText w:val="(%5)"/>
+      <w:lvlJc w:val="left"/>
+      <w:pPr>
+        <w:ind w:left="3600" w:hanging="360"/>
+      </w:pPr>
+    </w:lvl>
+    <w:lvl w:ilvl="5">
+      <w:start w:val="2"/>
+      <w:numFmt w:val="decimal"/>
+      <w:lvlText w:val="(%6)"/>
+      <w:lvlJc w:val="left"/>
+      <w:pPr>
+        <w:ind w:left="4320" w:hanging="360"/>
+      </w:pPr>
+    </w:lvl>
+    <w:lvl w:ilvl="6">
+      <w:start w:val="2"/>
+      <w:numFmt w:val="decimal"/>
+      <w:lvlText w:val="(%7)"/>
+      <w:lvlJc w:val="left"/>
+      <w:pPr>
+        <w:ind w:left="5040" w:hanging="360"/>
+      </w:pPr>
+    </w:lvl>
+    <w:lvl w:ilvl="7">
+      <w:start w:val="2"/>
+      <w:numFmt w:val="decimal"/>
+      <w:lvlText w:val="(%8)"/>
+      <w:lvlJc w:val="left"/>
+      <w:pPr>
+        <w:ind w:left="5760" w:hanging="360"/>
+      </w:pPr>
+    </w:lvl>
+    <w:lvl w:ilvl="8">
+      <w:start w:val="2"/>
+      <w:numFmt w:val="decimal"/>
+      <w:lvlText w:val="(%9)"/>
+      <w:lvlJc w:val="left"/>
+      <w:pPr>
+        <w:ind w:left="6480" w:hanging="360"/>
+      </w:pPr>
+    </w:lvl>
+  </w:abstractNum>
   <w:abstractNum w:abstractNumId="99431">
     <w:nsid w:val="00A99431"/>
     <w:multiLevelType w:val="multilevel"/>
@@ -41098,91 +41173,6 @@
     </w:lvl>
     <w:lvl w:ilvl="8">
       <w:start w:val="1"/>
-      <w:numFmt w:val="decimal"/>
-      <w:lvlText w:val="(%9)"/>
-      <w:lvlJc w:val="left"/>
-      <w:pPr>
-        <w:ind w:left="6480" w:hanging="360"/>
-      </w:pPr>
-    </w:lvl>
-  </w:abstractNum>
-  <w:abstractNum w:abstractNumId="99432">
-    <w:nsid w:val="00A99432"/>
-    <w:multiLevelType w:val="multilevel"/>
-    <w:lvl w:ilvl="0">
-      <w:start w:val="2"/>
-      <w:numFmt w:val="decimal"/>
-      <w:lvlText w:val="(%1)"/>
-      <w:lvlJc w:val="left"/>
-      <w:pPr>
-        <w:ind w:left="720" w:hanging="360"/>
-      </w:pPr>
-    </w:lvl>
-    <w:lvl w:ilvl="1">
-      <w:start w:val="2"/>
-      <w:numFmt w:val="decimal"/>
-      <w:lvlText w:val="(%2)"/>
-      <w:lvlJc w:val="left"/>
-      <w:pPr>
-        <w:ind w:left="1440" w:hanging="360"/>
-      </w:pPr>
-    </w:lvl>
-    <w:lvl w:ilvl="2">
-      <w:start w:val="2"/>
-      <w:numFmt w:val="decimal"/>
-      <w:lvlText w:val="(%3)"/>
-      <w:lvlJc w:val="left"/>
-      <w:pPr>
-        <w:ind w:left="2160" w:hanging="360"/>
-      </w:pPr>
-    </w:lvl>
-    <w:lvl w:ilvl="3">
-      <w:start w:val="2"/>
-      <w:numFmt w:val="decimal"/>
-      <w:lvlText w:val="(%4)"/>
-      <w:lvlJc w:val="left"/>
-      <w:pPr>
-        <w:ind w:left="2880" w:hanging="360"/>
-      </w:pPr>
-    </w:lvl>
-    <w:lvl w:ilvl="4">
-      <w:start w:val="2"/>
-      <w:numFmt w:val="decimal"/>
-      <w:lvlText w:val="(%5)"/>
-      <w:lvlJc w:val="left"/>
-      <w:pPr>
-        <w:ind w:left="3600" w:hanging="360"/>
-      </w:pPr>
-    </w:lvl>
-    <w:lvl w:ilvl="5">
-      <w:start w:val="2"/>
-      <w:numFmt w:val="decimal"/>
-      <w:lvlText w:val="(%6)"/>
-      <w:lvlJc w:val="left"/>
-      <w:pPr>
-        <w:ind w:left="4320" w:hanging="360"/>
-      </w:pPr>
-    </w:lvl>
-    <w:lvl w:ilvl="6">
-      <w:start w:val="2"/>
-      <w:numFmt w:val="decimal"/>
-      <w:lvlText w:val="(%7)"/>
-      <w:lvlJc w:val="left"/>
-      <w:pPr>
-        <w:ind w:left="5040" w:hanging="360"/>
-      </w:pPr>
-    </w:lvl>
-    <w:lvl w:ilvl="7">
-      <w:start w:val="2"/>
-      <w:numFmt w:val="decimal"/>
-      <w:lvlText w:val="(%8)"/>
-      <w:lvlJc w:val="left"/>
-      <w:pPr>
-        <w:ind w:left="5760" w:hanging="360"/>
-      </w:pPr>
-    </w:lvl>
-    <w:lvl w:ilvl="8">
-      <w:start w:val="2"/>
       <w:numFmt w:val="decimal"/>
       <w:lvlText w:val="(%9)"/>
       <w:lvlJc w:val="left"/>
@@ -41395,33 +41385,33 @@
     </w:lvlOverride>
   </w:num>
   <w:num w:numId="1002">
-    <w:abstractNumId w:val="99431"/>
+    <w:abstractNumId w:val="99432"/>
     <w:lvlOverride w:ilvl="0">
-      <w:startOverride w:val="1"/>
+      <w:startOverride w:val="2"/>
     </w:lvlOverride>
     <w:lvlOverride w:ilvl="1">
-      <w:startOverride w:val="1"/>
+      <w:startOverride w:val="2"/>
     </w:lvlOverride>
     <w:lvlOverride w:ilvl="2">
-      <w:startOverride w:val="1"/>
+      <w:startOverride w:val="2"/>
     </w:lvlOverride>
     <w:lvlOverride w:ilvl="3">
-      <w:startOverride w:val="1"/>
+      <w:startOverride w:val="2"/>
     </w:lvlOverride>
     <w:lvlOverride w:ilvl="4">
-      <w:startOverride w:val="1"/>
+      <w:startOverride w:val="2"/>
     </w:lvlOverride>
     <w:lvlOverride w:ilvl="5">
-      <w:startOverride w:val="1"/>
+      <w:startOverride w:val="2"/>
     </w:lvlOverride>
     <w:lvlOverride w:ilvl="6">
-      <w:startOverride w:val="1"/>
+      <w:startOverride w:val="2"/>
     </w:lvlOverride>
     <w:lvlOverride w:ilvl="7">
-      <w:startOverride w:val="1"/>
+      <w:startOverride w:val="2"/>
     </w:lvlOverride>
     <w:lvlOverride w:ilvl="8">
-      <w:startOverride w:val="1"/>
+      <w:startOverride w:val="2"/>
     </w:lvlOverride>
   </w:num>
   <w:num w:numId="1003">
@@ -41455,6 +41445,36 @@
     </w:lvlOverride>
   </w:num>
   <w:num w:numId="1004">
+    <w:abstractNumId w:val="99431"/>
+    <w:lvlOverride w:ilvl="0">
+      <w:startOverride w:val="1"/>
+    </w:lvlOverride>
+    <w:lvlOverride w:ilvl="1">
+      <w:startOverride w:val="1"/>
+    </w:lvlOverride>
+    <w:lvlOverride w:ilvl="2">
+      <w:startOverride w:val="1"/>
+    </w:lvlOverride>
+    <w:lvlOverride w:ilvl="3">
+      <w:startOverride w:val="1"/>
+    </w:lvlOverride>
+    <w:lvlOverride w:ilvl="4">
+      <w:startOverride w:val="1"/>
+    </w:lvlOverride>
+    <w:lvlOverride w:ilvl="5">
+      <w:startOverride w:val="1"/>
+    </w:lvlOverride>
+    <w:lvlOverride w:ilvl="6">
+      <w:startOverride w:val="1"/>
+    </w:lvlOverride>
+    <w:lvlOverride w:ilvl="7">
+      <w:startOverride w:val="1"/>
+    </w:lvlOverride>
+    <w:lvlOverride w:ilvl="8">
+      <w:startOverride w:val="1"/>
+    </w:lvlOverride>
+  </w:num>
+  <w:num w:numId="1005">
     <w:abstractNumId w:val="99432"/>
     <w:lvlOverride w:ilvl="0">
       <w:startOverride w:val="2"/>
@@ -41482,36 +41502,6 @@
     </w:lvlOverride>
     <w:lvlOverride w:ilvl="8">
       <w:startOverride w:val="2"/>
-    </w:lvlOverride>
-  </w:num>
-  <w:num w:numId="1005">
-    <w:abstractNumId w:val="99431"/>
-    <w:lvlOverride w:ilvl="0">
-      <w:startOverride w:val="1"/>
-    </w:lvlOverride>
-    <w:lvlOverride w:ilvl="1">
-      <w:startOverride w:val="1"/>
-    </w:lvlOverride>
-    <w:lvlOverride w:ilvl="2">
-      <w:startOverride w:val="1"/>
-    </w:lvlOverride>
-    <w:lvlOverride w:ilvl="3">
-      <w:startOverride w:val="1"/>
-    </w:lvlOverride>
-    <w:lvlOverride w:ilvl="4">
-      <w:startOverride w:val="1"/>
-    </w:lvlOverride>
-    <w:lvlOverride w:ilvl="5">
-      <w:startOverride w:val="1"/>
-    </w:lvlOverride>
-    <w:lvlOverride w:ilvl="6">
-      <w:startOverride w:val="1"/>
-    </w:lvlOverride>
-    <w:lvlOverride w:ilvl="7">
-      <w:startOverride w:val="1"/>
-    </w:lvlOverride>
-    <w:lvlOverride w:ilvl="8">
-      <w:startOverride w:val="1"/>
     </w:lvlOverride>
   </w:num>
   <w:num w:numId="1006">
@@ -41635,7 +41625,7 @@
     </w:lvlOverride>
   </w:num>
   <w:num w:numId="1010">
-    <w:abstractNumId w:val="99731"/>
+    <w:abstractNumId w:val="99431"/>
     <w:lvlOverride w:ilvl="0">
       <w:startOverride w:val="1"/>
     </w:lvlOverride>
@@ -41665,7 +41655,7 @@
     </w:lvlOverride>
   </w:num>
   <w:num w:numId="1011">
-    <w:abstractNumId w:val="99431"/>
+    <w:abstractNumId w:val="99731"/>
     <w:lvlOverride w:ilvl="0">
       <w:startOverride w:val="1"/>
     </w:lvlOverride>
@@ -41755,6 +41745,36 @@
     </w:lvlOverride>
   </w:num>
   <w:num w:numId="1014">
+    <w:abstractNumId w:val="99431"/>
+    <w:lvlOverride w:ilvl="0">
+      <w:startOverride w:val="1"/>
+    </w:lvlOverride>
+    <w:lvlOverride w:ilvl="1">
+      <w:startOverride w:val="1"/>
+    </w:lvlOverride>
+    <w:lvlOverride w:ilvl="2">
+      <w:startOverride w:val="1"/>
+    </w:lvlOverride>
+    <w:lvlOverride w:ilvl="3">
+      <w:startOverride w:val="1"/>
+    </w:lvlOverride>
+    <w:lvlOverride w:ilvl="4">
+      <w:startOverride w:val="1"/>
+    </w:lvlOverride>
+    <w:lvlOverride w:ilvl="5">
+      <w:startOverride w:val="1"/>
+    </w:lvlOverride>
+    <w:lvlOverride w:ilvl="6">
+      <w:startOverride w:val="1"/>
+    </w:lvlOverride>
+    <w:lvlOverride w:ilvl="7">
+      <w:startOverride w:val="1"/>
+    </w:lvlOverride>
+    <w:lvlOverride w:ilvl="8">
+      <w:startOverride w:val="1"/>
+    </w:lvlOverride>
+  </w:num>
+  <w:num w:numId="1015">
     <w:abstractNumId w:val="99434"/>
     <w:lvlOverride w:ilvl="0">
       <w:startOverride w:val="4"/>

--- a/06-学生侧材料/讲义/学生专用版/3-物理化学/化学动力学计算建模-超级充实版（学生专用版）.docx
+++ b/06-学生侧材料/讲义/学生专用版/3-物理化学/化学动力学计算建模-超级充实版（学生专用版）.docx
@@ -7365,7 +7365,7 @@
       </w:r>
     </w:p>
     <w:bookmarkEnd w:id="13"/>
-    <w:bookmarkStart w:id="14" w:name="拟稳态近似qssa与平衡假设pea的数理判据与误差边界"/>
+    <w:bookmarkStart w:id="16" w:name="拟稳态近似qssa与平衡假设pea的数理判据与误差边界"/>
     <w:p>
       <w:pPr>
         <w:pStyle w:val="Heading2"/>
@@ -9212,6 +9212,3129 @@
         <w:t>。</w:t>
       </w:r>
     </w:p>
+    <w:bookmarkStart w:id="14" w:name="稳态结果的回代自检算完必须回头验算"/>
+    <w:p>
+      <w:pPr>
+        <w:pStyle w:val="Heading3"/>
+        <w:spacing w:before="280" w:after="120"/>
+      </w:pPr>
+      <w:r>
+        <w:rPr>
+          <w:rFonts w:ascii="Times New Roman" w:hAnsi="Times New Roman" w:eastAsia="Times New Roman" w:cs="Times New Roman"/>
+        </w:rPr>
+        <w:t xml:space="preserve">3.1 </w:t>
+      </w:r>
+      <w:r>
+        <w:rPr>
+          <w:rFonts w:hint="eastAsia" w:ascii="Times New Roman" w:hAnsi="Times New Roman" w:eastAsia="SimHei" w:cs="Times New Roman"/>
+        </w:rPr>
+        <w:t>稳态结果的回代自检</w:t>
+      </w:r>
+      <w:r>
+        <w:rPr>
+          <w:rFonts w:hint="eastAsia" w:ascii="Times New Roman" w:hAnsi="Times New Roman" w:eastAsia="Times New Roman" w:cs="Times New Roman"/>
+        </w:rPr>
+        <w:t>：</w:t>
+      </w:r>
+      <w:r>
+        <w:rPr>
+          <w:rFonts w:hint="eastAsia" w:ascii="Times New Roman" w:hAnsi="Times New Roman" w:eastAsia="SimHei" w:cs="Times New Roman"/>
+        </w:rPr>
+        <w:t>算完必须回头验算</w:t>
+      </w:r>
+    </w:p>
+    <w:p>
+      <w:pPr>
+        <w:pStyle w:val="FirstParagraph"/>
+        <w:ind w:firstLine="420"/>
+      </w:pPr>
+      <w:r>
+        <w:rPr>
+          <w:rFonts w:hint="eastAsia" w:ascii="Times New Roman" w:hAnsi="Times New Roman" w:eastAsia="FangSong" w:cs="Times New Roman"/>
+        </w:rPr>
+        <w:t>稳态近似把微分方程换成代数方程</w:t>
+      </w:r>
+      <w:r>
+        <w:rPr>
+          <w:rFonts w:hint="eastAsia" w:ascii="Times New Roman" w:hAnsi="Times New Roman" w:eastAsia="Times New Roman" w:cs="Times New Roman"/>
+        </w:rPr>
+        <w:t>，</w:t>
+      </w:r>
+      <w:r>
+        <w:rPr>
+          <w:rFonts w:hint="eastAsia" w:ascii="Times New Roman" w:hAnsi="Times New Roman" w:eastAsia="FangSong" w:cs="Times New Roman"/>
+        </w:rPr>
+        <w:t>代理解完了并不等于近似成立</w:t>
+      </w:r>
+      <w:r>
+        <w:rPr>
+          <w:rFonts w:hint="eastAsia" w:ascii="Times New Roman" w:hAnsi="Times New Roman" w:eastAsia="Times New Roman" w:cs="Times New Roman"/>
+        </w:rPr>
+        <w:t>。</w:t>
+      </w:r>
+      <w:r>
+        <w:rPr>
+          <w:rFonts w:hint="eastAsia" w:ascii="Times New Roman" w:hAnsi="Times New Roman" w:eastAsia="FangSong" w:cs="Times New Roman"/>
+        </w:rPr>
+        <w:t>近似是否自洽</w:t>
+      </w:r>
+      <w:r>
+        <w:rPr>
+          <w:rFonts w:hint="eastAsia" w:ascii="Times New Roman" w:hAnsi="Times New Roman" w:eastAsia="Times New Roman" w:cs="Times New Roman"/>
+        </w:rPr>
+        <w:t>，</w:t>
+      </w:r>
+      <w:r>
+        <w:rPr>
+          <w:rFonts w:hint="eastAsia" w:ascii="Times New Roman" w:hAnsi="Times New Roman" w:eastAsia="FangSong" w:cs="Times New Roman"/>
+        </w:rPr>
+        <w:t>要用</w:t>
+      </w:r>
+      <w:r>
+        <w:rPr>
+          <w:rFonts w:hint="eastAsia" w:ascii="Times New Roman" w:hAnsi="Times New Roman" w:eastAsia="FangSong" w:cs="Times New Roman"/>
+          <w:b/>
+          <w:bCs/>
+        </w:rPr>
+        <w:t xml:space="preserve">回代验证</w:t>
+      </w:r>
+      <w:r>
+        <w:rPr>
+          <w:rFonts w:hint="eastAsia" w:ascii="Times New Roman" w:hAnsi="Times New Roman" w:eastAsia="FangSong" w:cs="Times New Roman"/>
+        </w:rPr>
+        <w:t>来判定</w:t>
+      </w:r>
+      <w:r>
+        <w:rPr>
+          <w:rFonts w:hint="eastAsia" w:ascii="Times New Roman" w:hAnsi="Times New Roman" w:eastAsia="Times New Roman" w:cs="Times New Roman"/>
+        </w:rPr>
+        <w:t>，</w:t>
+      </w:r>
+      <w:r>
+        <w:rPr>
+          <w:rFonts w:hint="eastAsia" w:ascii="Times New Roman" w:hAnsi="Times New Roman" w:eastAsia="FangSong" w:cs="Times New Roman"/>
+        </w:rPr>
+        <w:t>竞赛与真实研究中的标准做法是三步</w:t>
+      </w:r>
+      <w:r>
+        <w:rPr>
+          <w:rFonts w:hint="eastAsia" w:ascii="Times New Roman" w:hAnsi="Times New Roman" w:eastAsia="Times New Roman" w:cs="Times New Roman"/>
+        </w:rPr>
+        <w:t>。</w:t>
+      </w:r>
+    </w:p>
+    <w:p>
+      <w:pPr>
+        <w:pStyle w:val="BodyText"/>
+        <w:ind w:firstLine="420"/>
+      </w:pPr>
+      <w:r>
+        <w:rPr>
+          <w:rFonts w:hint="eastAsia" w:ascii="Times New Roman" w:hAnsi="Times New Roman" w:eastAsia="FangSong" w:cs="Times New Roman"/>
+        </w:rPr>
+        <w:t>第一步</w:t>
+      </w:r>
+      <w:r>
+        <w:rPr>
+          <w:rFonts w:hint="eastAsia" w:ascii="Times New Roman" w:hAnsi="Times New Roman" w:eastAsia="Times New Roman" w:cs="Times New Roman"/>
+        </w:rPr>
+        <w:t>，</w:t>
+      </w:r>
+      <w:r>
+        <w:rPr>
+          <w:rFonts w:hint="eastAsia" w:ascii="Times New Roman" w:hAnsi="Times New Roman" w:eastAsia="FangSong" w:cs="Times New Roman"/>
+        </w:rPr>
+        <w:t>把解得的中间体浓度表达式代回其稳态代数方程</w:t>
+      </w:r>
+      <w:r>
+        <w:rPr>
+          <w:rFonts w:hint="eastAsia" w:ascii="Times New Roman" w:hAnsi="Times New Roman" w:eastAsia="Times New Roman" w:cs="Times New Roman"/>
+        </w:rPr>
+        <w:t>，</w:t>
+      </w:r>
+      <w:r>
+        <w:rPr>
+          <w:rFonts w:hint="eastAsia" w:ascii="Times New Roman" w:hAnsi="Times New Roman" w:eastAsia="FangSong" w:cs="Times New Roman"/>
+        </w:rPr>
+        <w:t>看是否恒等于零</w:t>
+      </w:r>
+      <w:r>
+        <w:rPr>
+          <w:rFonts w:hint="eastAsia" w:ascii="Times New Roman" w:hAnsi="Times New Roman" w:eastAsia="Times New Roman" w:cs="Times New Roman"/>
+        </w:rPr>
+        <w:t>。</w:t>
+      </w:r>
+      <w:r>
+        <w:rPr>
+          <w:rFonts w:hint="eastAsia" w:ascii="Times New Roman" w:hAnsi="Times New Roman" w:eastAsia="FangSong" w:cs="Times New Roman"/>
+        </w:rPr>
+        <w:t>这一步只检验代数运算是否正确</w:t>
+      </w:r>
+      <w:r>
+        <w:rPr>
+          <w:rFonts w:hint="eastAsia" w:ascii="Times New Roman" w:hAnsi="Times New Roman" w:eastAsia="Times New Roman" w:cs="Times New Roman"/>
+        </w:rPr>
+        <w:t>，</w:t>
+      </w:r>
+      <w:r>
+        <w:rPr>
+          <w:rFonts w:hint="eastAsia" w:ascii="Times New Roman" w:hAnsi="Times New Roman" w:eastAsia="FangSong" w:cs="Times New Roman"/>
+        </w:rPr>
+        <w:t>并不能检验近似本身</w:t>
+      </w:r>
+      <w:r>
+        <w:rPr>
+          <w:rFonts w:hint="eastAsia" w:ascii="Times New Roman" w:hAnsi="Times New Roman" w:eastAsia="Times New Roman" w:cs="Times New Roman"/>
+        </w:rPr>
+        <w:t>。</w:t>
+      </w:r>
+    </w:p>
+    <w:p>
+      <w:pPr>
+        <w:pStyle w:val="BodyText"/>
+        <w:ind w:firstLine="420"/>
+      </w:pPr>
+      <w:r>
+        <w:rPr>
+          <w:rFonts w:hint="eastAsia" w:ascii="Times New Roman" w:hAnsi="Times New Roman" w:eastAsia="FangSong" w:cs="Times New Roman"/>
+        </w:rPr>
+        <w:t>第二步</w:t>
+      </w:r>
+      <w:r>
+        <w:rPr>
+          <w:rFonts w:hint="eastAsia" w:ascii="Times New Roman" w:hAnsi="Times New Roman" w:eastAsia="Times New Roman" w:cs="Times New Roman"/>
+        </w:rPr>
+        <w:t>，</w:t>
+      </w:r>
+      <w:r>
+        <w:rPr>
+          <w:rFonts w:hint="eastAsia" w:ascii="Times New Roman" w:hAnsi="Times New Roman" w:eastAsia="FangSong" w:cs="Times New Roman"/>
+        </w:rPr>
+        <w:t>检验浓度阶量判据</w:t>
+      </w:r>
+      <w:r>
+        <w:rPr>
+          <w:rFonts w:hint="eastAsia" w:ascii="Times New Roman" w:hAnsi="Times New Roman" w:eastAsia="Times New Roman" w:cs="Times New Roman"/>
+        </w:rPr>
+        <w:t>。</w:t>
+      </w:r>
+      <w:r>
+        <w:rPr>
+          <w:rFonts w:hint="eastAsia" w:ascii="Times New Roman" w:hAnsi="Times New Roman" w:eastAsia="FangSong" w:cs="Times New Roman"/>
+        </w:rPr>
+        <w:t>稳态方程解出</w:t>
+      </w:r>
+      <w:r>
+        <w:rPr>
+          <w:rFonts w:ascii="Times New Roman" w:hAnsi="Times New Roman" w:eastAsia="Times New Roman" w:cs="Times New Roman"/>
+        </w:rPr>
+        <w:t xml:space="preserve"> </w:t>
+      </w:r>
+      <m:oMath>
+        <m:oMathPr>
+          <m:ctrlPr>
+            <w:rPr>
+              <w:sz w:val="28"/>
+              <w:szCs w:val="28"/>
+            </w:rPr>
+          </m:ctrlPr>
+        </m:oMathPr>
+        <m:r>
+          <m:rPr>
+            <m:sty m:val="p"/>
+          </m:rPr>
+          <m:t>[</m:t>
+        </m:r>
+        <m:r>
+          <m:t>I</m:t>
+        </m:r>
+        <m:r>
+          <m:rPr>
+            <m:sty m:val="p"/>
+          </m:rPr>
+          <m:t>]</m:t>
+        </m:r>
+        <m:r>
+          <m:rPr>
+            <m:sty m:val="p"/>
+          </m:rPr>
+          <m:t>=</m:t>
+        </m:r>
+        <m:f>
+          <m:fPr>
+            <m:type m:val="bar"/>
+          </m:fPr>
+          <m:num>
+            <m:sSub>
+              <m:e>
+                <m:r>
+                  <m:t>k</m:t>
+                </m:r>
+              </m:e>
+              <m:sub>
+                <m:r>
+                  <m:t>1</m:t>
+                </m:r>
+              </m:sub>
+            </m:sSub>
+            <m:r>
+              <m:rPr>
+                <m:sty m:val="p"/>
+              </m:rPr>
+              <m:t>[</m:t>
+            </m:r>
+            <m:r>
+              <m:t>A</m:t>
+            </m:r>
+            <m:r>
+              <m:rPr>
+                <m:sty m:val="p"/>
+              </m:rPr>
+              <m:t>]</m:t>
+            </m:r>
+            <m:r>
+              <m:rPr>
+                <m:sty m:val="p"/>
+              </m:rPr>
+              <m:t>[</m:t>
+            </m:r>
+            <m:r>
+              <m:t>B</m:t>
+            </m:r>
+            <m:r>
+              <m:rPr>
+                <m:sty m:val="p"/>
+              </m:rPr>
+              <m:t>]</m:t>
+            </m:r>
+          </m:num>
+          <m:den>
+            <m:sSub>
+              <m:e>
+                <m:r>
+                  <m:t>k</m:t>
+                </m:r>
+              </m:e>
+              <m:sub>
+                <m:r>
+                  <m:rPr>
+                    <m:sty m:val="p"/>
+                  </m:rPr>
+                  <m:t>−</m:t>
+                </m:r>
+                <m:r>
+                  <m:t>1</m:t>
+                </m:r>
+              </m:sub>
+            </m:sSub>
+            <m:r>
+              <m:rPr>
+                <m:sty m:val="p"/>
+              </m:rPr>
+              <m:t>+</m:t>
+            </m:r>
+            <m:sSub>
+              <m:e>
+                <m:r>
+                  <m:t>k</m:t>
+                </m:r>
+              </m:e>
+              <m:sub>
+                <m:r>
+                  <m:t>2</m:t>
+                </m:r>
+              </m:sub>
+            </m:sSub>
+          </m:den>
+        </m:f>
+      </m:oMath>
+      <w:r>
+        <w:rPr>
+          <w:rFonts w:ascii="Times New Roman" w:hAnsi="Times New Roman" w:eastAsia="Times New Roman" w:cs="Times New Roman"/>
+        </w:rPr>
+        <w:t xml:space="preserve"> </w:t>
+      </w:r>
+      <w:r>
+        <w:rPr>
+          <w:rFonts w:hint="eastAsia" w:ascii="Times New Roman" w:hAnsi="Times New Roman" w:eastAsia="FangSong" w:cs="Times New Roman"/>
+        </w:rPr>
+        <w:t>后</w:t>
+      </w:r>
+      <w:r>
+        <w:rPr>
+          <w:rFonts w:hint="eastAsia" w:ascii="Times New Roman" w:hAnsi="Times New Roman" w:eastAsia="Times New Roman" w:cs="Times New Roman"/>
+        </w:rPr>
+        <w:t>，</w:t>
+      </w:r>
+      <w:r>
+        <w:rPr>
+          <w:rFonts w:hint="eastAsia" w:ascii="Times New Roman" w:hAnsi="Times New Roman" w:eastAsia="FangSong" w:cs="Times New Roman"/>
+        </w:rPr>
+        <w:t>须检查该值是否远小于主物种浓度</w:t>
+      </w:r>
+      <w:r>
+        <w:rPr>
+          <w:rFonts w:hint="eastAsia" w:ascii="Times New Roman" w:hAnsi="Times New Roman" w:eastAsia="Times New Roman" w:cs="Times New Roman"/>
+        </w:rPr>
+        <w:t>，</w:t>
+      </w:r>
+      <w:r>
+        <w:rPr>
+          <w:rFonts w:hint="eastAsia" w:ascii="Times New Roman" w:hAnsi="Times New Roman" w:eastAsia="FangSong" w:cs="Times New Roman"/>
+        </w:rPr>
+        <w:t>量级上要求</w:t>
+      </w:r>
+      <w:r>
+        <w:rPr>
+          <w:rFonts w:ascii="Times New Roman" w:hAnsi="Times New Roman" w:eastAsia="Times New Roman" w:cs="Times New Roman"/>
+        </w:rPr>
+        <w:t xml:space="preserve"> </w:t>
+      </w:r>
+      <m:oMath>
+        <m:oMathPr>
+          <m:ctrlPr>
+            <w:rPr>
+              <w:sz w:val="28"/>
+              <w:szCs w:val="28"/>
+            </w:rPr>
+          </m:ctrlPr>
+        </m:oMathPr>
+        <m:r>
+          <m:rPr>
+            <m:sty m:val="p"/>
+          </m:rPr>
+          <m:t>[</m:t>
+        </m:r>
+        <m:r>
+          <m:t>I</m:t>
+        </m:r>
+        <m:r>
+          <m:rPr>
+            <m:sty m:val="p"/>
+          </m:rPr>
+          <m:t>]</m:t>
+        </m:r>
+        <m:r>
+          <m:rPr>
+            <m:sty m:val="p"/>
+          </m:rPr>
+          <m:t>≪</m:t>
+        </m:r>
+        <m:r>
+          <m:rPr>
+            <m:sty m:val="p"/>
+          </m:rPr>
+          <m:t>[</m:t>
+        </m:r>
+        <m:r>
+          <m:t>A</m:t>
+        </m:r>
+        <m:r>
+          <m:rPr>
+            <m:sty m:val="p"/>
+          </m:rPr>
+          <m:t>]</m:t>
+        </m:r>
+      </m:oMath>
+      <w:r>
+        <w:rPr>
+          <w:rFonts w:hint="eastAsia" w:ascii="Times New Roman" w:hAnsi="Times New Roman" w:eastAsia="Times New Roman" w:cs="Times New Roman"/>
+        </w:rPr>
+        <w:t>。</w:t>
+      </w:r>
+      <w:r>
+        <w:rPr>
+          <w:rFonts w:hint="eastAsia" w:ascii="Times New Roman" w:hAnsi="Times New Roman" w:eastAsia="FangSong" w:cs="Times New Roman"/>
+        </w:rPr>
+        <w:t>若回代得到的</w:t>
+      </w:r>
+      <w:r>
+        <w:rPr>
+          <w:rFonts w:ascii="Times New Roman" w:hAnsi="Times New Roman" w:eastAsia="Times New Roman" w:cs="Times New Roman"/>
+        </w:rPr>
+        <w:t xml:space="preserve"> </w:t>
+      </w:r>
+      <m:oMath>
+        <m:r>
+          <m:rPr>
+            <m:sty m:val="p"/>
+          </m:rPr>
+          <m:t>[</m:t>
+        </m:r>
+        <m:r>
+          <m:t>I</m:t>
+        </m:r>
+        <m:r>
+          <m:rPr>
+            <m:sty m:val="p"/>
+          </m:rPr>
+          <m:t>]</m:t>
+        </m:r>
+      </m:oMath>
+      <w:r>
+        <w:rPr>
+          <w:rFonts w:ascii="Times New Roman" w:hAnsi="Times New Roman" w:eastAsia="Times New Roman" w:cs="Times New Roman"/>
+        </w:rPr>
+        <w:t xml:space="preserve"> </w:t>
+      </w:r>
+      <w:r>
+        <w:rPr>
+          <w:rFonts w:hint="eastAsia" w:ascii="Times New Roman" w:hAnsi="Times New Roman" w:eastAsia="FangSong" w:cs="Times New Roman"/>
+        </w:rPr>
+        <w:t xml:space="preserve">与</w:t>
+      </w:r>
+      <w:r>
+        <w:rPr>
+          <w:rFonts w:ascii="Times New Roman" w:hAnsi="Times New Roman" w:eastAsia="Times New Roman" w:cs="Times New Roman"/>
+        </w:rPr>
+        <w:t xml:space="preserve"> </w:t>
+      </w:r>
+      <m:oMath>
+        <m:r>
+          <m:rPr>
+            <m:sty m:val="p"/>
+          </m:rPr>
+          <m:t>[</m:t>
+        </m:r>
+        <m:r>
+          <m:t>A</m:t>
+        </m:r>
+        <m:r>
+          <m:rPr>
+            <m:sty m:val="p"/>
+          </m:rPr>
+          <m:t>]</m:t>
+        </m:r>
+      </m:oMath>
+      <w:r>
+        <w:rPr>
+          <w:rFonts w:ascii="Times New Roman" w:hAnsi="Times New Roman" w:eastAsia="Times New Roman" w:cs="Times New Roman"/>
+        </w:rPr>
+        <w:t xml:space="preserve"> </w:t>
+      </w:r>
+      <w:r>
+        <w:rPr>
+          <w:rFonts w:hint="eastAsia" w:ascii="Times New Roman" w:hAnsi="Times New Roman" w:eastAsia="FangSong" w:cs="Times New Roman"/>
+        </w:rPr>
+        <w:t>同量级甚至更大</w:t>
+      </w:r>
+      <w:r>
+        <w:rPr>
+          <w:rFonts w:hint="eastAsia" w:ascii="Times New Roman" w:hAnsi="Times New Roman" w:eastAsia="Times New Roman" w:cs="Times New Roman"/>
+        </w:rPr>
+        <w:t>，</w:t>
+      </w:r>
+      <w:r>
+        <w:rPr>
+          <w:rFonts w:hint="eastAsia" w:ascii="Times New Roman" w:hAnsi="Times New Roman" w:eastAsia="FangSong" w:cs="Times New Roman"/>
+        </w:rPr>
+        <w:t>说明该中间体本身就是主要物种</w:t>
+      </w:r>
+      <w:r>
+        <w:rPr>
+          <w:rFonts w:hint="eastAsia" w:ascii="Times New Roman" w:hAnsi="Times New Roman" w:eastAsia="Times New Roman" w:cs="Times New Roman"/>
+        </w:rPr>
+        <w:t>，</w:t>
+      </w:r>
+      <w:r>
+        <w:rPr>
+          <w:rFonts w:hint="eastAsia" w:ascii="Times New Roman" w:hAnsi="Times New Roman" w:eastAsia="FangSong" w:cs="Times New Roman"/>
+        </w:rPr>
+        <w:t>稳态假设在物理上站不住</w:t>
+      </w:r>
+      <w:r>
+        <w:rPr>
+          <w:rFonts w:hint="eastAsia" w:ascii="Times New Roman" w:hAnsi="Times New Roman" w:eastAsia="Times New Roman" w:cs="Times New Roman"/>
+        </w:rPr>
+        <w:t>，</w:t>
+      </w:r>
+      <w:r>
+        <w:rPr>
+          <w:rFonts w:hint="eastAsia" w:ascii="Times New Roman" w:hAnsi="Times New Roman" w:eastAsia="FangSong" w:cs="Times New Roman"/>
+        </w:rPr>
+        <w:t>必须改用其他方法</w:t>
+      </w:r>
+      <w:r>
+        <w:rPr>
+          <w:rFonts w:hint="eastAsia" w:ascii="Times New Roman" w:hAnsi="Times New Roman" w:eastAsia="Times New Roman" w:cs="Times New Roman"/>
+        </w:rPr>
+        <w:t>。</w:t>
+      </w:r>
+      <w:r>
+        <w:rPr>
+          <w:rFonts w:hint="eastAsia" w:ascii="Times New Roman" w:hAnsi="Times New Roman" w:eastAsia="FangSong" w:cs="Times New Roman"/>
+        </w:rPr>
+        <w:t>这一步是三类失分中最隐蔽的一类</w:t>
+      </w:r>
+      <w:r>
+        <w:rPr>
+          <w:rFonts w:hint="eastAsia" w:ascii="Times New Roman" w:hAnsi="Times New Roman" w:eastAsia="Times New Roman" w:cs="Times New Roman"/>
+        </w:rPr>
+        <w:t>，</w:t>
+      </w:r>
+      <w:r>
+        <w:rPr>
+          <w:rFonts w:hint="eastAsia" w:ascii="Times New Roman" w:hAnsi="Times New Roman" w:eastAsia="FangSong" w:cs="Times New Roman"/>
+        </w:rPr>
+        <w:t>因为速率方程的形式往往仍然算得出来</w:t>
+      </w:r>
+      <w:r>
+        <w:rPr>
+          <w:rFonts w:hint="eastAsia" w:ascii="Times New Roman" w:hAnsi="Times New Roman" w:eastAsia="Times New Roman" w:cs="Times New Roman"/>
+        </w:rPr>
+        <w:t>，</w:t>
+      </w:r>
+      <w:r>
+        <w:rPr>
+          <w:rFonts w:hint="eastAsia" w:ascii="Times New Roman" w:hAnsi="Times New Roman" w:eastAsia="FangSong" w:cs="Times New Roman"/>
+        </w:rPr>
+        <w:t>只有回代才能暴露问题</w:t>
+      </w:r>
+      <w:r>
+        <w:rPr>
+          <w:rFonts w:hint="eastAsia" w:ascii="Times New Roman" w:hAnsi="Times New Roman" w:eastAsia="Times New Roman" w:cs="Times New Roman"/>
+        </w:rPr>
+        <w:t>。</w:t>
+      </w:r>
+    </w:p>
+    <w:p>
+      <w:pPr>
+        <w:pStyle w:val="BodyText"/>
+        <w:spacing w:after="80"/>
+        <w:ind w:firstLine="420"/>
+      </w:pPr>
+      <w:r>
+        <w:rPr>
+          <w:rFonts w:hint="eastAsia" w:ascii="Times New Roman" w:hAnsi="Times New Roman" w:eastAsia="FangSong" w:cs="Times New Roman"/>
+        </w:rPr>
+        <w:t>第三步</w:t>
+      </w:r>
+      <w:r>
+        <w:rPr>
+          <w:rFonts w:hint="eastAsia" w:ascii="Times New Roman" w:hAnsi="Times New Roman" w:eastAsia="Times New Roman" w:cs="Times New Roman"/>
+        </w:rPr>
+        <w:t>，</w:t>
+      </w:r>
+      <w:r>
+        <w:rPr>
+          <w:rFonts w:hint="eastAsia" w:ascii="Times New Roman" w:hAnsi="Times New Roman" w:eastAsia="FangSong" w:cs="Times New Roman"/>
+        </w:rPr>
+        <w:t>检验特征时间判据</w:t>
+      </w:r>
+      <w:r>
+        <w:rPr>
+          <w:rFonts w:hint="eastAsia" w:ascii="Times New Roman" w:hAnsi="Times New Roman" w:eastAsia="Times New Roman" w:cs="Times New Roman"/>
+        </w:rPr>
+        <w:t>。</w:t>
+      </w:r>
+      <w:r>
+        <w:rPr>
+          <w:rFonts w:hint="eastAsia" w:ascii="Times New Roman" w:hAnsi="Times New Roman" w:eastAsia="FangSong" w:cs="Times New Roman"/>
+        </w:rPr>
+        <w:t>稳态成立要求中间体的消耗速率常数远大于主物种的消耗速率常数</w:t>
+      </w:r>
+      <w:r>
+        <w:rPr>
+          <w:rFonts w:hint="eastAsia" w:ascii="Times New Roman" w:hAnsi="Times New Roman" w:eastAsia="Times New Roman" w:cs="Times New Roman"/>
+        </w:rPr>
+        <w:t>，</w:t>
+      </w:r>
+      <w:r>
+        <w:rPr>
+          <w:rFonts w:hint="eastAsia" w:ascii="Times New Roman" w:hAnsi="Times New Roman" w:eastAsia="FangSong" w:cs="Times New Roman"/>
+        </w:rPr>
+        <w:t>即</w:t>
+      </w:r>
+      <w:r>
+        <w:rPr>
+          <w:rFonts w:ascii="Times New Roman" w:hAnsi="Times New Roman" w:eastAsia="Times New Roman" w:cs="Times New Roman"/>
+        </w:rPr>
+        <w:t xml:space="preserve"> </w:t>
+      </w:r>
+      <m:oMath>
+        <m:oMathPr>
+          <m:ctrlPr>
+            <w:rPr>
+              <w:sz w:val="28"/>
+              <w:szCs w:val="28"/>
+            </w:rPr>
+          </m:ctrlPr>
+        </m:oMathPr>
+        <m:sSub>
+          <m:e>
+            <m:r>
+              <m:t>k</m:t>
+            </m:r>
+          </m:e>
+          <m:sub>
+            <m:r>
+              <m:rPr>
+                <m:sty m:val="p"/>
+              </m:rPr>
+              <m:t>−</m:t>
+            </m:r>
+            <m:r>
+              <m:t>1</m:t>
+            </m:r>
+          </m:sub>
+        </m:sSub>
+        <m:r>
+          <m:rPr>
+            <m:sty m:val="p"/>
+          </m:rPr>
+          <m:t>+</m:t>
+        </m:r>
+        <m:sSub>
+          <m:e>
+            <m:r>
+              <m:t>k</m:t>
+            </m:r>
+          </m:e>
+          <m:sub>
+            <m:r>
+              <m:t>2</m:t>
+            </m:r>
+          </m:sub>
+        </m:sSub>
+        <m:r>
+          <m:rPr>
+            <m:sty m:val="p"/>
+          </m:rPr>
+          <m:t>≫</m:t>
+        </m:r>
+        <m:sSub>
+          <m:e>
+            <m:r>
+              <m:t>k</m:t>
+            </m:r>
+          </m:e>
+          <m:sub>
+            <m:r>
+              <m:rPr>
+                <m:nor/>
+                <m:sty m:val="p"/>
+              </m:rPr>
+              <m:t>主</m:t>
+            </m:r>
+          </m:sub>
+        </m:sSub>
+      </m:oMath>
+      <w:r>
+        <w:rPr>
+          <w:rFonts w:hint="eastAsia" w:ascii="Times New Roman" w:hAnsi="Times New Roman" w:eastAsia="Times New Roman" w:cs="Times New Roman"/>
+        </w:rPr>
+        <w:t>。</w:t>
+      </w:r>
+      <w:r>
+        <w:rPr>
+          <w:rFonts w:hint="eastAsia" w:ascii="Times New Roman" w:hAnsi="Times New Roman" w:eastAsia="FangSong" w:cs="Times New Roman"/>
+        </w:rPr>
+        <w:t>若中间体寿命与整个反应历程相当</w:t>
+      </w:r>
+      <w:r>
+        <w:rPr>
+          <w:rFonts w:hint="eastAsia" w:ascii="Times New Roman" w:hAnsi="Times New Roman" w:eastAsia="Times New Roman" w:cs="Times New Roman"/>
+        </w:rPr>
+        <w:t>，</w:t>
+      </w:r>
+      <w:r>
+        <w:rPr>
+          <w:rFonts w:hint="eastAsia" w:ascii="Times New Roman" w:hAnsi="Times New Roman" w:eastAsia="FangSong" w:cs="Times New Roman"/>
+        </w:rPr>
+        <w:t>它会在体系内显著积累</w:t>
+      </w:r>
+      <w:r>
+        <w:rPr>
+          <w:rFonts w:hint="eastAsia" w:ascii="Times New Roman" w:hAnsi="Times New Roman" w:eastAsia="Times New Roman" w:cs="Times New Roman"/>
+        </w:rPr>
+        <w:t>，</w:t>
+      </w:r>
+      <w:r>
+        <w:rPr>
+          <w:rFonts w:hint="eastAsia" w:ascii="Times New Roman" w:hAnsi="Times New Roman" w:eastAsia="FangSong" w:cs="Times New Roman"/>
+        </w:rPr>
+        <w:t>稳态解给出的表观速率将明显偏离真实值</w:t>
+      </w:r>
+      <w:r>
+        <w:rPr>
+          <w:rFonts w:hint="eastAsia" w:ascii="Times New Roman" w:hAnsi="Times New Roman" w:eastAsia="Times New Roman" w:cs="Times New Roman"/>
+        </w:rPr>
+        <w:t>。</w:t>
+      </w:r>
+    </w:p>
+    <w:tbl>
+      <w:tblPr>
+        <w:tblStyle w:val="Table"/>
+        <w:tblW w:type="pct" w:w="5000"/>
+        <w:tblLayout w:type="fixed"/>
+        <w:tblLook w:firstRow="1" w:lastRow="0" w:firstColumn="0" w:lastColumn="0" w:noHBand="0" w:noVBand="0" w:val="0020"/>
+        <w:jc w:val="center"/>
+        <w:tblBorders>
+          <w:top w:val="single" w:sz="12" w:space="0" w:color="333333"/>
+          <w:bottom w:val="single" w:sz="12" w:space="0" w:color="333333"/>
+          <w:left w:val="none"/>
+          <w:right w:val="none"/>
+          <w:insideH w:val="none"/>
+          <w:insideV w:val="none"/>
+        </w:tblBorders>
+      </w:tblPr>
+      <w:tblGrid>
+        <w:gridCol w:w="1980"/>
+        <w:gridCol w:w="1980"/>
+        <w:gridCol w:w="1980"/>
+        <w:gridCol w:w="1980"/>
+      </w:tblGrid>
+      <w:tr>
+        <w:trPr>
+          <w:tblHeader w:val="on"/>
+        </w:trPr>
+        <w:tc>
+          <w:tcPr>
+            <w:tcBorders>
+              <w:bottom w:val="single" w:sz="6" w:space="0" w:color="333333"/>
+            </w:tcBorders>
+          </w:tcPr>
+          <w:p>
+            <w:pPr>
+              <w:pStyle w:val="Compact"/>
+              <w:jc w:val="center"/>
+            </w:pPr>
+            <w:r>
+              <w:rPr>
+                <w:rFonts w:hint="eastAsia" w:ascii="Times New Roman" w:hAnsi="Times New Roman" w:eastAsia="SimHei" w:cs="Times New Roman"/>
+                <w:b/>
+              </w:rPr>
+              <w:t xml:space="preserve">回代自检层次</w:t>
+            </w:r>
+          </w:p>
+        </w:tc>
+        <w:tc>
+          <w:tcPr>
+            <w:tcBorders>
+              <w:bottom w:val="single" w:sz="6" w:space="0" w:color="333333"/>
+            </w:tcBorders>
+          </w:tcPr>
+          <w:p>
+            <w:pPr>
+              <w:pStyle w:val="Compact"/>
+              <w:jc w:val="center"/>
+            </w:pPr>
+            <w:r>
+              <w:rPr>
+                <w:rFonts w:hint="eastAsia" w:ascii="Times New Roman" w:hAnsi="Times New Roman" w:eastAsia="SimHei" w:cs="Times New Roman"/>
+                <w:b/>
+              </w:rPr>
+              <w:t xml:space="preserve">检验内容</w:t>
+            </w:r>
+          </w:p>
+        </w:tc>
+        <w:tc>
+          <w:tcPr>
+            <w:tcBorders>
+              <w:bottom w:val="single" w:sz="6" w:space="0" w:color="333333"/>
+            </w:tcBorders>
+          </w:tcPr>
+          <w:p>
+            <w:pPr>
+              <w:pStyle w:val="Compact"/>
+              <w:jc w:val="center"/>
+            </w:pPr>
+            <w:r>
+              <w:rPr>
+                <w:rFonts w:hint="eastAsia" w:ascii="Times New Roman" w:hAnsi="Times New Roman" w:eastAsia="SimHei" w:cs="Times New Roman"/>
+                <w:b/>
+              </w:rPr>
+              <w:t xml:space="preserve">合格标准</w:t>
+            </w:r>
+          </w:p>
+        </w:tc>
+        <w:tc>
+          <w:tcPr>
+            <w:tcBorders>
+              <w:bottom w:val="single" w:sz="6" w:space="0" w:color="333333"/>
+            </w:tcBorders>
+          </w:tcPr>
+          <w:p>
+            <w:pPr>
+              <w:pStyle w:val="Compact"/>
+              <w:jc w:val="center"/>
+            </w:pPr>
+            <w:r>
+              <w:rPr>
+                <w:rFonts w:hint="eastAsia" w:ascii="Times New Roman" w:hAnsi="Times New Roman" w:eastAsia="SimHei" w:cs="Times New Roman"/>
+                <w:b/>
+              </w:rPr>
+              <w:t xml:space="preserve">不合格时的后果</w:t>
+            </w:r>
+          </w:p>
+        </w:tc>
+      </w:tr>
+      <w:tr>
+        <w:tc>
+          <w:tcPr/>
+          <w:p>
+            <w:pPr>
+              <w:pStyle w:val="Compact"/>
+              <w:jc w:val="center"/>
+            </w:pPr>
+            <w:r>
+              <w:rPr>
+                <w:rFonts w:hint="eastAsia" w:ascii="Times New Roman" w:hAnsi="Times New Roman" w:eastAsia="FangSong" w:cs="Times New Roman"/>
+              </w:rPr>
+              <w:t xml:space="preserve">代数自检</w:t>
+            </w:r>
+          </w:p>
+        </w:tc>
+        <w:tc>
+          <w:tcPr/>
+          <w:p>
+            <w:pPr>
+              <w:pStyle w:val="Compact"/>
+              <w:jc w:val="center"/>
+            </w:pPr>
+            <w:r>
+              <w:rPr>
+                <w:rFonts w:hint="eastAsia" w:ascii="Times New Roman" w:hAnsi="Times New Roman" w:eastAsia="FangSong" w:cs="Times New Roman"/>
+              </w:rPr>
+              <w:t xml:space="preserve">中间体浓度式代回稳态方程</w:t>
+            </w:r>
+          </w:p>
+        </w:tc>
+        <w:tc>
+          <w:tcPr/>
+          <w:p>
+            <w:pPr>
+              <w:pStyle w:val="Compact"/>
+              <w:jc w:val="center"/>
+            </w:pPr>
+            <w:r>
+              <w:rPr>
+                <w:rFonts w:hint="eastAsia" w:ascii="Times New Roman" w:hAnsi="Times New Roman" w:eastAsia="FangSong" w:cs="Times New Roman"/>
+              </w:rPr>
+              <w:t xml:space="preserve">恒等于零</w:t>
+            </w:r>
+          </w:p>
+        </w:tc>
+        <w:tc>
+          <w:tcPr/>
+          <w:p>
+            <w:pPr>
+              <w:pStyle w:val="Compact"/>
+              <w:jc w:val="center"/>
+            </w:pPr>
+            <w:r>
+              <w:rPr>
+                <w:rFonts w:hint="eastAsia" w:ascii="Times New Roman" w:hAnsi="Times New Roman" w:eastAsia="FangSong" w:cs="Times New Roman"/>
+              </w:rPr>
+              <w:t>速率式本身算错</w:t>
+            </w:r>
+            <w:r>
+              <w:rPr>
+                <w:rFonts w:hint="eastAsia" w:ascii="Times New Roman" w:hAnsi="Times New Roman" w:eastAsia="Times New Roman" w:cs="Times New Roman"/>
+              </w:rPr>
+              <w:t>，</w:t>
+            </w:r>
+            <w:r>
+              <w:rPr>
+                <w:rFonts w:hint="eastAsia" w:ascii="Times New Roman" w:hAnsi="Times New Roman" w:eastAsia="FangSong" w:cs="Times New Roman"/>
+              </w:rPr>
+              <w:t>须重算</w:t>
+            </w:r>
+          </w:p>
+        </w:tc>
+      </w:tr>
+      <w:tr>
+        <w:tc>
+          <w:tcPr/>
+          <w:p>
+            <w:pPr>
+              <w:pStyle w:val="Compact"/>
+              <w:jc w:val="center"/>
+            </w:pPr>
+            <w:r>
+              <w:rPr>
+                <w:rFonts w:hint="eastAsia" w:ascii="Times New Roman" w:hAnsi="Times New Roman" w:eastAsia="FangSong" w:cs="Times New Roman"/>
+              </w:rPr>
+              <w:t xml:space="preserve">阶量自检</w:t>
+            </w:r>
+          </w:p>
+        </w:tc>
+        <w:tc>
+          <w:tcPr/>
+          <w:p>
+            <w:pPr>
+              <w:pStyle w:val="Compact"/>
+              <w:jc w:val="center"/>
+            </w:pPr>
+            <m:oMath>
+              <m:r>
+                <m:rPr>
+                  <m:sty m:val="p"/>
+                </m:rPr>
+                <m:t>[</m:t>
+              </m:r>
+              <m:r>
+                <m:t>I</m:t>
+              </m:r>
+              <m:r>
+                <m:rPr>
+                  <m:sty m:val="p"/>
+                </m:rPr>
+                <m:t>]</m:t>
+              </m:r>
+            </m:oMath>
+            <w:r>
+              <w:rPr>
+                <w:rFonts w:ascii="Times New Roman" w:hAnsi="Times New Roman" w:eastAsia="Times New Roman" w:cs="Times New Roman"/>
+              </w:rPr>
+              <w:t xml:space="preserve"> </w:t>
+            </w:r>
+            <w:r>
+              <w:rPr>
+                <w:rFonts w:hint="eastAsia" w:ascii="Times New Roman" w:hAnsi="Times New Roman" w:eastAsia="FangSong" w:cs="Times New Roman"/>
+              </w:rPr>
+              <w:t xml:space="preserve">与</w:t>
+            </w:r>
+            <w:r>
+              <w:rPr>
+                <w:rFonts w:ascii="Times New Roman" w:hAnsi="Times New Roman" w:eastAsia="Times New Roman" w:cs="Times New Roman"/>
+              </w:rPr>
+              <w:t xml:space="preserve"> </w:t>
+            </w:r>
+            <m:oMath>
+              <m:r>
+                <m:rPr>
+                  <m:sty m:val="p"/>
+                </m:rPr>
+                <m:t>[</m:t>
+              </m:r>
+              <m:r>
+                <m:t>A</m:t>
+              </m:r>
+              <m:r>
+                <m:rPr>
+                  <m:sty m:val="p"/>
+                </m:rPr>
+                <m:t>]</m:t>
+              </m:r>
+            </m:oMath>
+            <w:r>
+              <w:rPr>
+                <w:rFonts w:ascii="Times New Roman" w:hAnsi="Times New Roman" w:eastAsia="Times New Roman" w:cs="Times New Roman"/>
+              </w:rPr>
+              <w:t xml:space="preserve"> </w:t>
+            </w:r>
+            <w:r>
+              <w:rPr>
+                <w:rFonts w:hint="eastAsia" w:ascii="Times New Roman" w:hAnsi="Times New Roman" w:eastAsia="FangSong" w:cs="Times New Roman"/>
+              </w:rPr>
+              <w:t xml:space="preserve">的量级关系</w:t>
+            </w:r>
+          </w:p>
+        </w:tc>
+        <w:tc>
+          <w:tcPr/>
+          <w:p>
+            <w:pPr>
+              <w:pStyle w:val="Compact"/>
+              <w:jc w:val="center"/>
+            </w:pPr>
+            <m:oMath>
+              <m:r>
+                <m:rPr>
+                  <m:sty m:val="p"/>
+                </m:rPr>
+                <m:t>[</m:t>
+              </m:r>
+              <m:r>
+                <m:t>I</m:t>
+              </m:r>
+              <m:r>
+                <m:rPr>
+                  <m:sty m:val="p"/>
+                </m:rPr>
+                <m:t>]</m:t>
+              </m:r>
+              <m:r>
+                <m:rPr>
+                  <m:sty m:val="p"/>
+                </m:rPr>
+                <m:t>≪</m:t>
+              </m:r>
+              <m:r>
+                <m:rPr>
+                  <m:sty m:val="p"/>
+                </m:rPr>
+                <m:t>[</m:t>
+              </m:r>
+              <m:r>
+                <m:t>A</m:t>
+              </m:r>
+              <m:r>
+                <m:rPr>
+                  <m:sty m:val="p"/>
+                </m:rPr>
+                <m:t>]</m:t>
+              </m:r>
+            </m:oMath>
+            <w:r>
+              <w:rPr>
+                <w:rFonts w:ascii="Times New Roman" w:hAnsi="Times New Roman" w:eastAsia="Times New Roman" w:cs="Times New Roman"/>
+              </w:rPr>
+              <w:t xml:space="preserve">​</w:t>
+            </w:r>
+          </w:p>
+        </w:tc>
+        <w:tc>
+          <w:tcPr/>
+          <w:p>
+            <w:pPr>
+              <w:pStyle w:val="Compact"/>
+              <w:jc w:val="center"/>
+            </w:pPr>
+            <w:r>
+              <w:rPr>
+                <w:rFonts w:hint="eastAsia" w:ascii="Times New Roman" w:hAnsi="Times New Roman" w:eastAsia="FangSong" w:cs="Times New Roman"/>
+              </w:rPr>
+              <w:t>该中间体是主要物种</w:t>
+            </w:r>
+            <w:r>
+              <w:rPr>
+                <w:rFonts w:hint="eastAsia" w:ascii="Times New Roman" w:hAnsi="Times New Roman" w:eastAsia="Times New Roman" w:cs="Times New Roman"/>
+              </w:rPr>
+              <w:t>，</w:t>
+            </w:r>
+            <w:r>
+              <w:rPr>
+                <w:rFonts w:hint="eastAsia" w:ascii="Times New Roman" w:hAnsi="Times New Roman" w:eastAsia="FangSong" w:cs="Times New Roman"/>
+              </w:rPr>
+              <w:t>稳态假设失效</w:t>
+            </w:r>
+          </w:p>
+        </w:tc>
+      </w:tr>
+      <w:tr>
+        <w:tc>
+          <w:tcPr/>
+          <w:p>
+            <w:pPr>
+              <w:pStyle w:val="Compact"/>
+              <w:jc w:val="center"/>
+            </w:pPr>
+            <w:r>
+              <w:rPr>
+                <w:rFonts w:hint="eastAsia" w:ascii="Times New Roman" w:hAnsi="Times New Roman" w:eastAsia="FangSong" w:cs="Times New Roman"/>
+              </w:rPr>
+              <w:t xml:space="preserve">时间自检</w:t>
+            </w:r>
+          </w:p>
+        </w:tc>
+        <w:tc>
+          <w:tcPr/>
+          <w:p>
+            <w:pPr>
+              <w:pStyle w:val="Compact"/>
+              <w:jc w:val="center"/>
+            </w:pPr>
+            <w:r>
+              <w:rPr>
+                <w:rFonts w:hint="eastAsia" w:ascii="Times New Roman" w:hAnsi="Times New Roman" w:eastAsia="FangSong" w:cs="Times New Roman"/>
+              </w:rPr>
+              <w:t xml:space="preserve">中间体消耗速率常数与主物种速率常数之比</w:t>
+            </w:r>
+          </w:p>
+        </w:tc>
+        <w:tc>
+          <w:tcPr/>
+          <w:p>
+            <w:pPr>
+              <w:pStyle w:val="Compact"/>
+              <w:jc w:val="center"/>
+            </w:pPr>
+            <m:oMath>
+              <m:sSub>
+                <m:e>
+                  <m:r>
+                    <m:t>k</m:t>
+                  </m:r>
+                </m:e>
+                <m:sub>
+                  <m:r>
+                    <m:rPr>
+                      <m:sty m:val="p"/>
+                    </m:rPr>
+                    <m:t>−</m:t>
+                  </m:r>
+                  <m:r>
+                    <m:t>1</m:t>
+                  </m:r>
+                </m:sub>
+              </m:sSub>
+              <m:r>
+                <m:rPr>
+                  <m:sty m:val="p"/>
+                </m:rPr>
+                <m:t>+</m:t>
+              </m:r>
+              <m:sSub>
+                <m:e>
+                  <m:r>
+                    <m:t>k</m:t>
+                  </m:r>
+                </m:e>
+                <m:sub>
+                  <m:r>
+                    <m:t>2</m:t>
+                  </m:r>
+                </m:sub>
+              </m:sSub>
+              <m:r>
+                <m:rPr>
+                  <m:sty m:val="p"/>
+                </m:rPr>
+                <m:t>≫</m:t>
+              </m:r>
+              <m:sSub>
+                <m:e>
+                  <m:r>
+                    <m:t>k</m:t>
+                  </m:r>
+                </m:e>
+                <m:sub>
+                  <m:r>
+                    <m:rPr>
+                      <m:nor/>
+                      <m:sty m:val="p"/>
+                    </m:rPr>
+                    <m:t>主</m:t>
+                  </m:r>
+                </m:sub>
+              </m:sSub>
+            </m:oMath>
+            <w:r>
+              <w:rPr>
+                <w:rFonts w:ascii="Times New Roman" w:hAnsi="Times New Roman" w:eastAsia="Times New Roman" w:cs="Times New Roman"/>
+              </w:rPr>
+              <w:t xml:space="preserve">​</w:t>
+            </w:r>
+          </w:p>
+        </w:tc>
+        <w:tc>
+          <w:tcPr/>
+          <w:p>
+            <w:pPr>
+              <w:pStyle w:val="Compact"/>
+              <w:jc w:val="center"/>
+            </w:pPr>
+            <w:r>
+              <w:rPr>
+                <w:rFonts w:hint="eastAsia" w:ascii="Times New Roman" w:hAnsi="Times New Roman" w:eastAsia="FangSong" w:cs="Times New Roman"/>
+              </w:rPr>
+              <w:t>中间体显著积累</w:t>
+            </w:r>
+            <w:r>
+              <w:rPr>
+                <w:rFonts w:hint="eastAsia" w:ascii="Times New Roman" w:hAnsi="Times New Roman" w:eastAsia="Times New Roman" w:cs="Times New Roman"/>
+              </w:rPr>
+              <w:t>，</w:t>
+            </w:r>
+            <w:r>
+              <w:rPr>
+                <w:rFonts w:hint="eastAsia" w:ascii="Times New Roman" w:hAnsi="Times New Roman" w:eastAsia="FangSong" w:cs="Times New Roman"/>
+              </w:rPr>
+              <w:t>表观速率系统性偏低</w:t>
+            </w:r>
+          </w:p>
+        </w:tc>
+      </w:tr>
+    </w:tbl>
+    <w:p>
+      <w:pPr>
+        <w:pStyle w:val="BodyText"/>
+        <w:spacing w:before="120"/>
+        <w:ind w:firstLine="420"/>
+      </w:pPr>
+      <w:r>
+        <w:rPr>
+          <w:rFonts w:hint="eastAsia" w:ascii="Times New Roman" w:hAnsi="Times New Roman" w:eastAsia="FangSong" w:cs="Times New Roman"/>
+        </w:rPr>
+        <w:t>三个判据中</w:t>
+      </w:r>
+      <w:r>
+        <w:rPr>
+          <w:rFonts w:hint="eastAsia" w:ascii="Times New Roman" w:hAnsi="Times New Roman" w:eastAsia="Times New Roman" w:cs="Times New Roman"/>
+        </w:rPr>
+        <w:t>，</w:t>
+      </w:r>
+      <w:r>
+        <w:rPr>
+          <w:rFonts w:hint="eastAsia" w:ascii="Times New Roman" w:hAnsi="Times New Roman" w:eastAsia="FangSong" w:cs="Times New Roman"/>
+        </w:rPr>
+        <w:t>阶量自检最常被略过</w:t>
+      </w:r>
+      <w:r>
+        <w:rPr>
+          <w:rFonts w:hint="eastAsia" w:ascii="Times New Roman" w:hAnsi="Times New Roman" w:eastAsia="Times New Roman" w:cs="Times New Roman"/>
+        </w:rPr>
+        <w:t>，</w:t>
+      </w:r>
+      <w:r>
+        <w:rPr>
+          <w:rFonts w:hint="eastAsia" w:ascii="Times New Roman" w:hAnsi="Times New Roman" w:eastAsia="FangSong" w:cs="Times New Roman"/>
+        </w:rPr>
+        <w:t>而它恰恰是判断近似能否使用的唯一硬指标</w:t>
+      </w:r>
+      <w:r>
+        <w:rPr>
+          <w:rFonts w:hint="eastAsia" w:ascii="Times New Roman" w:hAnsi="Times New Roman" w:eastAsia="Times New Roman" w:cs="Times New Roman"/>
+        </w:rPr>
+        <w:t>。</w:t>
+      </w:r>
+      <w:r>
+        <w:rPr>
+          <w:rFonts w:hint="eastAsia" w:ascii="Times New Roman" w:hAnsi="Times New Roman" w:eastAsia="FangSong" w:cs="Times New Roman"/>
+        </w:rPr>
+        <w:t>速率方程形式正确并不等于近似有效</w:t>
+      </w:r>
+      <w:r>
+        <w:rPr>
+          <w:rFonts w:hint="eastAsia" w:ascii="Times New Roman" w:hAnsi="Times New Roman" w:eastAsia="Times New Roman" w:cs="Times New Roman"/>
+        </w:rPr>
+        <w:t>，</w:t>
+      </w:r>
+      <w:r>
+        <w:rPr>
+          <w:rFonts w:hint="eastAsia" w:ascii="Times New Roman" w:hAnsi="Times New Roman" w:eastAsia="FangSong" w:cs="Times New Roman"/>
+        </w:rPr>
+        <w:t>这是本方法最需要警惕的误区</w:t>
+      </w:r>
+      <w:r>
+        <w:rPr>
+          <w:rFonts w:hint="eastAsia" w:ascii="Times New Roman" w:hAnsi="Times New Roman" w:eastAsia="Times New Roman" w:cs="Times New Roman"/>
+        </w:rPr>
+        <w:t>。</w:t>
+      </w:r>
+    </w:p>
+    <w:bookmarkEnd w:id="14"/>
+    <w:bookmarkStart w:id="15" w:name="决速步平衡假设与稳态近似的选用对照"/>
+    <w:p>
+      <w:pPr>
+        <w:pStyle w:val="Heading3"/>
+        <w:spacing w:before="280" w:after="120"/>
+      </w:pPr>
+      <w:r>
+        <w:rPr>
+          <w:rFonts w:ascii="Times New Roman" w:hAnsi="Times New Roman" w:eastAsia="Times New Roman" w:cs="Times New Roman"/>
+        </w:rPr>
+        <w:t xml:space="preserve">3.2 </w:t>
+      </w:r>
+      <w:r>
+        <w:rPr>
+          <w:rFonts w:hint="eastAsia" w:ascii="Times New Roman" w:hAnsi="Times New Roman" w:eastAsia="SimHei" w:cs="Times New Roman"/>
+        </w:rPr>
+        <w:t>决速步</w:t>
+      </w:r>
+      <w:r>
+        <w:rPr>
+          <w:rFonts w:hint="eastAsia" w:ascii="Times New Roman" w:hAnsi="Times New Roman" w:eastAsia="Times New Roman" w:cs="Times New Roman"/>
+        </w:rPr>
+        <w:t>、</w:t>
+      </w:r>
+      <w:r>
+        <w:rPr>
+          <w:rFonts w:hint="eastAsia" w:ascii="Times New Roman" w:hAnsi="Times New Roman" w:eastAsia="SimHei" w:cs="Times New Roman"/>
+        </w:rPr>
+        <w:t>平衡假设与稳态近似的选用对照</w:t>
+      </w:r>
+    </w:p>
+    <w:p>
+      <w:pPr>
+        <w:pStyle w:val="FirstParagraph"/>
+        <w:spacing w:after="80"/>
+        <w:ind w:firstLine="420"/>
+      </w:pPr>
+      <w:r>
+        <w:rPr>
+          <w:rFonts w:hint="eastAsia" w:ascii="Times New Roman" w:hAnsi="Times New Roman" w:eastAsia="FangSong" w:cs="Times New Roman"/>
+        </w:rPr>
+        <w:t xml:space="preserve">动力学讲义</w:t>
+      </w:r>
+      <w:r>
+        <w:rPr>
+          <w:rFonts w:ascii="Times New Roman" w:hAnsi="Times New Roman" w:eastAsia="Times New Roman" w:cs="Times New Roman"/>
+        </w:rPr>
+        <w:t xml:space="preserve"> §6.2.1 </w:t>
+      </w:r>
+      <w:r>
+        <w:rPr>
+          <w:rFonts w:hint="eastAsia" w:ascii="Times New Roman" w:hAnsi="Times New Roman" w:eastAsia="FangSong" w:cs="Times New Roman"/>
+        </w:rPr>
+        <w:t>已分别给出三种近似各自的物理图像</w:t>
+      </w:r>
+      <w:r>
+        <w:rPr>
+          <w:rFonts w:hint="eastAsia" w:ascii="Times New Roman" w:hAnsi="Times New Roman" w:eastAsia="Times New Roman" w:cs="Times New Roman"/>
+        </w:rPr>
+        <w:t>，</w:t>
+      </w:r>
+      <w:r>
+        <w:rPr>
+          <w:rFonts w:hint="eastAsia" w:ascii="Times New Roman" w:hAnsi="Times New Roman" w:eastAsia="FangSong" w:cs="Times New Roman"/>
+        </w:rPr>
+        <w:t>本节补上它们并列时的选用判据</w:t>
+      </w:r>
+      <w:r>
+        <w:rPr>
+          <w:rFonts w:hint="eastAsia" w:ascii="Times New Roman" w:hAnsi="Times New Roman" w:eastAsia="Times New Roman" w:cs="Times New Roman"/>
+        </w:rPr>
+        <w:t>。</w:t>
+      </w:r>
+      <w:r>
+        <w:rPr>
+          <w:rFonts w:hint="eastAsia" w:ascii="Times New Roman" w:hAnsi="Times New Roman" w:eastAsia="FangSong" w:cs="Times New Roman"/>
+        </w:rPr>
+        <w:t>三者的差别不在于推导形式</w:t>
+      </w:r>
+      <w:r>
+        <w:rPr>
+          <w:rFonts w:hint="eastAsia" w:ascii="Times New Roman" w:hAnsi="Times New Roman" w:eastAsia="Times New Roman" w:cs="Times New Roman"/>
+        </w:rPr>
+        <w:t>，</w:t>
+      </w:r>
+      <w:r>
+        <w:rPr>
+          <w:rFonts w:hint="eastAsia" w:ascii="Times New Roman" w:hAnsi="Times New Roman" w:eastAsia="FangSong" w:cs="Times New Roman"/>
+        </w:rPr>
+        <w:t>而在于对机理网络中速率常数相对大小的假设不同</w:t>
+      </w:r>
+      <w:r>
+        <w:rPr>
+          <w:rFonts w:hint="eastAsia" w:ascii="Times New Roman" w:hAnsi="Times New Roman" w:eastAsia="Times New Roman" w:cs="Times New Roman"/>
+        </w:rPr>
+        <w:t>。</w:t>
+      </w:r>
+    </w:p>
+    <w:tbl>
+      <w:tblPr>
+        <w:tblStyle w:val="Table"/>
+        <w:tblW w:type="pct" w:w="5000"/>
+        <w:tblLayout w:type="fixed"/>
+        <w:tblLook w:firstRow="1" w:lastRow="0" w:firstColumn="0" w:lastColumn="0" w:noHBand="0" w:noVBand="0" w:val="0020"/>
+        <w:jc w:val="center"/>
+        <w:tblBorders>
+          <w:top w:val="single" w:sz="12" w:space="0" w:color="333333"/>
+          <w:bottom w:val="single" w:sz="12" w:space="0" w:color="333333"/>
+          <w:left w:val="none"/>
+          <w:right w:val="none"/>
+          <w:insideH w:val="none"/>
+          <w:insideV w:val="none"/>
+        </w:tblBorders>
+      </w:tblPr>
+      <w:tblGrid>
+        <w:gridCol w:w="1980"/>
+        <w:gridCol w:w="1980"/>
+        <w:gridCol w:w="1980"/>
+        <w:gridCol w:w="1980"/>
+      </w:tblGrid>
+      <w:tr>
+        <w:trPr>
+          <w:tblHeader w:val="on"/>
+        </w:trPr>
+        <w:tc>
+          <w:tcPr>
+            <w:tcBorders>
+              <w:bottom w:val="single" w:sz="6" w:space="0" w:color="333333"/>
+            </w:tcBorders>
+          </w:tcPr>
+          <w:p>
+            <w:pPr>
+              <w:pStyle w:val="Compact"/>
+              <w:jc w:val="center"/>
+            </w:pPr>
+            <w:r>
+              <w:rPr>
+                <w:rFonts w:hint="eastAsia" w:ascii="Times New Roman" w:hAnsi="Times New Roman" w:eastAsia="SimHei" w:cs="Times New Roman"/>
+                <w:b/>
+              </w:rPr>
+              <w:t xml:space="preserve">选用判据</w:t>
+            </w:r>
+          </w:p>
+        </w:tc>
+        <w:tc>
+          <w:tcPr>
+            <w:tcBorders>
+              <w:bottom w:val="single" w:sz="6" w:space="0" w:color="333333"/>
+            </w:tcBorders>
+          </w:tcPr>
+          <w:p>
+            <w:pPr>
+              <w:pStyle w:val="Compact"/>
+              <w:jc w:val="center"/>
+            </w:pPr>
+            <w:r>
+              <w:rPr>
+                <w:rFonts w:hint="eastAsia" w:ascii="Times New Roman" w:hAnsi="Times New Roman" w:eastAsia="SimHei" w:cs="Times New Roman"/>
+                <w:b/>
+              </w:rPr>
+              <w:t>决速步近似</w:t>
+            </w:r>
+            <w:r>
+              <w:rPr>
+                <w:rFonts w:hint="eastAsia" w:ascii="Times New Roman" w:hAnsi="Times New Roman" w:eastAsia="Times New Roman" w:cs="Times New Roman"/>
+                <w:b/>
+              </w:rPr>
+              <w:t>（RDS）</w:t>
+            </w:r>
+          </w:p>
+        </w:tc>
+        <w:tc>
+          <w:tcPr>
+            <w:tcBorders>
+              <w:bottom w:val="single" w:sz="6" w:space="0" w:color="333333"/>
+            </w:tcBorders>
+          </w:tcPr>
+          <w:p>
+            <w:pPr>
+              <w:pStyle w:val="Compact"/>
+              <w:jc w:val="center"/>
+            </w:pPr>
+            <w:r>
+              <w:rPr>
+                <w:rFonts w:hint="eastAsia" w:ascii="Times New Roman" w:hAnsi="Times New Roman" w:eastAsia="SimHei" w:cs="Times New Roman"/>
+                <w:b/>
+              </w:rPr>
+              <w:t>前置快速平衡</w:t>
+            </w:r>
+            <w:r>
+              <w:rPr>
+                <w:rFonts w:hint="eastAsia" w:ascii="Times New Roman" w:hAnsi="Times New Roman" w:eastAsia="Times New Roman" w:cs="Times New Roman"/>
+                <w:b/>
+              </w:rPr>
+              <w:t>（PEA）</w:t>
+            </w:r>
+          </w:p>
+        </w:tc>
+        <w:tc>
+          <w:tcPr>
+            <w:tcBorders>
+              <w:bottom w:val="single" w:sz="6" w:space="0" w:color="333333"/>
+            </w:tcBorders>
+          </w:tcPr>
+          <w:p>
+            <w:pPr>
+              <w:pStyle w:val="Compact"/>
+              <w:jc w:val="center"/>
+            </w:pPr>
+            <w:r>
+              <w:rPr>
+                <w:rFonts w:hint="eastAsia" w:ascii="Times New Roman" w:hAnsi="Times New Roman" w:eastAsia="SimHei" w:cs="Times New Roman"/>
+                <w:b/>
+              </w:rPr>
+              <w:t>拟稳态近似</w:t>
+            </w:r>
+            <w:r>
+              <w:rPr>
+                <w:rFonts w:hint="eastAsia" w:ascii="Times New Roman" w:hAnsi="Times New Roman" w:eastAsia="Times New Roman" w:cs="Times New Roman"/>
+                <w:b/>
+              </w:rPr>
+              <w:t>（QSSA）</w:t>
+            </w:r>
+          </w:p>
+        </w:tc>
+      </w:tr>
+      <w:tr>
+        <w:tc>
+          <w:tcPr/>
+          <w:p>
+            <w:pPr>
+              <w:pStyle w:val="Compact"/>
+              <w:jc w:val="center"/>
+            </w:pPr>
+            <w:r>
+              <w:rPr>
+                <w:rFonts w:hint="eastAsia" w:ascii="Times New Roman" w:hAnsi="Times New Roman" w:eastAsia="FangSong" w:cs="Times New Roman"/>
+              </w:rPr>
+              <w:t xml:space="preserve">对速率常数的假设</w:t>
+            </w:r>
+          </w:p>
+        </w:tc>
+        <w:tc>
+          <w:tcPr/>
+          <w:p>
+            <w:pPr>
+              <w:pStyle w:val="Compact"/>
+              <w:jc w:val="center"/>
+            </w:pPr>
+            <w:r>
+              <w:rPr>
+                <w:rFonts w:hint="eastAsia" w:ascii="Times New Roman" w:hAnsi="Times New Roman" w:eastAsia="FangSong" w:cs="Times New Roman"/>
+              </w:rPr>
+              <w:t xml:space="preserve">仅要求决速步</w:t>
+            </w:r>
+            <w:r>
+              <w:rPr>
+                <w:rFonts w:ascii="Times New Roman" w:hAnsi="Times New Roman" w:eastAsia="Times New Roman" w:cs="Times New Roman"/>
+              </w:rPr>
+              <w:t xml:space="preserve"> </w:t>
+            </w:r>
+            <m:oMath>
+              <m:sSub>
+                <m:e>
+                  <m:r>
+                    <m:t>k</m:t>
+                  </m:r>
+                </m:e>
+                <m:sub>
+                  <m:r>
+                    <m:rPr>
+                      <m:nor/>
+                      <m:sty m:val="p"/>
+                    </m:rPr>
+                    <m:t>RDS</m:t>
+                  </m:r>
+                </m:sub>
+              </m:sSub>
+              <m:r>
+                <m:rPr>
+                  <m:sty m:val="p"/>
+                </m:rPr>
+                <m:t>≪</m:t>
+              </m:r>
+            </m:oMath>
+            <w:r>
+              <w:rPr>
+                <w:rFonts w:ascii="Times New Roman" w:hAnsi="Times New Roman" w:eastAsia="Times New Roman" w:cs="Times New Roman"/>
+              </w:rPr>
+              <w:t xml:space="preserve"> </w:t>
+            </w:r>
+            <w:r>
+              <w:rPr>
+                <w:rFonts w:hint="eastAsia" w:ascii="Times New Roman" w:hAnsi="Times New Roman" w:eastAsia="FangSong" w:cs="Times New Roman"/>
+              </w:rPr>
+              <w:t xml:space="preserve">其余各步</w:t>
+            </w:r>
+          </w:p>
+        </w:tc>
+        <w:tc>
+          <w:tcPr/>
+          <w:p>
+            <w:pPr>
+              <w:pStyle w:val="Compact"/>
+              <w:jc w:val="center"/>
+            </w:pPr>
+            <w:r>
+              <w:rPr>
+                <w:rFonts w:hint="eastAsia" w:ascii="Times New Roman" w:hAnsi="Times New Roman" w:eastAsia="FangSong" w:cs="Times New Roman"/>
+              </w:rPr>
+              <w:t xml:space="preserve">要求</w:t>
+            </w:r>
+            <w:r>
+              <w:rPr>
+                <w:rFonts w:ascii="Times New Roman" w:hAnsi="Times New Roman" w:eastAsia="Times New Roman" w:cs="Times New Roman"/>
+              </w:rPr>
+              <w:t xml:space="preserve"> </w:t>
+            </w:r>
+            <m:oMath>
+              <m:sSub>
+                <m:e>
+                  <m:r>
+                    <m:t>k</m:t>
+                  </m:r>
+                </m:e>
+                <m:sub>
+                  <m:r>
+                    <m:rPr>
+                      <m:sty m:val="p"/>
+                    </m:rPr>
+                    <m:t>−</m:t>
+                  </m:r>
+                  <m:r>
+                    <m:t>1</m:t>
+                  </m:r>
+                </m:sub>
+              </m:sSub>
+              <m:r>
+                <m:rPr>
+                  <m:sty m:val="p"/>
+                </m:rPr>
+                <m:t>≫</m:t>
+              </m:r>
+              <m:sSub>
+                <m:e>
+                  <m:r>
+                    <m:t>k</m:t>
+                  </m:r>
+                </m:e>
+                <m:sub>
+                  <m:r>
+                    <m:t>2</m:t>
+                  </m:r>
+                </m:sub>
+              </m:sSub>
+            </m:oMath>
+          </w:p>
+        </w:tc>
+        <w:tc>
+          <w:tcPr/>
+          <w:p>
+            <w:pPr>
+              <w:pStyle w:val="Compact"/>
+              <w:jc w:val="center"/>
+            </w:pPr>
+            <w:r>
+              <w:rPr>
+                <w:rFonts w:hint="eastAsia" w:ascii="Times New Roman" w:hAnsi="Times New Roman" w:eastAsia="FangSong" w:cs="Times New Roman"/>
+              </w:rPr>
+              <w:t xml:space="preserve">仅要求</w:t>
+            </w:r>
+            <w:r>
+              <w:rPr>
+                <w:rFonts w:ascii="Times New Roman" w:hAnsi="Times New Roman" w:eastAsia="Times New Roman" w:cs="Times New Roman"/>
+              </w:rPr>
+              <w:t xml:space="preserve"> </w:t>
+            </w:r>
+            <m:oMath>
+              <m:r>
+                <m:rPr>
+                  <m:sty m:val="p"/>
+                </m:rPr>
+                <m:t>[</m:t>
+              </m:r>
+              <m:r>
+                <m:t>I</m:t>
+              </m:r>
+              <m:r>
+                <m:rPr>
+                  <m:sty m:val="p"/>
+                </m:rPr>
+                <m:t>]</m:t>
+              </m:r>
+              <m:r>
+                <m:rPr>
+                  <m:sty m:val="p"/>
+                </m:rPr>
+                <m:t>≪</m:t>
+              </m:r>
+              <m:r>
+                <m:rPr>
+                  <m:sty m:val="p"/>
+                </m:rPr>
+                <m:t>[</m:t>
+              </m:r>
+              <m:r>
+                <m:t>A</m:t>
+              </m:r>
+              <m:r>
+                <m:rPr>
+                  <m:sty m:val="p"/>
+                </m:rPr>
+                <m:t>]</m:t>
+              </m:r>
+            </m:oMath>
+            <w:r>
+              <w:rPr>
+                <w:rFonts w:hint="eastAsia" w:ascii="Times New Roman" w:hAnsi="Times New Roman" w:eastAsia="Times New Roman" w:cs="Times New Roman"/>
+              </w:rPr>
+              <w:t>，</w:t>
+            </w:r>
+            <w:r>
+              <w:rPr>
+                <w:rFonts w:hint="eastAsia" w:ascii="Times New Roman" w:hAnsi="Times New Roman" w:eastAsia="FangSong" w:cs="Times New Roman"/>
+              </w:rPr>
+              <w:t>对</w:t>
+            </w:r>
+            <w:r>
+              <w:rPr>
+                <w:rFonts w:ascii="Times New Roman" w:hAnsi="Times New Roman" w:eastAsia="Times New Roman" w:cs="Times New Roman"/>
+              </w:rPr>
+              <w:t xml:space="preserve"> </w:t>
+            </w:r>
+            <m:oMath>
+              <m:r>
+                <m:t>k</m:t>
+              </m:r>
+            </m:oMath>
+            <w:r>
+              <w:rPr>
+                <w:rFonts w:ascii="Times New Roman" w:hAnsi="Times New Roman" w:eastAsia="Times New Roman" w:cs="Times New Roman"/>
+              </w:rPr>
+              <w:t xml:space="preserve"> </w:t>
+            </w:r>
+            <w:r>
+              <w:rPr>
+                <w:rFonts w:hint="eastAsia" w:ascii="Times New Roman" w:hAnsi="Times New Roman" w:eastAsia="FangSong" w:cs="Times New Roman"/>
+              </w:rPr>
+              <w:t xml:space="preserve">的相对大小要求最松</w:t>
+            </w:r>
+          </w:p>
+        </w:tc>
+      </w:tr>
+      <w:tr>
+        <w:tc>
+          <w:tcPr/>
+          <w:p>
+            <w:pPr>
+              <w:pStyle w:val="Compact"/>
+              <w:jc w:val="center"/>
+            </w:pPr>
+            <w:r>
+              <w:rPr>
+                <w:rFonts w:hint="eastAsia" w:ascii="Times New Roman" w:hAnsi="Times New Roman" w:eastAsia="FangSong" w:cs="Times New Roman"/>
+              </w:rPr>
+              <w:t xml:space="preserve">中间体浓度来源</w:t>
+            </w:r>
+          </w:p>
+        </w:tc>
+        <w:tc>
+          <w:tcPr/>
+          <w:p>
+            <w:pPr>
+              <w:pStyle w:val="Compact"/>
+              <w:jc w:val="center"/>
+            </w:pPr>
+            <w:r>
+              <w:rPr>
+                <w:rFonts w:hint="eastAsia" w:ascii="Times New Roman" w:hAnsi="Times New Roman" w:eastAsia="FangSong" w:cs="Times New Roman"/>
+              </w:rPr>
+              <w:t xml:space="preserve">不涉及中间体浓度</w:t>
+            </w:r>
+          </w:p>
+        </w:tc>
+        <w:tc>
+          <w:tcPr/>
+          <w:p>
+            <w:pPr>
+              <w:pStyle w:val="Compact"/>
+              <w:jc w:val="center"/>
+            </w:pPr>
+            <w:r>
+              <w:rPr>
+                <w:rFonts w:hint="eastAsia" w:ascii="Times New Roman" w:hAnsi="Times New Roman" w:eastAsia="FangSong" w:cs="Times New Roman"/>
+              </w:rPr>
+              <w:t>由热力学平衡常数决定</w:t>
+            </w:r>
+            <w:r>
+              <w:rPr>
+                <w:rFonts w:hint="eastAsia" w:ascii="Times New Roman" w:hAnsi="Times New Roman" w:eastAsia="Times New Roman" w:cs="Times New Roman"/>
+              </w:rPr>
+              <w:t>，</w:t>
+            </w:r>
+            <m:oMath>
+              <m:r>
+                <m:rPr>
+                  <m:sty m:val="p"/>
+                </m:rPr>
+                <m:t>[</m:t>
+              </m:r>
+              <m:r>
+                <m:t>I</m:t>
+              </m:r>
+              <m:r>
+                <m:rPr>
+                  <m:sty m:val="p"/>
+                </m:rPr>
+                <m:t>]</m:t>
+              </m:r>
+              <m:r>
+                <m:rPr>
+                  <m:sty m:val="p"/>
+                </m:rPr>
+                <m:t>=</m:t>
+              </m:r>
+              <m:sSub>
+                <m:e>
+                  <m:r>
+                    <m:t>K</m:t>
+                  </m:r>
+                </m:e>
+                <m:sub>
+                  <m:r>
+                    <m:t>c</m:t>
+                  </m:r>
+                </m:sub>
+              </m:sSub>
+              <m:r>
+                <m:rPr>
+                  <m:sty m:val="p"/>
+                </m:rPr>
+                <m:t>[</m:t>
+              </m:r>
+              <m:r>
+                <m:t>A</m:t>
+              </m:r>
+              <m:r>
+                <m:rPr>
+                  <m:sty m:val="p"/>
+                </m:rPr>
+                <m:t>]</m:t>
+              </m:r>
+              <m:r>
+                <m:rPr>
+                  <m:sty m:val="p"/>
+                </m:rPr>
+                <m:t>[</m:t>
+              </m:r>
+              <m:r>
+                <m:t>B</m:t>
+              </m:r>
+              <m:r>
+                <m:rPr>
+                  <m:sty m:val="p"/>
+                </m:rPr>
+                <m:t>]</m:t>
+              </m:r>
+            </m:oMath>
+          </w:p>
+        </w:tc>
+        <w:tc>
+          <w:tcPr/>
+          <w:p>
+            <w:pPr>
+              <w:pStyle w:val="Compact"/>
+              <w:jc w:val="center"/>
+            </w:pPr>
+            <w:r>
+              <w:rPr>
+                <w:rFonts w:hint="eastAsia" w:ascii="Times New Roman" w:hAnsi="Times New Roman" w:eastAsia="FangSong" w:cs="Times New Roman"/>
+              </w:rPr>
+              <w:t>由稳态代数方程解出</w:t>
+            </w:r>
+            <w:r>
+              <w:rPr>
+                <w:rFonts w:hint="eastAsia" w:ascii="Times New Roman" w:hAnsi="Times New Roman" w:eastAsia="Times New Roman" w:cs="Times New Roman"/>
+              </w:rPr>
+              <w:t>，</w:t>
+            </w:r>
+            <m:oMath>
+              <m:r>
+                <m:rPr>
+                  <m:sty m:val="p"/>
+                </m:rPr>
+                <m:t>[</m:t>
+              </m:r>
+              <m:r>
+                <m:t>I</m:t>
+              </m:r>
+              <m:r>
+                <m:rPr>
+                  <m:sty m:val="p"/>
+                </m:rPr>
+                <m:t>]</m:t>
+              </m:r>
+              <m:r>
+                <m:rPr>
+                  <m:sty m:val="p"/>
+                </m:rPr>
+                <m:t>=</m:t>
+              </m:r>
+              <m:f>
+                <m:fPr>
+                  <m:type m:val="bar"/>
+                </m:fPr>
+                <m:num>
+                  <m:sSub>
+                    <m:e>
+                      <m:r>
+                        <m:t>k</m:t>
+                      </m:r>
+                    </m:e>
+                    <m:sub>
+                      <m:r>
+                        <m:t>1</m:t>
+                      </m:r>
+                    </m:sub>
+                  </m:sSub>
+                  <m:r>
+                    <m:rPr>
+                      <m:sty m:val="p"/>
+                    </m:rPr>
+                    <m:t>[</m:t>
+                  </m:r>
+                  <m:r>
+                    <m:t>A</m:t>
+                  </m:r>
+                  <m:r>
+                    <m:rPr>
+                      <m:sty m:val="p"/>
+                    </m:rPr>
+                    <m:t>]</m:t>
+                  </m:r>
+                  <m:r>
+                    <m:rPr>
+                      <m:sty m:val="p"/>
+                    </m:rPr>
+                    <m:t>[</m:t>
+                  </m:r>
+                  <m:r>
+                    <m:t>B</m:t>
+                  </m:r>
+                  <m:r>
+                    <m:rPr>
+                      <m:sty m:val="p"/>
+                    </m:rPr>
+                    <m:t>]</m:t>
+                  </m:r>
+                </m:num>
+                <m:den>
+                  <m:sSub>
+                    <m:e>
+                      <m:r>
+                        <m:t>k</m:t>
+                      </m:r>
+                    </m:e>
+                    <m:sub>
+                      <m:r>
+                        <m:rPr>
+                          <m:sty m:val="p"/>
+                        </m:rPr>
+                        <m:t>−</m:t>
+                      </m:r>
+                      <m:r>
+                        <m:t>1</m:t>
+                      </m:r>
+                    </m:sub>
+                  </m:sSub>
+                  <m:r>
+                    <m:rPr>
+                      <m:sty m:val="p"/>
+                    </m:rPr>
+                    <m:t>+</m:t>
+                  </m:r>
+                  <m:sSub>
+                    <m:e>
+                      <m:r>
+                        <m:t>k</m:t>
+                      </m:r>
+                    </m:e>
+                    <m:sub>
+                      <m:r>
+                        <m:t>2</m:t>
+                      </m:r>
+                    </m:sub>
+                  </m:sSub>
+                </m:den>
+              </m:f>
+            </m:oMath>
+          </w:p>
+        </w:tc>
+      </w:tr>
+      <w:tr>
+        <w:tc>
+          <w:tcPr/>
+          <w:p>
+            <w:pPr>
+              <w:pStyle w:val="Compact"/>
+              <w:jc w:val="center"/>
+            </w:pPr>
+            <w:r>
+              <w:rPr>
+                <w:rFonts w:hint="eastAsia" w:ascii="Times New Roman" w:hAnsi="Times New Roman" w:eastAsia="FangSong" w:cs="Times New Roman"/>
+              </w:rPr>
+              <w:t xml:space="preserve">表观速率式</w:t>
+            </w:r>
+          </w:p>
+        </w:tc>
+        <w:tc>
+          <w:tcPr/>
+          <w:p>
+            <w:pPr>
+              <w:pStyle w:val="Compact"/>
+              <w:jc w:val="center"/>
+            </w:pPr>
+            <m:oMath>
+              <m:r>
+                <m:t>v</m:t>
+              </m:r>
+              <m:r>
+                <m:rPr>
+                  <m:sty m:val="p"/>
+                </m:rPr>
+                <m:t>≈</m:t>
+              </m:r>
+              <m:sSub>
+                <m:e>
+                  <m:r>
+                    <m:t>v</m:t>
+                  </m:r>
+                </m:e>
+                <m:sub>
+                  <m:r>
+                    <m:rPr>
+                      <m:nor/>
+                      <m:sty m:val="p"/>
+                    </m:rPr>
+                    <m:t>RDS</m:t>
+                  </m:r>
+                </m:sub>
+              </m:sSub>
+            </m:oMath>
+            <w:r>
+              <w:rPr>
+                <w:rFonts w:ascii="Times New Roman" w:hAnsi="Times New Roman" w:eastAsia="Times New Roman" w:cs="Times New Roman"/>
+              </w:rPr>
+              <w:t xml:space="preserve">​</w:t>
+            </w:r>
+          </w:p>
+        </w:tc>
+        <w:tc>
+          <w:tcPr/>
+          <w:p>
+            <w:pPr>
+              <w:pStyle w:val="Compact"/>
+              <w:jc w:val="center"/>
+            </w:pPr>
+            <m:oMath>
+              <m:r>
+                <m:t>r</m:t>
+              </m:r>
+              <m:r>
+                <m:rPr>
+                  <m:sty m:val="p"/>
+                </m:rPr>
+                <m:t>=</m:t>
+              </m:r>
+              <m:sSub>
+                <m:e>
+                  <m:r>
+                    <m:t>k</m:t>
+                  </m:r>
+                </m:e>
+                <m:sub>
+                  <m:r>
+                    <m:t>2</m:t>
+                  </m:r>
+                </m:sub>
+              </m:sSub>
+              <m:sSub>
+                <m:e>
+                  <m:r>
+                    <m:t>K</m:t>
+                  </m:r>
+                </m:e>
+                <m:sub>
+                  <m:r>
+                    <m:t>c</m:t>
+                  </m:r>
+                </m:sub>
+              </m:sSub>
+              <m:r>
+                <m:rPr>
+                  <m:sty m:val="p"/>
+                </m:rPr>
+                <m:t>[</m:t>
+              </m:r>
+              <m:r>
+                <m:t>A</m:t>
+              </m:r>
+              <m:r>
+                <m:rPr>
+                  <m:sty m:val="p"/>
+                </m:rPr>
+                <m:t>]</m:t>
+              </m:r>
+              <m:r>
+                <m:rPr>
+                  <m:sty m:val="p"/>
+                </m:rPr>
+                <m:t>[</m:t>
+              </m:r>
+              <m:r>
+                <m:t>B</m:t>
+              </m:r>
+              <m:r>
+                <m:rPr>
+                  <m:sty m:val="p"/>
+                </m:rPr>
+                <m:t>]</m:t>
+              </m:r>
+            </m:oMath>
+            <w:r>
+              <w:rPr>
+                <w:rFonts w:ascii="Times New Roman" w:hAnsi="Times New Roman" w:eastAsia="Times New Roman" w:cs="Times New Roman"/>
+              </w:rPr>
+              <w:t xml:space="preserve">​</w:t>
+            </w:r>
+          </w:p>
+        </w:tc>
+        <w:tc>
+          <w:tcPr/>
+          <w:p>
+            <w:pPr>
+              <w:pStyle w:val="Compact"/>
+              <w:jc w:val="center"/>
+            </w:pPr>
+            <m:oMath>
+              <m:r>
+                <m:t>r</m:t>
+              </m:r>
+              <m:r>
+                <m:rPr>
+                  <m:sty m:val="p"/>
+                </m:rPr>
+                <m:t>=</m:t>
+              </m:r>
+              <m:f>
+                <m:fPr>
+                  <m:type m:val="bar"/>
+                </m:fPr>
+                <m:num>
+                  <m:sSub>
+                    <m:e>
+                      <m:r>
+                        <m:t>k</m:t>
+                      </m:r>
+                    </m:e>
+                    <m:sub>
+                      <m:r>
+                        <m:t>1</m:t>
+                      </m:r>
+                    </m:sub>
+                  </m:sSub>
+                  <m:sSub>
+                    <m:e>
+                      <m:r>
+                        <m:t>k</m:t>
+                      </m:r>
+                    </m:e>
+                    <m:sub>
+                      <m:r>
+                        <m:t>2</m:t>
+                      </m:r>
+                    </m:sub>
+                  </m:sSub>
+                </m:num>
+                <m:den>
+                  <m:sSub>
+                    <m:e>
+                      <m:r>
+                        <m:t>k</m:t>
+                      </m:r>
+                    </m:e>
+                    <m:sub>
+                      <m:r>
+                        <m:rPr>
+                          <m:sty m:val="p"/>
+                        </m:rPr>
+                        <m:t>−</m:t>
+                      </m:r>
+                      <m:r>
+                        <m:t>1</m:t>
+                      </m:r>
+                    </m:sub>
+                  </m:sSub>
+                  <m:r>
+                    <m:rPr>
+                      <m:sty m:val="p"/>
+                    </m:rPr>
+                    <m:t>+</m:t>
+                  </m:r>
+                  <m:sSub>
+                    <m:e>
+                      <m:r>
+                        <m:t>k</m:t>
+                      </m:r>
+                    </m:e>
+                    <m:sub>
+                      <m:r>
+                        <m:t>2</m:t>
+                      </m:r>
+                    </m:sub>
+                  </m:sSub>
+                </m:den>
+              </m:f>
+              <m:r>
+                <m:rPr>
+                  <m:sty m:val="p"/>
+                </m:rPr>
+                <m:t>[</m:t>
+              </m:r>
+              <m:r>
+                <m:t>A</m:t>
+              </m:r>
+              <m:r>
+                <m:rPr>
+                  <m:sty m:val="p"/>
+                </m:rPr>
+                <m:t>]</m:t>
+              </m:r>
+              <m:r>
+                <m:rPr>
+                  <m:sty m:val="p"/>
+                </m:rPr>
+                <m:t>[</m:t>
+              </m:r>
+              <m:r>
+                <m:t>B</m:t>
+              </m:r>
+              <m:r>
+                <m:rPr>
+                  <m:sty m:val="p"/>
+                </m:rPr>
+                <m:t>]</m:t>
+              </m:r>
+            </m:oMath>
+            <w:r>
+              <w:rPr>
+                <w:rFonts w:ascii="Times New Roman" w:hAnsi="Times New Roman" w:eastAsia="Times New Roman" w:cs="Times New Roman"/>
+              </w:rPr>
+              <w:t xml:space="preserve">​</w:t>
+            </w:r>
+          </w:p>
+        </w:tc>
+      </w:tr>
+      <w:tr>
+        <w:tc>
+          <w:tcPr/>
+          <w:p>
+            <w:pPr>
+              <w:pStyle w:val="Compact"/>
+              <w:jc w:val="center"/>
+            </w:pPr>
+            <w:r>
+              <w:rPr>
+                <w:rFonts w:hint="eastAsia" w:ascii="Times New Roman" w:hAnsi="Times New Roman" w:eastAsia="FangSong" w:cs="Times New Roman"/>
+              </w:rPr>
+              <w:t xml:space="preserve">适用前提的强弱</w:t>
+            </w:r>
+          </w:p>
+        </w:tc>
+        <w:tc>
+          <w:tcPr/>
+          <w:p>
+            <w:pPr>
+              <w:pStyle w:val="Compact"/>
+              <w:jc w:val="center"/>
+            </w:pPr>
+            <w:r>
+              <w:rPr>
+                <w:rFonts w:hint="eastAsia" w:ascii="Times New Roman" w:hAnsi="Times New Roman" w:eastAsia="FangSong" w:cs="Times New Roman"/>
+              </w:rPr>
+              <w:t>最弱</w:t>
+            </w:r>
+            <w:r>
+              <w:rPr>
+                <w:rFonts w:hint="eastAsia" w:ascii="Times New Roman" w:hAnsi="Times New Roman" w:eastAsia="Times New Roman" w:cs="Times New Roman"/>
+              </w:rPr>
+              <w:t>，</w:t>
+            </w:r>
+            <w:r>
+              <w:rPr>
+                <w:rFonts w:hint="eastAsia" w:ascii="Times New Roman" w:hAnsi="Times New Roman" w:eastAsia="FangSong" w:cs="Times New Roman"/>
+              </w:rPr>
+              <w:t>只要求一步显著慢</w:t>
+            </w:r>
+          </w:p>
+        </w:tc>
+        <w:tc>
+          <w:tcPr/>
+          <w:p>
+            <w:pPr>
+              <w:pStyle w:val="Compact"/>
+              <w:jc w:val="center"/>
+            </w:pPr>
+            <w:r>
+              <w:rPr>
+                <w:rFonts w:hint="eastAsia" w:ascii="Times New Roman" w:hAnsi="Times New Roman" w:eastAsia="FangSong" w:cs="Times New Roman"/>
+              </w:rPr>
+              <w:t>强</w:t>
+            </w:r>
+            <w:r>
+              <w:rPr>
+                <w:rFonts w:hint="eastAsia" w:ascii="Times New Roman" w:hAnsi="Times New Roman" w:eastAsia="Times New Roman" w:cs="Times New Roman"/>
+              </w:rPr>
+              <w:t>，</w:t>
+            </w:r>
+            <w:r>
+              <w:rPr>
+                <w:rFonts w:hint="eastAsia" w:ascii="Times New Roman" w:hAnsi="Times New Roman" w:eastAsia="FangSong" w:cs="Times New Roman"/>
+              </w:rPr>
+              <w:t>要求前置可逆步远快于后续步</w:t>
+            </w:r>
+          </w:p>
+        </w:tc>
+        <w:tc>
+          <w:tcPr/>
+          <w:p>
+            <w:pPr>
+              <w:pStyle w:val="Compact"/>
+              <w:jc w:val="center"/>
+            </w:pPr>
+            <w:r>
+              <w:rPr>
+                <w:rFonts w:hint="eastAsia" w:ascii="Times New Roman" w:hAnsi="Times New Roman" w:eastAsia="FangSong" w:cs="Times New Roman"/>
+              </w:rPr>
+              <w:t>中等</w:t>
+            </w:r>
+            <w:r>
+              <w:rPr>
+                <w:rFonts w:hint="eastAsia" w:ascii="Times New Roman" w:hAnsi="Times New Roman" w:eastAsia="Times New Roman" w:cs="Times New Roman"/>
+              </w:rPr>
+              <w:t>，</w:t>
+            </w:r>
+            <w:r>
+              <w:rPr>
+                <w:rFonts w:hint="eastAsia" w:ascii="Times New Roman" w:hAnsi="Times New Roman" w:eastAsia="FangSong" w:cs="Times New Roman"/>
+              </w:rPr>
+              <w:t>只要求中间体浓度极低</w:t>
+            </w:r>
+          </w:p>
+        </w:tc>
+      </w:tr>
+      <w:tr>
+        <w:tc>
+          <w:tcPr/>
+          <w:p>
+            <w:pPr>
+              <w:pStyle w:val="Compact"/>
+              <w:jc w:val="center"/>
+            </w:pPr>
+            <w:r>
+              <w:rPr>
+                <w:rFonts w:hint="eastAsia" w:ascii="Times New Roman" w:hAnsi="Times New Roman" w:eastAsia="FangSong" w:cs="Times New Roman"/>
+              </w:rPr>
+              <w:t xml:space="preserve">理论包含关系</w:t>
+            </w:r>
+          </w:p>
+        </w:tc>
+        <w:tc>
+          <w:tcPr/>
+          <w:p>
+            <w:pPr>
+              <w:pStyle w:val="Compact"/>
+              <w:jc w:val="center"/>
+            </w:pPr>
+            <w:r>
+              <w:rPr>
+                <w:rFonts w:hint="eastAsia" w:ascii="Times New Roman" w:hAnsi="Times New Roman" w:eastAsia="FangSong" w:cs="Times New Roman"/>
+              </w:rPr>
+              <w:t>不含另两者</w:t>
+            </w:r>
+            <w:r>
+              <w:rPr>
+                <w:rFonts w:hint="eastAsia" w:ascii="Times New Roman" w:hAnsi="Times New Roman" w:eastAsia="Times New Roman" w:cs="Times New Roman"/>
+              </w:rPr>
+              <w:t>，</w:t>
+            </w:r>
+            <w:r>
+              <w:rPr>
+                <w:rFonts w:hint="eastAsia" w:ascii="Times New Roman" w:hAnsi="Times New Roman" w:eastAsia="FangSong" w:cs="Times New Roman"/>
+              </w:rPr>
+              <w:t>是最粗的近似</w:t>
+            </w:r>
+          </w:p>
+        </w:tc>
+        <w:tc>
+          <w:tcPr/>
+          <w:p>
+            <w:pPr>
+              <w:pStyle w:val="Compact"/>
+              <w:jc w:val="center"/>
+            </w:pPr>
+            <w:r>
+              <w:rPr>
+                <w:rFonts w:hint="eastAsia" w:ascii="Times New Roman" w:hAnsi="Times New Roman" w:eastAsia="FangSong" w:cs="Times New Roman"/>
+              </w:rPr>
+              <w:t xml:space="preserve">是</w:t>
+            </w:r>
+            <w:r>
+              <w:rPr>
+                <w:rFonts w:ascii="Times New Roman" w:hAnsi="Times New Roman" w:eastAsia="Times New Roman" w:cs="Times New Roman"/>
+              </w:rPr>
+              <w:t xml:space="preserve"> QSSA </w:t>
+            </w:r>
+            <w:r>
+              <w:rPr>
+                <w:rFonts w:hint="eastAsia" w:ascii="Times New Roman" w:hAnsi="Times New Roman" w:eastAsia="FangSong" w:cs="Times New Roman"/>
+              </w:rPr>
+              <w:t xml:space="preserve">在</w:t>
+            </w:r>
+            <w:r>
+              <w:rPr>
+                <w:rFonts w:ascii="Times New Roman" w:hAnsi="Times New Roman" w:eastAsia="Times New Roman" w:cs="Times New Roman"/>
+              </w:rPr>
+              <w:t xml:space="preserve"> </w:t>
+            </w:r>
+            <m:oMath>
+              <m:sSub>
+                <m:e>
+                  <m:r>
+                    <m:t>k</m:t>
+                  </m:r>
+                </m:e>
+                <m:sub>
+                  <m:r>
+                    <m:t>2</m:t>
+                  </m:r>
+                </m:sub>
+              </m:sSub>
+              <m:r>
+                <m:rPr>
+                  <m:sty m:val="p"/>
+                </m:rPr>
+                <m:t>→</m:t>
+              </m:r>
+              <m:r>
+                <m:t>0</m:t>
+              </m:r>
+            </m:oMath>
+            <w:r>
+              <w:rPr>
+                <w:rFonts w:ascii="Times New Roman" w:hAnsi="Times New Roman" w:eastAsia="Times New Roman" w:cs="Times New Roman"/>
+              </w:rPr>
+              <w:t xml:space="preserve"> </w:t>
+            </w:r>
+            <w:r>
+              <w:rPr>
+                <w:rFonts w:hint="eastAsia" w:ascii="Times New Roman" w:hAnsi="Times New Roman" w:eastAsia="FangSong" w:cs="Times New Roman"/>
+              </w:rPr>
+              <w:t xml:space="preserve">极限下的特例</w:t>
+            </w:r>
+          </w:p>
+        </w:tc>
+        <w:tc>
+          <w:tcPr/>
+          <w:p>
+            <w:pPr>
+              <w:pStyle w:val="Compact"/>
+              <w:jc w:val="center"/>
+            </w:pPr>
+            <w:r>
+              <w:rPr>
+                <w:rFonts w:hint="eastAsia" w:ascii="Times New Roman" w:hAnsi="Times New Roman" w:eastAsia="FangSong" w:cs="Times New Roman"/>
+              </w:rPr>
+              <w:t>普适性最强</w:t>
+            </w:r>
+            <w:r>
+              <w:rPr>
+                <w:rFonts w:hint="eastAsia" w:ascii="Times New Roman" w:hAnsi="Times New Roman" w:eastAsia="Times New Roman" w:cs="Times New Roman"/>
+              </w:rPr>
+              <w:t>，</w:t>
+            </w:r>
+            <w:r>
+              <w:rPr>
+                <w:rFonts w:hint="eastAsia" w:ascii="Times New Roman" w:hAnsi="Times New Roman" w:eastAsia="FangSong" w:cs="Times New Roman"/>
+              </w:rPr>
+              <w:t>涵盖</w:t>
+            </w:r>
+            <w:r>
+              <w:rPr>
+                <w:rFonts w:ascii="Times New Roman" w:hAnsi="Times New Roman" w:eastAsia="Times New Roman" w:cs="Times New Roman"/>
+              </w:rPr>
+              <w:t xml:space="preserve"> RDS </w:t>
+            </w:r>
+            <w:r>
+              <w:rPr>
+                <w:rFonts w:hint="eastAsia" w:ascii="Times New Roman" w:hAnsi="Times New Roman" w:eastAsia="FangSong" w:cs="Times New Roman"/>
+              </w:rPr>
+              <w:t xml:space="preserve">与</w:t>
+            </w:r>
+            <w:r>
+              <w:rPr>
+                <w:rFonts w:ascii="Times New Roman" w:hAnsi="Times New Roman" w:eastAsia="Times New Roman" w:cs="Times New Roman"/>
+              </w:rPr>
+              <w:t xml:space="preserve"> PEA </w:t>
+            </w:r>
+            <w:r>
+              <w:rPr>
+                <w:rFonts w:hint="eastAsia" w:ascii="Times New Roman" w:hAnsi="Times New Roman" w:eastAsia="FangSong" w:cs="Times New Roman"/>
+              </w:rPr>
+              <w:t xml:space="preserve">两种情形</w:t>
+            </w:r>
+          </w:p>
+        </w:tc>
+      </w:tr>
+      <w:tr>
+        <w:tc>
+          <w:tcPr/>
+          <w:p>
+            <w:pPr>
+              <w:pStyle w:val="Compact"/>
+              <w:jc w:val="center"/>
+            </w:pPr>
+            <w:r>
+              <w:rPr>
+                <w:rFonts w:hint="eastAsia" w:ascii="Times New Roman" w:hAnsi="Times New Roman" w:eastAsia="FangSong" w:cs="Times New Roman"/>
+              </w:rPr>
+              <w:t xml:space="preserve">典型误用</w:t>
+            </w:r>
+          </w:p>
+        </w:tc>
+        <w:tc>
+          <w:tcPr/>
+          <w:p>
+            <w:pPr>
+              <w:pStyle w:val="Compact"/>
+              <w:jc w:val="center"/>
+            </w:pPr>
+            <w:r>
+              <w:rPr>
+                <w:rFonts w:hint="eastAsia" w:ascii="Times New Roman" w:hAnsi="Times New Roman" w:eastAsia="FangSong" w:cs="Times New Roman"/>
+              </w:rPr>
+              <w:t xml:space="preserve">把第二步之后仍有竞争消耗的体系按决速步处理</w:t>
+            </w:r>
+          </w:p>
+        </w:tc>
+        <w:tc>
+          <w:tcPr/>
+          <w:p>
+            <w:pPr>
+              <w:pStyle w:val="Compact"/>
+              <w:jc w:val="center"/>
+            </w:pPr>
+            <w:r>
+              <w:rPr>
+                <w:rFonts w:hint="eastAsia" w:ascii="Times New Roman" w:hAnsi="Times New Roman" w:eastAsia="FangSong" w:cs="Times New Roman"/>
+              </w:rPr>
+              <w:t xml:space="preserve">对不可逆的前置步骤硬套平衡常数</w:t>
+            </w:r>
+          </w:p>
+        </w:tc>
+        <w:tc>
+          <w:tcPr/>
+          <w:p>
+            <w:pPr>
+              <w:pStyle w:val="Compact"/>
+              <w:jc w:val="center"/>
+            </w:pPr>
+            <w:r>
+              <w:rPr>
+                <w:rFonts w:hint="eastAsia" w:ascii="Times New Roman" w:hAnsi="Times New Roman" w:eastAsia="FangSong" w:cs="Times New Roman"/>
+              </w:rPr>
+              <w:t>忽略阶量判据</w:t>
+            </w:r>
+            <w:r>
+              <w:rPr>
+                <w:rFonts w:hint="eastAsia" w:ascii="Times New Roman" w:hAnsi="Times New Roman" w:eastAsia="Times New Roman" w:cs="Times New Roman"/>
+              </w:rPr>
+              <w:t>，</w:t>
+            </w:r>
+            <w:r>
+              <w:rPr>
+                <w:rFonts w:hint="eastAsia" w:ascii="Times New Roman" w:hAnsi="Times New Roman" w:eastAsia="FangSong" w:cs="Times New Roman"/>
+              </w:rPr>
+              <w:t>算完不回代验证</w:t>
+            </w:r>
+          </w:p>
+        </w:tc>
+      </w:tr>
+    </w:tbl>
+    <w:p>
+      <w:pPr>
+        <w:pStyle w:val="BodyText"/>
+        <w:spacing w:before="120"/>
+        <w:ind w:firstLine="420"/>
+      </w:pPr>
+      <w:r>
+        <w:rPr>
+          <w:rFonts w:hint="eastAsia" w:ascii="Times New Roman" w:hAnsi="Times New Roman" w:eastAsia="FangSong" w:cs="Times New Roman"/>
+        </w:rPr>
+        <w:t>选用时按下列顺序判断</w:t>
+      </w:r>
+      <w:r>
+        <w:rPr>
+          <w:rFonts w:hint="eastAsia" w:ascii="Times New Roman" w:hAnsi="Times New Roman" w:eastAsia="Times New Roman" w:cs="Times New Roman"/>
+        </w:rPr>
+        <w:t>。</w:t>
+      </w:r>
+      <w:r>
+        <w:rPr>
+          <w:rFonts w:hint="eastAsia" w:ascii="Times New Roman" w:hAnsi="Times New Roman" w:eastAsia="FangSong" w:cs="Times New Roman"/>
+        </w:rPr>
+        <w:t>前置步骤构成快速可逆对峙且逆向解离远快于后续转化时</w:t>
+      </w:r>
+      <w:r>
+        <w:rPr>
+          <w:rFonts w:hint="eastAsia" w:ascii="Times New Roman" w:hAnsi="Times New Roman" w:eastAsia="Times New Roman" w:cs="Times New Roman"/>
+        </w:rPr>
+        <w:t>，</w:t>
+      </w:r>
+      <w:r>
+        <w:rPr>
+          <w:rFonts w:hint="eastAsia" w:ascii="Times New Roman" w:hAnsi="Times New Roman" w:eastAsia="FangSong" w:cs="Times New Roman"/>
+        </w:rPr>
+        <w:t>选前置快速平衡</w:t>
+      </w:r>
+      <w:r>
+        <w:rPr>
+          <w:rFonts w:hint="eastAsia" w:ascii="Times New Roman" w:hAnsi="Times New Roman" w:eastAsia="Times New Roman" w:cs="Times New Roman"/>
+        </w:rPr>
+        <w:t>，</w:t>
+      </w:r>
+      <w:r>
+        <w:rPr>
+          <w:rFonts w:hint="eastAsia" w:ascii="Times New Roman" w:hAnsi="Times New Roman" w:eastAsia="FangSong" w:cs="Times New Roman"/>
+        </w:rPr>
+        <w:t>此时中间体浓度由平衡常数给出最为简洁</w:t>
+      </w:r>
+      <w:r>
+        <w:rPr>
+          <w:rFonts w:hint="eastAsia" w:ascii="Times New Roman" w:hAnsi="Times New Roman" w:eastAsia="Times New Roman" w:cs="Times New Roman"/>
+        </w:rPr>
+        <w:t>。</w:t>
+      </w:r>
+      <w:r>
+        <w:rPr>
+          <w:rFonts w:hint="eastAsia" w:ascii="Times New Roman" w:hAnsi="Times New Roman" w:eastAsia="FangSong" w:cs="Times New Roman"/>
+        </w:rPr>
+        <w:t>不满足前一条件但中间体确为高活性低浓度物种时</w:t>
+      </w:r>
+      <w:r>
+        <w:rPr>
+          <w:rFonts w:hint="eastAsia" w:ascii="Times New Roman" w:hAnsi="Times New Roman" w:eastAsia="Times New Roman" w:cs="Times New Roman"/>
+        </w:rPr>
+        <w:t>，</w:t>
+      </w:r>
+      <w:r>
+        <w:rPr>
+          <w:rFonts w:hint="eastAsia" w:ascii="Times New Roman" w:hAnsi="Times New Roman" w:eastAsia="FangSong" w:cs="Times New Roman"/>
+        </w:rPr>
+        <w:t>选拟稳态近似</w:t>
+      </w:r>
+      <w:r>
+        <w:rPr>
+          <w:rFonts w:hint="eastAsia" w:ascii="Times New Roman" w:hAnsi="Times New Roman" w:eastAsia="Times New Roman" w:cs="Times New Roman"/>
+        </w:rPr>
+        <w:t>。</w:t>
+      </w:r>
+      <w:r>
+        <w:rPr>
+          <w:rFonts w:hint="eastAsia" w:ascii="Times New Roman" w:hAnsi="Times New Roman" w:eastAsia="FangSong" w:cs="Times New Roman"/>
+        </w:rPr>
+        <w:t>若中间体并非低浓度物种</w:t>
+      </w:r>
+      <w:r>
+        <w:rPr>
+          <w:rFonts w:hint="eastAsia" w:ascii="Times New Roman" w:hAnsi="Times New Roman" w:eastAsia="Times New Roman" w:cs="Times New Roman"/>
+        </w:rPr>
+        <w:t>、</w:t>
+      </w:r>
+      <w:r>
+        <w:rPr>
+          <w:rFonts w:hint="eastAsia" w:ascii="Times New Roman" w:hAnsi="Times New Roman" w:eastAsia="FangSong" w:cs="Times New Roman"/>
+        </w:rPr>
+        <w:t>无法满足</w:t>
+      </w:r>
+      <w:r>
+        <w:rPr>
+          <w:rFonts w:ascii="Times New Roman" w:hAnsi="Times New Roman" w:eastAsia="Times New Roman" w:cs="Times New Roman"/>
+        </w:rPr>
+        <w:t xml:space="preserve"> </w:t>
+      </w:r>
+      <m:oMath>
+        <m:oMathPr>
+          <m:ctrlPr>
+            <w:rPr>
+              <w:sz w:val="28"/>
+              <w:szCs w:val="28"/>
+            </w:rPr>
+          </m:ctrlPr>
+        </m:oMathPr>
+        <m:r>
+          <m:rPr>
+            <m:sty m:val="p"/>
+          </m:rPr>
+          <m:t>[</m:t>
+        </m:r>
+        <m:r>
+          <m:t>I</m:t>
+        </m:r>
+        <m:r>
+          <m:rPr>
+            <m:sty m:val="p"/>
+          </m:rPr>
+          <m:t>]</m:t>
+        </m:r>
+        <m:r>
+          <m:rPr>
+            <m:sty m:val="p"/>
+          </m:rPr>
+          <m:t>≪</m:t>
+        </m:r>
+        <m:r>
+          <m:rPr>
+            <m:sty m:val="p"/>
+          </m:rPr>
+          <m:t>[</m:t>
+        </m:r>
+        <m:r>
+          <m:t>A</m:t>
+        </m:r>
+        <m:r>
+          <m:rPr>
+            <m:sty m:val="p"/>
+          </m:rPr>
+          <m:t>]</m:t>
+        </m:r>
+      </m:oMath>
+      <w:r>
+        <w:rPr>
+          <w:rFonts w:hint="eastAsia" w:ascii="Times New Roman" w:hAnsi="Times New Roman" w:eastAsia="Times New Roman" w:cs="Times New Roman"/>
+        </w:rPr>
+        <w:t>，</w:t>
+      </w:r>
+      <w:r>
+        <w:rPr>
+          <w:rFonts w:hint="eastAsia" w:ascii="Times New Roman" w:hAnsi="Times New Roman" w:eastAsia="FangSong" w:cs="Times New Roman"/>
+        </w:rPr>
+        <w:t>则三种近似都不适用</w:t>
+      </w:r>
+      <w:r>
+        <w:rPr>
+          <w:rFonts w:hint="eastAsia" w:ascii="Times New Roman" w:hAnsi="Times New Roman" w:eastAsia="Times New Roman" w:cs="Times New Roman"/>
+        </w:rPr>
+        <w:t>，</w:t>
+      </w:r>
+      <w:r>
+        <w:rPr>
+          <w:rFonts w:hint="eastAsia" w:ascii="Times New Roman" w:hAnsi="Times New Roman" w:eastAsia="FangSong" w:cs="Times New Roman"/>
+        </w:rPr>
+        <w:t>须回到完整的微分方程组联立求解</w:t>
+      </w:r>
+      <w:r>
+        <w:rPr>
+          <w:rFonts w:hint="eastAsia" w:ascii="Times New Roman" w:hAnsi="Times New Roman" w:eastAsia="Times New Roman" w:cs="Times New Roman"/>
+        </w:rPr>
+        <w:t>。</w:t>
+      </w:r>
+      <w:r>
+        <w:rPr>
+          <w:rFonts w:hint="eastAsia" w:ascii="Times New Roman" w:hAnsi="Times New Roman" w:eastAsia="FangSong" w:cs="Times New Roman"/>
+        </w:rPr>
+        <w:t>决速步近似只在速率常数的量级差异跨越若干个数量级</w:t>
+      </w:r>
+      <w:r>
+        <w:rPr>
+          <w:rFonts w:hint="eastAsia" w:ascii="Times New Roman" w:hAnsi="Times New Roman" w:eastAsia="Times New Roman" w:cs="Times New Roman"/>
+        </w:rPr>
+        <w:t>、</w:t>
+      </w:r>
+      <w:r>
+        <w:rPr>
+          <w:rFonts w:hint="eastAsia" w:ascii="Times New Roman" w:hAnsi="Times New Roman" w:eastAsia="FangSong" w:cs="Times New Roman"/>
+        </w:rPr>
+        <w:t>且对中间体浓度无要求时才用</w:t>
+      </w:r>
+      <w:r>
+        <w:rPr>
+          <w:rFonts w:hint="eastAsia" w:ascii="Times New Roman" w:hAnsi="Times New Roman" w:eastAsia="Times New Roman" w:cs="Times New Roman"/>
+        </w:rPr>
+        <w:t>，</w:t>
+      </w:r>
+      <w:r>
+        <w:rPr>
+          <w:rFonts w:hint="eastAsia" w:ascii="Times New Roman" w:hAnsi="Times New Roman" w:eastAsia="FangSong" w:cs="Times New Roman"/>
+        </w:rPr>
+        <w:t>它的适用面最窄</w:t>
+      </w:r>
+      <w:r>
+        <w:rPr>
+          <w:rFonts w:hint="eastAsia" w:ascii="Times New Roman" w:hAnsi="Times New Roman" w:eastAsia="Times New Roman" w:cs="Times New Roman"/>
+        </w:rPr>
+        <w:t>。</w:t>
+      </w:r>
+    </w:p>
+    <w:p>
+      <w:pPr>
+        <w:pStyle w:val="BodyText"/>
+        <w:ind w:firstLine="420"/>
+      </w:pPr>
+      <w:r>
+        <w:rPr>
+          <w:rFonts w:hint="eastAsia" w:ascii="Times New Roman" w:hAnsi="Times New Roman" w:eastAsia="FangSong" w:cs="Times New Roman"/>
+        </w:rPr>
+        <w:t>三者的总速率式形式相近</w:t>
+      </w:r>
+      <w:r>
+        <w:rPr>
+          <w:rFonts w:hint="eastAsia" w:ascii="Times New Roman" w:hAnsi="Times New Roman" w:eastAsia="Times New Roman" w:cs="Times New Roman"/>
+        </w:rPr>
+        <w:t>，</w:t>
+      </w:r>
+      <w:r>
+        <w:rPr>
+          <w:rFonts w:hint="eastAsia" w:ascii="Times New Roman" w:hAnsi="Times New Roman" w:eastAsia="FangSong" w:cs="Times New Roman"/>
+        </w:rPr>
+        <w:t>混淆时最稳妥的判别办法是把解出的中间体浓度回代检验</w:t>
+      </w:r>
+      <w:r>
+        <w:rPr>
+          <w:rFonts w:hint="eastAsia" w:ascii="Times New Roman" w:hAnsi="Times New Roman" w:eastAsia="Times New Roman" w:cs="Times New Roman"/>
+        </w:rPr>
+        <w:t>：</w:t>
+      </w:r>
+      <w:r>
+        <w:rPr>
+          <w:rFonts w:hint="eastAsia" w:ascii="Times New Roman" w:hAnsi="Times New Roman" w:eastAsia="FangSong" w:cs="Times New Roman"/>
+        </w:rPr>
+        <w:t>对前置快速平衡</w:t>
+      </w:r>
+      <w:r>
+        <w:rPr>
+          <w:rFonts w:hint="eastAsia" w:ascii="Times New Roman" w:hAnsi="Times New Roman" w:eastAsia="Times New Roman" w:cs="Times New Roman"/>
+        </w:rPr>
+        <w:t>，</w:t>
+      </w:r>
+      <m:oMath>
+        <m:r>
+          <m:rPr>
+            <m:sty m:val="p"/>
+          </m:rPr>
+          <m:t>[</m:t>
+        </m:r>
+        <m:r>
+          <m:t>I</m:t>
+        </m:r>
+        <m:r>
+          <m:rPr>
+            <m:sty m:val="p"/>
+          </m:rPr>
+          <m:t>]</m:t>
+        </m:r>
+      </m:oMath>
+      <w:r>
+        <w:rPr>
+          <w:rFonts w:ascii="Times New Roman" w:hAnsi="Times New Roman" w:eastAsia="Times New Roman" w:cs="Times New Roman"/>
+        </w:rPr>
+        <w:t xml:space="preserve"> </w:t>
+      </w:r>
+      <w:r>
+        <w:rPr>
+          <w:rFonts w:hint="eastAsia" w:ascii="Times New Roman" w:hAnsi="Times New Roman" w:eastAsia="FangSong" w:cs="Times New Roman"/>
+        </w:rPr>
+        <w:t xml:space="preserve">应与</w:t>
+      </w:r>
+      <w:r>
+        <w:rPr>
+          <w:rFonts w:ascii="Times New Roman" w:hAnsi="Times New Roman" w:eastAsia="Times New Roman" w:cs="Times New Roman"/>
+        </w:rPr>
+        <w:t xml:space="preserve"> </w:t>
+      </w:r>
+      <m:oMath>
+        <m:oMathPr>
+          <m:ctrlPr>
+            <w:rPr>
+              <w:sz w:val="28"/>
+              <w:szCs w:val="28"/>
+            </w:rPr>
+          </m:ctrlPr>
+        </m:oMathPr>
+        <m:r>
+          <m:rPr>
+            <m:sty m:val="p"/>
+          </m:rPr>
+          <m:t>[</m:t>
+        </m:r>
+        <m:r>
+          <m:t>A</m:t>
+        </m:r>
+        <m:r>
+          <m:rPr>
+            <m:sty m:val="p"/>
+          </m:rPr>
+          <m:t>]</m:t>
+        </m:r>
+        <m:r>
+          <m:rPr>
+            <m:sty m:val="p"/>
+          </m:rPr>
+          <m:t>[</m:t>
+        </m:r>
+        <m:r>
+          <m:t>B</m:t>
+        </m:r>
+        <m:r>
+          <m:rPr>
+            <m:sty m:val="p"/>
+          </m:rPr>
+          <m:t>]</m:t>
+        </m:r>
+      </m:oMath>
+      <w:r>
+        <w:rPr>
+          <w:rFonts w:ascii="Times New Roman" w:hAnsi="Times New Roman" w:eastAsia="Times New Roman" w:cs="Times New Roman"/>
+        </w:rPr>
+        <w:t xml:space="preserve"> </w:t>
+      </w:r>
+      <w:r>
+        <w:rPr>
+          <w:rFonts w:hint="eastAsia" w:ascii="Times New Roman" w:hAnsi="Times New Roman" w:eastAsia="FangSong" w:cs="Times New Roman"/>
+        </w:rPr>
+        <w:t xml:space="preserve">成正比且系数恰为</w:t>
+      </w:r>
+      <w:r>
+        <w:rPr>
+          <w:rFonts w:ascii="Times New Roman" w:hAnsi="Times New Roman" w:eastAsia="Times New Roman" w:cs="Times New Roman"/>
+        </w:rPr>
+        <w:t xml:space="preserve"> </w:t>
+      </w:r>
+      <m:oMath>
+        <m:sSub>
+          <m:e>
+            <m:r>
+              <m:t>K</m:t>
+            </m:r>
+          </m:e>
+          <m:sub>
+            <m:r>
+              <m:t>c</m:t>
+            </m:r>
+          </m:sub>
+        </m:sSub>
+      </m:oMath>
+      <w:r>
+        <w:rPr>
+          <w:rFonts w:hint="eastAsia" w:ascii="Times New Roman" w:hAnsi="Times New Roman" w:eastAsia="Times New Roman" w:cs="Times New Roman"/>
+        </w:rPr>
+        <w:t>；</w:t>
+      </w:r>
+      <w:r>
+        <w:rPr>
+          <w:rFonts w:hint="eastAsia" w:ascii="Times New Roman" w:hAnsi="Times New Roman" w:eastAsia="FangSong" w:cs="Times New Roman"/>
+        </w:rPr>
+        <w:t>对拟稳态近似</w:t>
+      </w:r>
+      <w:r>
+        <w:rPr>
+          <w:rFonts w:hint="eastAsia" w:ascii="Times New Roman" w:hAnsi="Times New Roman" w:eastAsia="Times New Roman" w:cs="Times New Roman"/>
+        </w:rPr>
+        <w:t>，</w:t>
+      </w:r>
+      <m:oMath>
+        <m:r>
+          <m:rPr>
+            <m:sty m:val="p"/>
+          </m:rPr>
+          <m:t>[</m:t>
+        </m:r>
+        <m:r>
+          <m:t>I</m:t>
+        </m:r>
+        <m:r>
+          <m:rPr>
+            <m:sty m:val="p"/>
+          </m:rPr>
+          <m:t>]</m:t>
+        </m:r>
+      </m:oMath>
+      <w:r>
+        <w:rPr>
+          <w:rFonts w:ascii="Times New Roman" w:hAnsi="Times New Roman" w:eastAsia="Times New Roman" w:cs="Times New Roman"/>
+        </w:rPr>
+        <w:t xml:space="preserve"> </w:t>
+      </w:r>
+      <w:r>
+        <w:rPr>
+          <w:rFonts w:hint="eastAsia" w:ascii="Times New Roman" w:hAnsi="Times New Roman" w:eastAsia="FangSong" w:cs="Times New Roman"/>
+        </w:rPr>
+        <w:t xml:space="preserve">中必然出现</w:t>
+      </w:r>
+      <w:r>
+        <w:rPr>
+          <w:rFonts w:ascii="Times New Roman" w:hAnsi="Times New Roman" w:eastAsia="Times New Roman" w:cs="Times New Roman"/>
+        </w:rPr>
+        <w:t xml:space="preserve"> </w:t>
+      </w:r>
+      <m:oMath>
+        <m:oMathPr>
+          <m:ctrlPr>
+            <w:rPr>
+              <w:sz w:val="28"/>
+              <w:szCs w:val="28"/>
+            </w:rPr>
+          </m:ctrlPr>
+        </m:oMathPr>
+        <m:sSub>
+          <m:e>
+            <m:r>
+              <m:t>k</m:t>
+            </m:r>
+          </m:e>
+          <m:sub>
+            <m:r>
+              <m:rPr>
+                <m:sty m:val="p"/>
+              </m:rPr>
+              <m:t>−</m:t>
+            </m:r>
+            <m:r>
+              <m:t>1</m:t>
+            </m:r>
+          </m:sub>
+        </m:sSub>
+        <m:r>
+          <m:rPr>
+            <m:sty m:val="p"/>
+          </m:rPr>
+          <m:t>+</m:t>
+        </m:r>
+        <m:sSub>
+          <m:e>
+            <m:r>
+              <m:t>k</m:t>
+            </m:r>
+          </m:e>
+          <m:sub>
+            <m:r>
+              <m:t>2</m:t>
+            </m:r>
+          </m:sub>
+        </m:sSub>
+      </m:oMath>
+      <w:r>
+        <w:rPr>
+          <w:rFonts w:ascii="Times New Roman" w:hAnsi="Times New Roman" w:eastAsia="Times New Roman" w:cs="Times New Roman"/>
+        </w:rPr>
+        <w:t xml:space="preserve"> </w:t>
+      </w:r>
+      <w:r>
+        <w:rPr>
+          <w:rFonts w:hint="eastAsia" w:ascii="Times New Roman" w:hAnsi="Times New Roman" w:eastAsia="FangSong" w:cs="Times New Roman"/>
+        </w:rPr>
+        <w:t>这类速率常数之和的分母</w:t>
+      </w:r>
+      <w:r>
+        <w:rPr>
+          <w:rFonts w:hint="eastAsia" w:ascii="Times New Roman" w:hAnsi="Times New Roman" w:eastAsia="Times New Roman" w:cs="Times New Roman"/>
+        </w:rPr>
+        <w:t>。</w:t>
+      </w:r>
+      <w:r>
+        <w:rPr>
+          <w:rFonts w:hint="eastAsia" w:ascii="Times New Roman" w:hAnsi="Times New Roman" w:eastAsia="FangSong" w:cs="Times New Roman"/>
+        </w:rPr>
+        <w:t>前者的系数是纯热力学量</w:t>
+      </w:r>
+      <w:r>
+        <w:rPr>
+          <w:rFonts w:hint="eastAsia" w:ascii="Times New Roman" w:hAnsi="Times New Roman" w:eastAsia="Times New Roman" w:cs="Times New Roman"/>
+        </w:rPr>
+        <w:t>，</w:t>
+      </w:r>
+      <w:r>
+        <w:rPr>
+          <w:rFonts w:hint="eastAsia" w:ascii="Times New Roman" w:hAnsi="Times New Roman" w:eastAsia="FangSong" w:cs="Times New Roman"/>
+        </w:rPr>
+        <w:t>后者的系数含动力学量</w:t>
+      </w:r>
+      <w:r>
+        <w:rPr>
+          <w:rFonts w:hint="eastAsia" w:ascii="Times New Roman" w:hAnsi="Times New Roman" w:eastAsia="Times New Roman" w:cs="Times New Roman"/>
+        </w:rPr>
+        <w:t>，</w:t>
+      </w:r>
+      <w:r>
+        <w:rPr>
+          <w:rFonts w:hint="eastAsia" w:ascii="Times New Roman" w:hAnsi="Times New Roman" w:eastAsia="FangSong" w:cs="Times New Roman"/>
+        </w:rPr>
+        <w:t>据此可判定实际走的是哪条路径</w:t>
+      </w:r>
+      <w:r>
+        <w:rPr>
+          <w:rFonts w:hint="eastAsia" w:ascii="Times New Roman" w:hAnsi="Times New Roman" w:eastAsia="Times New Roman" w:cs="Times New Roman"/>
+        </w:rPr>
+        <w:t>。</w:t>
+      </w:r>
+    </w:p>
     <w:p>
       <w:pPr>
         <w:spacing w:before="160" w:after="80"/>
@@ -9222,8 +12345,9 @@
         </w:pict>
       </w:r>
     </w:p>
-    <w:bookmarkEnd w:id="14"/>
-    <w:bookmarkStart w:id="21" w:name="超快反应微扰弛豫动力学与溶液反应原盐效应"/>
+    <w:bookmarkEnd w:id="15"/>
+    <w:bookmarkEnd w:id="16"/>
+    <w:bookmarkStart w:id="23" w:name="超快反应微扰弛豫动力学与溶液反应原盐效应"/>
     <w:p>
       <w:pPr>
         <w:pStyle w:val="Heading2"/>
@@ -11640,18 +14764,18 @@
                 <wp:inline>
                   <wp:extent cx="2381250" cy="2787574"/>
                   <wp:effectExtent b="0" l="0" r="0" t="0"/>
-                  <wp:docPr descr="" title="" id="16" name="Picture"/>
+                  <wp:docPr descr="" title="" id="18" name="Picture"/>
                   <a:graphic>
                     <a:graphicData uri="http://schemas.openxmlformats.org/drawingml/2006/picture">
                       <pic:pic>
                         <pic:nvPicPr>
-                          <pic:cNvPr descr="4a3d387c4637a03e3fa570e09af3549320c56194b8cf2095b620ac5fa78edb18.jpg" id="17" name="Picture"/>
+                          <pic:cNvPr descr="4a3d387c4637a03e3fa570e09af3549320c56194b8cf2095b620ac5fa78edb18.jpg" id="19" name="Picture"/>
                           <pic:cNvPicPr>
                             <a:picLocks noChangeArrowheads="1" noChangeAspect="1"/>
                           </pic:cNvPicPr>
                         </pic:nvPicPr>
                         <pic:blipFill>
-                          <a:blip r:embed="rId15"/>
+                          <a:blip r:embed="rId17"/>
                           <a:stretch>
                             <a:fillRect/>
                           </a:stretch>
@@ -11694,18 +14818,18 @@
                 <wp:inline>
                   <wp:extent cx="2381250" cy="2462759"/>
                   <wp:effectExtent b="0" l="0" r="0" t="0"/>
-                  <wp:docPr descr="" title="" id="19" name="Picture"/>
+                  <wp:docPr descr="" title="" id="21" name="Picture"/>
                   <a:graphic>
                     <a:graphicData uri="http://schemas.openxmlformats.org/drawingml/2006/picture">
                       <pic:pic>
                         <pic:nvPicPr>
-                          <pic:cNvPr descr="02f6a621ce3318575b9b04cc4bc7a755ee355f915e3e368847f72d9ec40aee4c.jpg" id="20" name="Picture"/>
+                          <pic:cNvPr descr="02f6a621ce3318575b9b04cc4bc7a755ee355f915e3e368847f72d9ec40aee4c.jpg" id="22" name="Picture"/>
                           <pic:cNvPicPr>
                             <a:picLocks noChangeArrowheads="1" noChangeAspect="1"/>
                           </pic:cNvPicPr>
                         </pic:nvPicPr>
                         <pic:blipFill>
-                          <a:blip r:embed="rId18"/>
+                          <a:blip r:embed="rId20"/>
                           <a:stretch>
                             <a:fillRect/>
                           </a:stretch>
@@ -12082,8 +15206,8 @@
         </w:pict>
       </w:r>
     </w:p>
-    <w:bookmarkEnd w:id="21"/>
-    <w:bookmarkStart w:id="28" w:name="自由基链反应机理与支链爆炸微分判据"/>
+    <w:bookmarkEnd w:id="23"/>
+    <w:bookmarkStart w:id="30" w:name="自由基链反应机理与支链爆炸微分判据"/>
     <w:p>
       <w:pPr>
         <w:pStyle w:val="Heading2"/>
@@ -12310,18 +15434,18 @@
                 <wp:inline>
                   <wp:extent cx="2381250" cy="2199700"/>
                   <wp:effectExtent b="0" l="0" r="0" t="0"/>
-                  <wp:docPr descr="" title="" id="23" name="Picture"/>
+                  <wp:docPr descr="" title="" id="25" name="Picture"/>
                   <a:graphic>
                     <a:graphicData uri="http://schemas.openxmlformats.org/drawingml/2006/picture">
                       <pic:pic>
                         <pic:nvPicPr>
-                          <pic:cNvPr descr="98602a7a2aab590d6c27feac27bcc362a18e8d50697d135c256ada4e622fbec4.jpg" id="24" name="Picture"/>
+                          <pic:cNvPr descr="98602a7a2aab590d6c27feac27bcc362a18e8d50697d135c256ada4e622fbec4.jpg" id="26" name="Picture"/>
                           <pic:cNvPicPr>
                             <a:picLocks noChangeArrowheads="1" noChangeAspect="1"/>
                           </pic:cNvPicPr>
                         </pic:nvPicPr>
                         <pic:blipFill>
-                          <a:blip r:embed="rId22"/>
+                          <a:blip r:embed="rId24"/>
                           <a:stretch>
                             <a:fillRect/>
                           </a:stretch>
@@ -12364,18 +15488,18 @@
                 <wp:inline>
                   <wp:extent cx="2381250" cy="2823278"/>
                   <wp:effectExtent b="0" l="0" r="0" t="0"/>
-                  <wp:docPr descr="" title="" id="26" name="Picture"/>
+                  <wp:docPr descr="" title="" id="28" name="Picture"/>
                   <a:graphic>
                     <a:graphicData uri="http://schemas.openxmlformats.org/drawingml/2006/picture">
                       <pic:pic>
                         <pic:nvPicPr>
-                          <pic:cNvPr descr="5a4900a227eda1090319d40da66d0eb3b7128c7905113c1e81c5a34e6366a4c5.jpg" id="27" name="Picture"/>
+                          <pic:cNvPr descr="5a4900a227eda1090319d40da66d0eb3b7128c7905113c1e81c5a34e6366a4c5.jpg" id="29" name="Picture"/>
                           <pic:cNvPicPr>
                             <a:picLocks noChangeArrowheads="1" noChangeAspect="1"/>
                           </pic:cNvPicPr>
                         </pic:nvPicPr>
                         <pic:blipFill>
-                          <a:blip r:embed="rId25"/>
+                          <a:blip r:embed="rId27"/>
                           <a:stretch>
                             <a:fillRect/>
                           </a:stretch>
@@ -13482,8 +16606,8 @@
         </w:pict>
       </w:r>
     </w:p>
-    <w:bookmarkEnd w:id="28"/>
-    <w:bookmarkStart w:id="38" w:name="酶催化动力学与非线性化学振荡建模"/>
+    <w:bookmarkEnd w:id="30"/>
+    <w:bookmarkStart w:id="40" w:name="酶催化动力学与非线性化学振荡建模"/>
     <w:p>
       <w:pPr>
         <w:pStyle w:val="Heading2"/>
@@ -14240,18 +17364,18 @@
                 <wp:inline>
                   <wp:extent cx="2667000" cy="1752727"/>
                   <wp:effectExtent b="0" l="0" r="0" t="0"/>
-                  <wp:docPr descr="" title="" id="30" name="Picture"/>
+                  <wp:docPr descr="" title="" id="32" name="Picture"/>
                   <a:graphic>
                     <a:graphicData uri="http://schemas.openxmlformats.org/drawingml/2006/picture">
                       <pic:pic>
                         <pic:nvPicPr>
-                          <pic:cNvPr descr="c773f22331739a539e87c8d1ed1c394e495e2b5406c91f057716a274136215d4.jpg" id="31" name="Picture"/>
+                          <pic:cNvPr descr="c773f22331739a539e87c8d1ed1c394e495e2b5406c91f057716a274136215d4.jpg" id="33" name="Picture"/>
                           <pic:cNvPicPr>
                             <a:picLocks noChangeArrowheads="1" noChangeAspect="1"/>
                           </pic:cNvPicPr>
                         </pic:nvPicPr>
                         <pic:blipFill>
-                          <a:blip r:embed="rId29"/>
+                          <a:blip r:embed="rId31"/>
                           <a:stretch>
                             <a:fillRect/>
                           </a:stretch>
@@ -15445,18 +18569,18 @@
                 <wp:inline>
                   <wp:extent cx="2381250" cy="2507983"/>
                   <wp:effectExtent b="0" l="0" r="0" t="0"/>
-                  <wp:docPr descr="" title="" id="33" name="Picture"/>
+                  <wp:docPr descr="" title="" id="35" name="Picture"/>
                   <a:graphic>
                     <a:graphicData uri="http://schemas.openxmlformats.org/drawingml/2006/picture">
                       <pic:pic>
                         <pic:nvPicPr>
-                          <pic:cNvPr descr="ec119642eb99ec7df1d40ddf6d44a99f084b8cfc2c54eaa5ad2fec9ca21bc78b.jpg" id="34" name="Picture"/>
+                          <pic:cNvPr descr="ec119642eb99ec7df1d40ddf6d44a99f084b8cfc2c54eaa5ad2fec9ca21bc78b.jpg" id="36" name="Picture"/>
                           <pic:cNvPicPr>
                             <a:picLocks noChangeArrowheads="1" noChangeAspect="1"/>
                           </pic:cNvPicPr>
                         </pic:nvPicPr>
                         <pic:blipFill>
-                          <a:blip r:embed="rId32"/>
+                          <a:blip r:embed="rId34"/>
                           <a:stretch>
                             <a:fillRect/>
                           </a:stretch>
@@ -15499,18 +18623,18 @@
                 <wp:inline>
                   <wp:extent cx="2381250" cy="2008995"/>
                   <wp:effectExtent b="0" l="0" r="0" t="0"/>
-                  <wp:docPr descr="" title="" id="36" name="Picture"/>
+                  <wp:docPr descr="" title="" id="38" name="Picture"/>
                   <a:graphic>
                     <a:graphicData uri="http://schemas.openxmlformats.org/drawingml/2006/picture">
                       <pic:pic>
                         <pic:nvPicPr>
-                          <pic:cNvPr descr="cce79c1e8bd8b449f660e3c0b8cf0bacfb19b1a3179cfcd1267978a1af1377f3.jpg" id="37" name="Picture"/>
+                          <pic:cNvPr descr="cce79c1e8bd8b449f660e3c0b8cf0bacfb19b1a3179cfcd1267978a1af1377f3.jpg" id="39" name="Picture"/>
                           <pic:cNvPicPr>
                             <a:picLocks noChangeArrowheads="1" noChangeAspect="1"/>
                           </pic:cNvPicPr>
                         </pic:nvPicPr>
                         <pic:blipFill>
-                          <a:blip r:embed="rId35"/>
+                          <a:blip r:embed="rId37"/>
                           <a:stretch>
                             <a:fillRect/>
                           </a:stretch>
@@ -15941,8 +19065,8 @@
         </w:pict>
       </w:r>
     </w:p>
-    <w:bookmarkEnd w:id="38"/>
-    <w:bookmarkStart w:id="43" w:name="典型真题与计算建模全解"/>
+    <w:bookmarkEnd w:id="40"/>
+    <w:bookmarkStart w:id="45" w:name="典型真题与计算建模全解"/>
     <w:p>
       <w:pPr>
         <w:pStyle w:val="Heading2"/>
@@ -15961,7 +19085,7 @@
         <w:t xml:space="preserve">典型真题与计算建模全解</w:t>
       </w:r>
     </w:p>
-    <w:bookmarkStart w:id="39" w:name="例-1-stokes-einstein-与最小二乘由扩散测胶体与生物分子粒径"/>
+    <w:bookmarkStart w:id="41" w:name="例-1-stokes-einstein-与最小二乘由扩散测胶体与生物分子粒径"/>
     <w:p>
       <w:pPr>
         <w:pStyle w:val="Heading3"/>
@@ -16948,8 +20072,8 @@
         </w:pict>
       </w:r>
     </w:p>
-    <w:bookmarkEnd w:id="39"/>
-    <w:bookmarkStart w:id="40" w:name="例-2-一级平行反应温度如何调控选择性"/>
+    <w:bookmarkEnd w:id="41"/>
+    <w:bookmarkStart w:id="42" w:name="例-2-一级平行反应温度如何调控选择性"/>
     <w:p>
       <w:pPr>
         <w:pStyle w:val="Heading3"/>
@@ -17846,8 +20970,8 @@
         </w:pict>
       </w:r>
     </w:p>
-    <w:bookmarkEnd w:id="40"/>
-    <w:bookmarkStart w:id="41" w:name="例-3-竞争路径与由速率常数提取热力学量"/>
+    <w:bookmarkEnd w:id="42"/>
+    <w:bookmarkStart w:id="43" w:name="例-3-竞争路径与由速率常数提取热力学量"/>
     <w:p>
       <w:pPr>
         <w:pStyle w:val="Heading3"/>
@@ -19020,8 +22144,8 @@
         </w:pict>
       </w:r>
     </w:p>
-    <w:bookmarkEnd w:id="41"/>
-    <w:bookmarkStart w:id="42" w:name="例-4-双倒数作图判反应机理"/>
+    <w:bookmarkEnd w:id="43"/>
+    <w:bookmarkStart w:id="44" w:name="例-4-双倒数作图判反应机理"/>
     <w:p>
       <w:pPr>
         <w:pStyle w:val="Heading3"/>
@@ -19743,9 +22867,9 @@
         </w:pict>
       </w:r>
     </w:p>
-    <w:bookmarkEnd w:id="42"/>
-    <w:bookmarkEnd w:id="43"/>
-    <w:bookmarkStart w:id="44" w:name="课后习题"/>
+    <w:bookmarkEnd w:id="44"/>
+    <w:bookmarkEnd w:id="45"/>
+    <w:bookmarkStart w:id="46" w:name="课后习题"/>
     <w:p>
       <w:pPr>
         <w:pStyle w:val="Heading2"/>
@@ -40777,7 +43901,7 @@
         <w:pStyle w:val="BodyText"/>
       </w:pPr>
     </w:p>
-    <w:bookmarkEnd w:id="44"/>
+    <w:bookmarkEnd w:id="46"/>
     <w:sectPr>
       <w:footerReference w:type="default" r:id="rId9"/>
       <w:footnotePr>

--- a/06-学生侧材料/讲义/学生专用版/3-物理化学/化学动力学计算建模-超级充实版（学生专用版）.docx
+++ b/06-学生侧材料/讲义/学生专用版/3-物理化学/化学动力学计算建模-超级充实版（学生专用版）.docx
@@ -859,12 +859,12 @@
         </w:tblBorders>
       </w:tblPr>
       <w:tblGrid>
-        <w:gridCol w:w="1320"/>
-        <w:gridCol w:w="1320"/>
-        <w:gridCol w:w="1320"/>
-        <w:gridCol w:w="1320"/>
-        <w:gridCol w:w="1320"/>
-        <w:gridCol w:w="1320"/>
+        <w:gridCol w:w="1056"/>
+        <w:gridCol w:w="1254"/>
+        <w:gridCol w:w="1518"/>
+        <w:gridCol w:w="924"/>
+        <w:gridCol w:w="1716"/>
+        <w:gridCol w:w="1452"/>
       </w:tblGrid>
       <w:tr>
         <w:trPr>
@@ -8236,9 +8236,9 @@
         </w:tblBorders>
       </w:tblPr>
       <w:tblGrid>
-        <w:gridCol w:w="2640"/>
-        <w:gridCol w:w="2640"/>
-        <w:gridCol w:w="2640"/>
+        <w:gridCol w:w="1122"/>
+        <w:gridCol w:w="2970"/>
+        <w:gridCol w:w="3828"/>
       </w:tblGrid>
       <w:tr>
         <w:trPr>
@@ -24474,11 +24474,11 @@
         </w:tblBorders>
       </w:tblPr>
       <w:tblGrid>
-        <w:gridCol w:w="1584"/>
-        <w:gridCol w:w="1584"/>
-        <w:gridCol w:w="1584"/>
-        <w:gridCol w:w="1584"/>
-        <w:gridCol w:w="1584"/>
+        <w:gridCol w:w="2574"/>
+        <w:gridCol w:w="1386"/>
+        <w:gridCol w:w="1320"/>
+        <w:gridCol w:w="1320"/>
+        <w:gridCol w:w="1320"/>
       </w:tblGrid>
       <w:tr>
         <w:trPr>
@@ -27140,12 +27140,12 @@
         </w:tblBorders>
       </w:tblPr>
       <w:tblGrid>
+        <w:gridCol w:w="2112"/>
         <w:gridCol w:w="1320"/>
-        <w:gridCol w:w="1320"/>
-        <w:gridCol w:w="1320"/>
-        <w:gridCol w:w="1320"/>
-        <w:gridCol w:w="1320"/>
-        <w:gridCol w:w="1320"/>
+        <w:gridCol w:w="1254"/>
+        <w:gridCol w:w="1254"/>
+        <w:gridCol w:w="1254"/>
+        <w:gridCol w:w="726"/>
       </w:tblGrid>
       <w:tr>
         <w:trPr>
